--- a/ESG_Text_Based_Incentives/Documentation/Reports/01_Quality_Audit_Report.docx
+++ b/ESG_Text_Based_Incentives/Documentation/Reports/01_Quality_Audit_Report.docx
@@ -168,7 +168,7 @@
                 <w:sz w:val="17"/>
                 <w:szCs w:val="17"/>
               </w:rPr>
-              <w:t xml:space="preserve">v1.0</w:t>
+              <w:t xml:space="preserve">v1.1</w:t>
             </w:r>
           </w:p>
         </w:tc>
@@ -228,7 +228,7 @@
                 <w:sz w:val="17"/>
                 <w:szCs w:val="17"/>
               </w:rPr>
-              <w:t xml:space="preserve">2026-10-31 14:49</w:t>
+              <w:t xml:space="preserve">2026-10-31 16:56</w:t>
             </w:r>
           </w:p>
         </w:tc>
@@ -259,7 +259,7 @@
                 <w:sz w:val="17"/>
                 <w:szCs w:val="17"/>
               </w:rPr>
-              <w:t xml:space="preserve">Git commit / branch</w:t>
+              <w:t xml:space="preserve">Git commit</w:t>
             </w:r>
           </w:p>
         </w:tc>
@@ -288,7 +288,67 @@
                 <w:sz w:val="17"/>
                 <w:szCs w:val="17"/>
               </w:rPr>
-              <w:t xml:space="preserve">0e5993a / claude/upbeat-sagan-iyscuv</w:t>
+              <w:t xml:space="preserve">dd6c450</w:t>
+            </w:r>
+          </w:p>
+        </w:tc>
+      </w:tr>
+      <w:tr>
+        <w:tc>
+          <w:tcPr>
+            <w:tcW w:type="dxa" w:w="2610"/>
+            <w:tcBorders>
+              <w:top w:val="single" w:color="BFBFBF" w:sz="4"/>
+              <w:left w:val="single" w:color="BFBFBF" w:sz="4"/>
+              <w:bottom w:val="single" w:color="BFBFBF" w:sz="4"/>
+              <w:right w:val="single" w:color="BFBFBF" w:sz="4"/>
+            </w:tcBorders>
+            <w:tcMar>
+              <w:top w:type="dxa" w:w="40"/>
+              <w:left w:type="dxa" w:w="80"/>
+              <w:bottom w:type="dxa" w:w="40"/>
+              <w:right w:type="dxa" w:w="80"/>
+            </w:tcMar>
+          </w:tcPr>
+          <w:p>
+            <w:r>
+              <w:rPr>
+                <w:rFonts w:ascii="Calibri" w:cs="Calibri" w:eastAsia="Microsoft YaHei" w:hAnsi="Calibri"/>
+                <w:b w:val="false"/>
+                <w:bCs w:val="false"/>
+                <w:sz w:val="17"/>
+                <w:szCs w:val="17"/>
+              </w:rPr>
+              <w:t xml:space="preserve">Validation status</w:t>
+            </w:r>
+          </w:p>
+        </w:tc>
+        <w:tc>
+          <w:tcPr>
+            <w:tcW w:type="dxa" w:w="7028"/>
+            <w:tcBorders>
+              <w:top w:val="single" w:color="BFBFBF" w:sz="4"/>
+              <w:left w:val="single" w:color="BFBFBF" w:sz="4"/>
+              <w:bottom w:val="single" w:color="BFBFBF" w:sz="4"/>
+              <w:right w:val="single" w:color="BFBFBF" w:sz="4"/>
+            </w:tcBorders>
+            <w:tcMar>
+              <w:top w:type="dxa" w:w="40"/>
+              <w:left w:type="dxa" w:w="80"/>
+              <w:bottom w:type="dxa" w:w="40"/>
+              <w:right w:type="dxa" w:w="80"/>
+            </w:tcMar>
+          </w:tcPr>
+          <w:p>
+            <w:r>
+              <w:rPr>
+                <w:rFonts w:ascii="Calibri" w:cs="Calibri" w:eastAsia="Microsoft YaHei" w:hAnsi="Calibri"/>
+                <w:b w:val="false"/>
+                <w:bCs w:val="false"/>
+                <w:sz w:val="17"/>
+                <w:szCs w:val="17"/>
+              </w:rPr>
+              <w:t xml:space="preserve">PROVISIONAL</w:t>
             </w:r>
           </w:p>
         </w:tc>
@@ -375,7 +435,7 @@
         <w:rPr>
           <w:rFonts w:ascii="Calibri" w:cs="Calibri" w:eastAsia="Microsoft YaHei" w:hAnsi="Calibri"/>
         </w:rPr>
-        <w:t xml:space="preserve">本报告由 Step 16 重新读取最终 .dta 文件独立生成，共执行 </w:t>
+        <w:t xml:space="preserve">Step 16 重新读取最终 .dta 文件，独立执行 </w:t>
       </w:r>
       <w:r>
         <w:rPr>
@@ -383,13 +443,13 @@
           <w:b/>
           <w:bCs/>
         </w:rPr>
-        <w:t xml:space="preserve">75</w:t>
+        <w:t xml:space="preserve">93</w:t>
       </w:r>
       <w:r>
         <w:rPr>
           <w:rFonts w:ascii="Calibri" w:cs="Calibri" w:eastAsia="Microsoft YaHei" w:hAnsi="Calibri"/>
         </w:rPr>
-        <w:t xml:space="preserve"> 项检查：PASS 61，FAIL 0，WARN 2，INFO 12。关键逻辑（Grant ESG、各层计数、采用指标聚合、同一文本标签一致性）均从下层数据重新推导后与成品比对，而非直接复用构建步骤的结果。</w:t>
+        <w:t xml:space="preserve"> 项检查：PASS 77，FAIL 0，WARN 2，INFO 14。关键逻辑（Grant ESG、各层计数、采用指标、E/S/G 采用、lb 占比、同一文本标签一致性、text_id 哈希）均从下层数据重新推导后与成品比对，而非直接复用构建步骤的结果。</w:t>
       </w:r>
     </w:p>
     <w:p>
@@ -404,7 +464,7 @@
           <w:iCs/>
           <w:color w:val="7F6000"/>
         </w:rPr>
-        <w:t xml:space="preserve">WARN 项均与人工验证有关：目前没有独立人工标注，所有 ESG 标签仍为暂定 (Provisional)，不得报告分类准确率。</w:t>
+        <w:t xml:space="preserve">没有 FAIL 项。WARN 项与人工验证有关：在人工标注返回之前，所有 ESG 标签为暂定（Provisional），不得报告分类准确率。</w:t>
       </w:r>
     </w:p>
     <w:p>
@@ -1005,7 +1065,7 @@
                 <w:sz w:val="16"/>
                 <w:szCs w:val="16"/>
               </w:rPr>
-              <w:t xml:space="preserve">36</w:t>
+              <w:t xml:space="preserve">38</w:t>
             </w:r>
           </w:p>
         </w:tc>
@@ -1239,7 +1299,7 @@
                 <w:sz w:val="16"/>
                 <w:szCs w:val="16"/>
               </w:rPr>
-              <w:t xml:space="preserve">69</w:t>
+              <w:t xml:space="preserve">76</w:t>
             </w:r>
           </w:p>
         </w:tc>
@@ -1473,7 +1533,7 @@
                 <w:sz w:val="16"/>
                 <w:szCs w:val="16"/>
               </w:rPr>
-              <w:t xml:space="preserve">73</w:t>
+              <w:t xml:space="preserve">96</w:t>
             </w:r>
           </w:p>
         </w:tc>
@@ -1707,7 +1767,7 @@
                 <w:sz w:val="16"/>
                 <w:szCs w:val="16"/>
               </w:rPr>
-              <w:t xml:space="preserve">76</w:t>
+              <w:t xml:space="preserve">99</w:t>
             </w:r>
           </w:p>
         </w:tc>
@@ -1941,7 +2001,7 @@
                 <w:sz w:val="16"/>
                 <w:szCs w:val="16"/>
               </w:rPr>
-              <w:t xml:space="preserve">70</w:t>
+              <w:t xml:space="preserve">94</w:t>
             </w:r>
           </w:p>
         </w:tc>
@@ -2175,7 +2235,7 @@
                 <w:sz w:val="16"/>
                 <w:szCs w:val="16"/>
               </w:rPr>
-              <w:t xml:space="preserve">63</w:t>
+              <w:t xml:space="preserve">86</w:t>
             </w:r>
           </w:p>
         </w:tc>
@@ -3184,7 +3244,7 @@
                 <w:sz w:val="15"/>
                 <w:szCs w:val="15"/>
               </w:rPr>
-              <w:t xml:space="preserve">{0.0: 27666, nan: 7884, 1.0: 3040}</w:t>
+              <w:t xml:space="preserve">{0.0: 28022, nan: 7525, 1.0: 3043}</w:t>
             </w:r>
           </w:p>
         </w:tc>
@@ -3331,7 +3391,7 @@
                 <w:sz w:val="15"/>
                 <w:szCs w:val="15"/>
               </w:rPr>
-              <w:t xml:space="preserve">{0.0: 25951, nan: 8261, 1.0: 4378}</w:t>
+              <w:t xml:space="preserve">{0.0: 26314, nan: 7901, 1.0: 4375}</w:t>
             </w:r>
           </w:p>
         </w:tc>
@@ -3478,7 +3538,7 @@
                 <w:sz w:val="15"/>
                 <w:szCs w:val="15"/>
               </w:rPr>
-              <w:t xml:space="preserve">{0.0: 28991, nan: 8261, 1.0: 1338}</w:t>
+              <w:t xml:space="preserve">{0.0: 29357, nan: 7925, 1.0: 1308}</w:t>
             </w:r>
           </w:p>
         </w:tc>
@@ -3625,7 +3685,7 @@
                 <w:sz w:val="15"/>
                 <w:szCs w:val="15"/>
               </w:rPr>
-              <w:t xml:space="preserve">{0.0: 29979, nan: 8013, 1.0: 598}</w:t>
+              <w:t xml:space="preserve">{0.0: 30342, nan: 7652, 1.0: 596}</w:t>
             </w:r>
           </w:p>
         </w:tc>
@@ -3772,7 +3832,7 @@
                 <w:sz w:val="15"/>
                 <w:szCs w:val="15"/>
               </w:rPr>
-              <w:t xml:space="preserve">{0.0: 28192, nan: 8010, 1.0: 2388}</w:t>
+              <w:t xml:space="preserve">{0.0: 28514, nan: 7652, 1.0: 2424}</w:t>
             </w:r>
           </w:p>
         </w:tc>
@@ -3919,7 +3979,7 @@
                 <w:sz w:val="15"/>
                 <w:szCs w:val="15"/>
               </w:rPr>
-              <w:t xml:space="preserve">{0.0: 30443, nan: 8019, 1.0: 128}</w:t>
+              <w:t xml:space="preserve">{0.0: 30833, nan: 7658, 1.0: 99}</w:t>
             </w:r>
           </w:p>
         </w:tc>
@@ -4280,7 +4340,7 @@
                 <w:sz w:val="15"/>
                 <w:szCs w:val="15"/>
               </w:rPr>
-              <w:t xml:space="preserve">extended_only = Extended &amp; not Strict</w:t>
+              <w:t xml:space="preserve">status consistent (unknown &lt;=&gt; strict missing; confirmed &lt;=&gt; human_reviewed)</w:t>
             </w:r>
           </w:p>
         </w:tc>
@@ -4416,7 +4476,7 @@
                 <w:sz w:val="15"/>
                 <w:szCs w:val="15"/>
               </w:rPr>
-              <w:t xml:space="preserve">status consistent (unknown &lt;=&gt; strict missing; confirmed &lt;=&gt; human_reviewed)</w:t>
+              <w:t xml:space="preserve">every label has a method and a reason</w:t>
             </w:r>
           </w:p>
         </w:tc>
@@ -4552,7 +4612,7 @@
                 <w:sz w:val="15"/>
                 <w:szCs w:val="15"/>
               </w:rPr>
-              <w:t xml:space="preserve">every label has a method and a reason</w:t>
+              <w:t xml:space="preserve">text_id = 'T' + SHA-1(text_key)[:10] (stable across versions)</w:t>
             </w:r>
           </w:p>
         </w:tc>
@@ -4688,7 +4748,7 @@
                 <w:sz w:val="15"/>
                 <w:szCs w:val="15"/>
               </w:rPr>
-              <w:t xml:space="preserve">classifier_version recorded</w:t>
+              <w:t xml:space="preserve">esg_extended_only follows three-state rule (Unknown when Strict Unknown &amp; Extended 1)</w:t>
             </w:r>
           </w:p>
         </w:tc>
@@ -4737,18 +4797,7 @@
               <w:right w:type="dxa" w:w="80"/>
             </w:tcMar>
           </w:tcPr>
-          <w:p>
-            <w:r>
-              <w:rPr>
-                <w:rFonts w:ascii="Calibri" w:cs="Calibri" w:eastAsia="Microsoft YaHei" w:hAnsi="Calibri"/>
-                <w:b w:val="false"/>
-                <w:bCs w:val="false"/>
-                <w:sz w:val="15"/>
-                <w:szCs w:val="15"/>
-              </w:rPr>
-              <w:t xml:space="preserve">v1.0</w:t>
-            </w:r>
-          </w:p>
+          <w:p/>
         </w:tc>
       </w:tr>
       <w:tr>
@@ -4835,7 +4884,7 @@
                 <w:sz w:val="15"/>
                 <w:szCs w:val="15"/>
               </w:rPr>
-              <w:t xml:space="preserve">year range within 1998-2021</w:t>
+              <w:t xml:space="preserve">pillars 0 when Strict = 0 and Unknown when Strict Unknown</w:t>
             </w:r>
           </w:p>
         </w:tc>
@@ -4884,18 +4933,7 @@
               <w:right w:type="dxa" w:w="80"/>
             </w:tcMar>
           </w:tcPr>
-          <w:p>
-            <w:r>
-              <w:rPr>
-                <w:rFonts w:ascii="Calibri" w:cs="Calibri" w:eastAsia="Microsoft YaHei" w:hAnsi="Calibri"/>
-                <w:b w:val="false"/>
-                <w:bCs w:val="false"/>
-                <w:sz w:val="15"/>
-                <w:szCs w:val="15"/>
-              </w:rPr>
-              <w:t xml:space="preserve">1998.0-2021.0</w:t>
-            </w:r>
-          </w:p>
+          <w:p/>
         </w:tc>
       </w:tr>
       <w:tr>
@@ -4982,7 +5020,7 @@
                 <w:sz w:val="15"/>
                 <w:szCs w:val="15"/>
               </w:rPr>
-              <w:t xml:space="preserve">share of units Unknown (Strict)</w:t>
+              <w:t xml:space="preserve">classifier_version recorded</w:t>
             </w:r>
           </w:p>
         </w:tc>
@@ -5011,7 +5049,7 @@
                 <w:sz w:val="15"/>
                 <w:szCs w:val="15"/>
               </w:rPr>
-              <w:t xml:space="preserve">INFO</w:t>
+              <w:t xml:space="preserve">PASS</w:t>
             </w:r>
           </w:p>
         </w:tc>
@@ -5040,7 +5078,7 @@
                 <w:sz w:val="15"/>
                 <w:szCs w:val="15"/>
               </w:rPr>
-              <w:t xml:space="preserve">0.2043</w:t>
+              <w:t xml:space="preserve">v1.1</w:t>
             </w:r>
           </w:p>
         </w:tc>
@@ -5129,7 +5167,7 @@
                 <w:sz w:val="15"/>
                 <w:szCs w:val="15"/>
               </w:rPr>
-              <w:t xml:space="preserve">units using structured context (blank text)</w:t>
+              <w:t xml:space="preserve">year range within 1998-2021</w:t>
             </w:r>
           </w:p>
         </w:tc>
@@ -5158,7 +5196,7 @@
                 <w:sz w:val="15"/>
                 <w:szCs w:val="15"/>
               </w:rPr>
-              <w:t xml:space="preserve">INFO</w:t>
+              <w:t xml:space="preserve">PASS</w:t>
             </w:r>
           </w:p>
         </w:tc>
@@ -5187,7 +5225,7 @@
                 <w:sz w:val="15"/>
                 <w:szCs w:val="15"/>
               </w:rPr>
-              <w:t xml:space="preserve">4</w:t>
+              <w:t xml:space="preserve">1998.0-2021.0</w:t>
             </w:r>
           </w:p>
         </w:tc>
@@ -5276,7 +5314,7 @@
                 <w:sz w:val="15"/>
                 <w:szCs w:val="15"/>
               </w:rPr>
-              <w:t xml:space="preserve">human-reviewed units</w:t>
+              <w:t xml:space="preserve">share of units Unknown (Strict)</w:t>
             </w:r>
           </w:p>
         </w:tc>
@@ -5305,7 +5343,7 @@
                 <w:sz w:val="15"/>
                 <w:szCs w:val="15"/>
               </w:rPr>
-              <w:t xml:space="preserve">WARN</w:t>
+              <w:t xml:space="preserve">INFO</w:t>
             </w:r>
           </w:p>
         </w:tc>
@@ -5334,7 +5372,7 @@
                 <w:sz w:val="15"/>
                 <w:szCs w:val="15"/>
               </w:rPr>
-              <w:t xml:space="preserve">0</w:t>
+              <w:t xml:space="preserve">0.195</w:t>
             </w:r>
           </w:p>
         </w:tc>
@@ -5394,7 +5432,7 @@
                 <w:sz w:val="15"/>
                 <w:szCs w:val="15"/>
               </w:rPr>
-              <w:t xml:space="preserve">B-alt</w:t>
+              <w:t xml:space="preserve">A</w:t>
             </w:r>
           </w:p>
         </w:tc>
@@ -5423,7 +5461,7 @@
                 <w:sz w:val="15"/>
                 <w:szCs w:val="15"/>
               </w:rPr>
-              <w:t xml:space="preserve">goal_record_id unique</w:t>
+              <w:t xml:space="preserve">units using structured context (blank text)</w:t>
             </w:r>
           </w:p>
         </w:tc>
@@ -5452,7 +5490,7 @@
                 <w:sz w:val="15"/>
                 <w:szCs w:val="15"/>
               </w:rPr>
-              <w:t xml:space="preserve">PASS</w:t>
+              <w:t xml:space="preserve">INFO</w:t>
             </w:r>
           </w:p>
         </w:tc>
@@ -5481,7 +5519,7 @@
                 <w:sz w:val="15"/>
                 <w:szCs w:val="15"/>
               </w:rPr>
-              <w:t xml:space="preserve">814091</w:t>
+              <w:t xml:space="preserve">4</w:t>
             </w:r>
           </w:p>
         </w:tc>
@@ -5541,7 +5579,7 @@
                 <w:sz w:val="15"/>
                 <w:szCs w:val="15"/>
               </w:rPr>
-              <w:t xml:space="preserve">B-alt</w:t>
+              <w:t xml:space="preserve">A</w:t>
             </w:r>
           </w:p>
         </w:tc>
@@ -5570,7 +5608,7 @@
                 <w:sz w:val="15"/>
                 <w:szCs w:val="15"/>
               </w:rPr>
-              <w:t xml:space="preserve">goal-record labels equal dictionary labels (same text -&gt; same label in every year)</w:t>
+              <w:t xml:space="preserve">human-reviewed units</w:t>
             </w:r>
           </w:p>
         </w:tc>
@@ -5599,7 +5637,7 @@
                 <w:sz w:val="15"/>
                 <w:szCs w:val="15"/>
               </w:rPr>
-              <w:t xml:space="preserve">PASS</w:t>
+              <w:t xml:space="preserve">WARN</w:t>
             </w:r>
           </w:p>
         </w:tc>
@@ -5619,7 +5657,18 @@
               <w:right w:type="dxa" w:w="80"/>
             </w:tcMar>
           </w:tcPr>
-          <w:p/>
+          <w:p>
+            <w:r>
+              <w:rPr>
+                <w:rFonts w:ascii="Calibri" w:cs="Calibri" w:eastAsia="Microsoft YaHei" w:hAnsi="Calibri"/>
+                <w:b w:val="false"/>
+                <w:bCs w:val="false"/>
+                <w:sz w:val="15"/>
+                <w:szCs w:val="15"/>
+              </w:rPr>
+              <w:t xml:space="preserve">0</w:t>
+            </w:r>
+          </w:p>
         </w:tc>
       </w:tr>
       <w:tr>
@@ -5706,7 +5755,7 @@
                 <w:sz w:val="15"/>
                 <w:szCs w:val="15"/>
               </w:rPr>
-              <w:t xml:space="preserve">no text unit has &gt;1 Strict label across years</w:t>
+              <w:t xml:space="preserve">goal_record_id unique</w:t>
             </w:r>
           </w:p>
         </w:tc>
@@ -5764,7 +5813,7 @@
                 <w:sz w:val="15"/>
                 <w:szCs w:val="15"/>
               </w:rPr>
-              <w:t xml:space="preserve">0</w:t>
+              <w:t xml:space="preserve">814091</w:t>
             </w:r>
           </w:p>
         </w:tc>
@@ -5853,7 +5902,7 @@
                 <w:sz w:val="15"/>
                 <w:szCs w:val="15"/>
               </w:rPr>
-              <w:t xml:space="preserve">goal records not matched to a grant</w:t>
+              <w:t xml:space="preserve">goal-record labels equal dictionary labels (same text -&gt; same label in every year)</w:t>
             </w:r>
           </w:p>
         </w:tc>
@@ -5882,7 +5931,7 @@
                 <w:sz w:val="15"/>
                 <w:szCs w:val="15"/>
               </w:rPr>
-              <w:t xml:space="preserve">INFO</w:t>
+              <w:t xml:space="preserve">PASS</w:t>
             </w:r>
           </w:p>
         </w:tc>
@@ -5902,18 +5951,7 @@
               <w:right w:type="dxa" w:w="80"/>
             </w:tcMar>
           </w:tcPr>
-          <w:p>
-            <w:r>
-              <w:rPr>
-                <w:rFonts w:ascii="Calibri" w:cs="Calibri" w:eastAsia="Microsoft YaHei" w:hAnsi="Calibri"/>
-                <w:b w:val="false"/>
-                <w:bCs w:val="false"/>
-                <w:sz w:val="15"/>
-                <w:szCs w:val="15"/>
-              </w:rPr>
-              <w:t xml:space="preserve">10</w:t>
-            </w:r>
-          </w:p>
+          <w:p/>
         </w:tc>
       </w:tr>
       <w:tr>
@@ -5971,7 +6009,7 @@
                 <w:sz w:val="15"/>
                 <w:szCs w:val="15"/>
               </w:rPr>
-              <w:t xml:space="preserve">B</w:t>
+              <w:t xml:space="preserve">B-alt</w:t>
             </w:r>
           </w:p>
         </w:tc>
@@ -6000,7 +6038,7 @@
                 <w:sz w:val="15"/>
                 <w:szCs w:val="15"/>
               </w:rPr>
-              <w:t xml:space="preserve">primary key kpi_id unique</w:t>
+              <w:t xml:space="preserve">no text unit has &gt;1 Strict label across years</w:t>
             </w:r>
           </w:p>
         </w:tc>
@@ -6058,7 +6096,7 @@
                 <w:sz w:val="15"/>
                 <w:szCs w:val="15"/>
               </w:rPr>
-              <w:t xml:space="preserve">654123</w:t>
+              <w:t xml:space="preserve">0</w:t>
             </w:r>
           </w:p>
         </w:tc>
@@ -6118,7 +6156,7 @@
                 <w:sz w:val="15"/>
                 <w:szCs w:val="15"/>
               </w:rPr>
-              <w:t xml:space="preserve">B</w:t>
+              <w:t xml:space="preserve">B-alt</w:t>
             </w:r>
           </w:p>
         </w:tc>
@@ -6147,7 +6185,7 @@
                 <w:sz w:val="15"/>
                 <w:szCs w:val="15"/>
               </w:rPr>
-              <w:t xml:space="preserve">(grantid, goal_source, text_id) unique</w:t>
+              <w:t xml:space="preserve">goal records not matched to a grant</w:t>
             </w:r>
           </w:p>
         </w:tc>
@@ -6176,7 +6214,7 @@
                 <w:sz w:val="15"/>
                 <w:szCs w:val="15"/>
               </w:rPr>
-              <w:t xml:space="preserve">PASS</w:t>
+              <w:t xml:space="preserve">INFO</w:t>
             </w:r>
           </w:p>
         </w:tc>
@@ -6196,7 +6234,18 @@
               <w:right w:type="dxa" w:w="80"/>
             </w:tcMar>
           </w:tcPr>
-          <w:p/>
+          <w:p>
+            <w:r>
+              <w:rPr>
+                <w:rFonts w:ascii="Calibri" w:cs="Calibri" w:eastAsia="Microsoft YaHei" w:hAnsi="Calibri"/>
+                <w:b w:val="false"/>
+                <w:bCs w:val="false"/>
+                <w:sz w:val="15"/>
+                <w:szCs w:val="15"/>
+              </w:rPr>
+              <w:t xml:space="preserve">10</w:t>
+            </w:r>
+          </w:p>
         </w:tc>
       </w:tr>
       <w:tr>
@@ -6283,7 +6332,7 @@
                 <w:sz w:val="15"/>
                 <w:szCs w:val="15"/>
               </w:rPr>
-              <w:t xml:space="preserve">sum kpi_source_count = goal records</w:t>
+              <w:t xml:space="preserve">primary key kpi_id unique</w:t>
             </w:r>
           </w:p>
         </w:tc>
@@ -6341,7 +6390,7 @@
                 <w:sz w:val="15"/>
                 <w:szCs w:val="15"/>
               </w:rPr>
-              <w:t xml:space="preserve">814,091 vs 814,091</w:t>
+              <w:t xml:space="preserve">654123</w:t>
             </w:r>
           </w:p>
         </w:tc>
@@ -6430,7 +6479,7 @@
                 <w:sz w:val="15"/>
                 <w:szCs w:val="15"/>
               </w:rPr>
-              <w:t xml:space="preserve">KPI labels equal dictionary labels</w:t>
+              <w:t xml:space="preserve">(grantid, goal_source, text_id) unique</w:t>
             </w:r>
           </w:p>
         </w:tc>
@@ -6566,7 +6615,7 @@
                 <w:sz w:val="15"/>
                 <w:szCs w:val="15"/>
               </w:rPr>
-              <w:t xml:space="preserve">missing identifiers (cik/fiscalyear/participantid)</w:t>
+              <w:t xml:space="preserve">sum kpi_source_count = goal records</w:t>
             </w:r>
           </w:p>
         </w:tc>
@@ -6595,7 +6644,7 @@
                 <w:sz w:val="15"/>
                 <w:szCs w:val="15"/>
               </w:rPr>
-              <w:t xml:space="preserve">INFO</w:t>
+              <w:t xml:space="preserve">PASS</w:t>
             </w:r>
           </w:p>
         </w:tc>
@@ -6624,7 +6673,7 @@
                 <w:sz w:val="15"/>
                 <w:szCs w:val="15"/>
               </w:rPr>
-              <w:t xml:space="preserve">18</w:t>
+              <w:t xml:space="preserve">814,091 vs 814,091</w:t>
             </w:r>
           </w:p>
         </w:tc>
@@ -6713,7 +6762,7 @@
                 <w:sz w:val="15"/>
                 <w:szCs w:val="15"/>
               </w:rPr>
-              <w:t xml:space="preserve">KPIs with incomplete keys</w:t>
+              <w:t xml:space="preserve">KPI labels equal dictionary labels</w:t>
             </w:r>
           </w:p>
         </w:tc>
@@ -6742,7 +6791,7 @@
                 <w:sz w:val="15"/>
                 <w:szCs w:val="15"/>
               </w:rPr>
-              <w:t xml:space="preserve">INFO</w:t>
+              <w:t xml:space="preserve">PASS</w:t>
             </w:r>
           </w:p>
         </w:tc>
@@ -6762,18 +6811,7 @@
               <w:right w:type="dxa" w:w="80"/>
             </w:tcMar>
           </w:tcPr>
-          <w:p>
-            <w:r>
-              <w:rPr>
-                <w:rFonts w:ascii="Calibri" w:cs="Calibri" w:eastAsia="Microsoft YaHei" w:hAnsi="Calibri"/>
-                <w:b w:val="false"/>
-                <w:bCs w:val="false"/>
-                <w:sz w:val="15"/>
-                <w:szCs w:val="15"/>
-              </w:rPr>
-              <w:t xml:space="preserve">9</w:t>
-            </w:r>
-          </w:p>
+          <w:p/>
         </w:tc>
       </w:tr>
       <w:tr>
@@ -6860,7 +6898,7 @@
                 <w:sz w:val="15"/>
                 <w:szCs w:val="15"/>
               </w:rPr>
-              <w:t xml:space="preserve">fiscalyear within 1998-2021</w:t>
+              <w:t xml:space="preserve">missing identifiers (cik/fiscalyear/participantid)</w:t>
             </w:r>
           </w:p>
         </w:tc>
@@ -6889,7 +6927,7 @@
                 <w:sz w:val="15"/>
                 <w:szCs w:val="15"/>
               </w:rPr>
-              <w:t xml:space="preserve">PASS</w:t>
+              <w:t xml:space="preserve">INFO</w:t>
             </w:r>
           </w:p>
         </w:tc>
@@ -6909,7 +6947,18 @@
               <w:right w:type="dxa" w:w="80"/>
             </w:tcMar>
           </w:tcPr>
-          <w:p/>
+          <w:p>
+            <w:r>
+              <w:rPr>
+                <w:rFonts w:ascii="Calibri" w:cs="Calibri" w:eastAsia="Microsoft YaHei" w:hAnsi="Calibri"/>
+                <w:b w:val="false"/>
+                <w:bCs w:val="false"/>
+                <w:sz w:val="15"/>
+                <w:szCs w:val="15"/>
+              </w:rPr>
+              <w:t xml:space="preserve">18</w:t>
+            </w:r>
+          </w:p>
         </w:tc>
       </w:tr>
       <w:tr>
@@ -6967,7 +7016,7 @@
                 <w:sz w:val="15"/>
                 <w:szCs w:val="15"/>
               </w:rPr>
-              <w:t xml:space="preserve">C</w:t>
+              <w:t xml:space="preserve">B</w:t>
             </w:r>
           </w:p>
         </w:tc>
@@ -6996,7 +7045,7 @@
                 <w:sz w:val="15"/>
                 <w:szCs w:val="15"/>
               </w:rPr>
-              <w:t xml:space="preserve">primary key grantid unique &amp; non-missing</w:t>
+              <w:t xml:space="preserve">KPIs with incomplete keys</w:t>
             </w:r>
           </w:p>
         </w:tc>
@@ -7025,7 +7074,7 @@
                 <w:sz w:val="15"/>
                 <w:szCs w:val="15"/>
               </w:rPr>
-              <w:t xml:space="preserve">PASS</w:t>
+              <w:t xml:space="preserve">INFO</w:t>
             </w:r>
           </w:p>
         </w:tc>
@@ -7054,7 +7103,7 @@
                 <w:sz w:val="15"/>
                 <w:szCs w:val="15"/>
               </w:rPr>
-              <w:t xml:space="preserve">469429</w:t>
+              <w:t xml:space="preserve">9</w:t>
             </w:r>
           </w:p>
         </w:tc>
@@ -7114,7 +7163,7 @@
                 <w:sz w:val="15"/>
                 <w:szCs w:val="15"/>
               </w:rPr>
-              <w:t xml:space="preserve">C</w:t>
+              <w:t xml:space="preserve">B</w:t>
             </w:r>
           </w:p>
         </w:tc>
@@ -7143,7 +7192,7 @@
                 <w:sz w:val="15"/>
                 <w:szCs w:val="15"/>
               </w:rPr>
-              <w:t xml:space="preserve">no missing cik / fiscalyear / participantid</w:t>
+              <w:t xml:space="preserve">fiscalyear within 1998-2021</w:t>
             </w:r>
           </w:p>
         </w:tc>
@@ -7279,7 +7328,7 @@
                 <w:sz w:val="15"/>
                 <w:szCs w:val="15"/>
               </w:rPr>
-              <w:t xml:space="preserve">grant_esg_strict in {0,1,.}</w:t>
+              <w:t xml:space="preserve">primary key grantid unique &amp; non-missing</w:t>
             </w:r>
           </w:p>
         </w:tc>
@@ -7328,7 +7377,18 @@
               <w:right w:type="dxa" w:w="80"/>
             </w:tcMar>
           </w:tcPr>
-          <w:p/>
+          <w:p>
+            <w:r>
+              <w:rPr>
+                <w:rFonts w:ascii="Calibri" w:cs="Calibri" w:eastAsia="Microsoft YaHei" w:hAnsi="Calibri"/>
+                <w:b w:val="false"/>
+                <w:bCs w:val="false"/>
+                <w:sz w:val="15"/>
+                <w:szCs w:val="15"/>
+              </w:rPr>
+              <w:t xml:space="preserve">469429</w:t>
+            </w:r>
+          </w:p>
         </w:tc>
       </w:tr>
       <w:tr>
@@ -7415,7 +7475,7 @@
                 <w:sz w:val="15"/>
                 <w:szCs w:val="15"/>
               </w:rPr>
-              <w:t xml:space="preserve">grant_esg_extended in {0,1,.}</w:t>
+              <w:t xml:space="preserve">no missing cik / fiscalyear / participantid</w:t>
             </w:r>
           </w:p>
         </w:tc>
@@ -7551,7 +7611,7 @@
                 <w:sz w:val="15"/>
                 <w:szCs w:val="15"/>
               </w:rPr>
-              <w:t xml:space="preserve">grant_esg_e in {0,1,.}</w:t>
+              <w:t xml:space="preserve">grant_esg_strict in {0,1,.}</w:t>
             </w:r>
           </w:p>
         </w:tc>
@@ -7687,7 +7747,7 @@
                 <w:sz w:val="15"/>
                 <w:szCs w:val="15"/>
               </w:rPr>
-              <w:t xml:space="preserve">grant_esg_s in {0,1,.}</w:t>
+              <w:t xml:space="preserve">grant_esg_extended in {0,1,.}</w:t>
             </w:r>
           </w:p>
         </w:tc>
@@ -7823,7 +7883,7 @@
                 <w:sz w:val="15"/>
                 <w:szCs w:val="15"/>
               </w:rPr>
-              <w:t xml:space="preserve">grant_esg_g in {0,1,.}</w:t>
+              <w:t xml:space="preserve">grant_esg_e in {0,1,.}</w:t>
             </w:r>
           </w:p>
         </w:tc>
@@ -7959,7 +8019,7 @@
                 <w:sz w:val="15"/>
                 <w:szCs w:val="15"/>
               </w:rPr>
-              <w:t xml:space="preserve">no negative grant_value</w:t>
+              <w:t xml:space="preserve">grant_esg_s in {0,1,.}</w:t>
             </w:r>
           </w:p>
         </w:tc>
@@ -8008,18 +8068,7 @@
               <w:right w:type="dxa" w:w="80"/>
             </w:tcMar>
           </w:tcPr>
-          <w:p>
-            <w:r>
-              <w:rPr>
-                <w:rFonts w:ascii="Calibri" w:cs="Calibri" w:eastAsia="Microsoft YaHei" w:hAnsi="Calibri"/>
-                <w:b w:val="false"/>
-                <w:bCs w:val="false"/>
-                <w:sz w:val="15"/>
-                <w:szCs w:val="15"/>
-              </w:rPr>
-              <w:t xml:space="preserve">0</w:t>
-            </w:r>
-          </w:p>
+          <w:p/>
         </w:tc>
       </w:tr>
       <w:tr>
@@ -8106,7 +8155,7 @@
                 <w:sz w:val="15"/>
                 <w:szCs w:val="15"/>
               </w:rPr>
-              <w:t xml:space="preserve">grant_date not before 1990 or after 2023</w:t>
+              <w:t xml:space="preserve">grant_esg_g in {0,1,.}</w:t>
             </w:r>
           </w:p>
         </w:tc>
@@ -8155,18 +8204,7 @@
               <w:right w:type="dxa" w:w="80"/>
             </w:tcMar>
           </w:tcPr>
-          <w:p>
-            <w:r>
-              <w:rPr>
-                <w:rFonts w:ascii="Calibri" w:cs="Calibri" w:eastAsia="Microsoft YaHei" w:hAnsi="Calibri"/>
-                <w:b w:val="false"/>
-                <w:bCs w:val="false"/>
-                <w:sz w:val="15"/>
-                <w:szCs w:val="15"/>
-              </w:rPr>
-              <w:t xml:space="preserve">1995-07-26 00:00:00 - 2022-03-24 00:00:00</w:t>
-            </w:r>
-          </w:p>
+          <w:p/>
         </w:tc>
       </w:tr>
       <w:tr>
@@ -8253,7 +8291,7 @@
                 <w:sz w:val="15"/>
                 <w:szCs w:val="15"/>
               </w:rPr>
-              <w:t xml:space="preserve">expiration_date &gt;= grant_date (where both present)</w:t>
+              <w:t xml:space="preserve">no negative grant_value</w:t>
             </w:r>
           </w:p>
         </w:tc>
@@ -8282,7 +8320,7 @@
                 <w:sz w:val="15"/>
                 <w:szCs w:val="15"/>
               </w:rPr>
-              <w:t xml:space="preserve">INFO</w:t>
+              <w:t xml:space="preserve">PASS</w:t>
             </w:r>
           </w:p>
         </w:tc>
@@ -8311,7 +8349,7 @@
                 <w:sz w:val="15"/>
                 <w:szCs w:val="15"/>
               </w:rPr>
-              <w:t xml:space="preserve">49</w:t>
+              <w:t xml:space="preserve">0</w:t>
             </w:r>
           </w:p>
         </w:tc>
@@ -8400,7 +8438,7 @@
                 <w:sz w:val="15"/>
                 <w:szCs w:val="15"/>
               </w:rPr>
-              <w:t xml:space="preserve">grant dates flagged suspect</w:t>
+              <w:t xml:space="preserve">grant_date not before 1990 or after 2023</w:t>
             </w:r>
           </w:p>
         </w:tc>
@@ -8429,7 +8467,7 @@
                 <w:sz w:val="15"/>
                 <w:szCs w:val="15"/>
               </w:rPr>
-              <w:t xml:space="preserve">INFO</w:t>
+              <w:t xml:space="preserve">PASS</w:t>
             </w:r>
           </w:p>
         </w:tc>
@@ -8458,7 +8496,7 @@
                 <w:sz w:val="15"/>
                 <w:szCs w:val="15"/>
               </w:rPr>
-              <w:t xml:space="preserve">256</w:t>
+              <w:t xml:space="preserve">1995-07-26 00:00:00 - 2022-03-24 00:00:00</w:t>
             </w:r>
           </w:p>
         </w:tc>
@@ -8547,7 +8585,7 @@
                 <w:sz w:val="15"/>
                 <w:szCs w:val="15"/>
               </w:rPr>
-              <w:t xml:space="preserve">grant_esg_strict re-derived from KPI master matches</w:t>
+              <w:t xml:space="preserve">expiration_date &gt;= grant_date (where both present)</w:t>
             </w:r>
           </w:p>
         </w:tc>
@@ -8576,7 +8614,7 @@
                 <w:sz w:val="15"/>
                 <w:szCs w:val="15"/>
               </w:rPr>
-              <w:t xml:space="preserve">PASS</w:t>
+              <w:t xml:space="preserve">INFO</w:t>
             </w:r>
           </w:p>
         </w:tc>
@@ -8596,7 +8634,18 @@
               <w:right w:type="dxa" w:w="80"/>
             </w:tcMar>
           </w:tcPr>
-          <w:p/>
+          <w:p>
+            <w:r>
+              <w:rPr>
+                <w:rFonts w:ascii="Calibri" w:cs="Calibri" w:eastAsia="Microsoft YaHei" w:hAnsi="Calibri"/>
+                <w:b w:val="false"/>
+                <w:bCs w:val="false"/>
+                <w:sz w:val="15"/>
+                <w:szCs w:val="15"/>
+              </w:rPr>
+              <w:t xml:space="preserve">49</w:t>
+            </w:r>
+          </w:p>
         </w:tc>
       </w:tr>
       <w:tr>
@@ -8683,7 +8732,7 @@
                 <w:sz w:val="15"/>
                 <w:szCs w:val="15"/>
               </w:rPr>
-              <w:t xml:space="preserve">grant_n_kpis matches KPI master</w:t>
+              <w:t xml:space="preserve">grant dates flagged suspect</w:t>
             </w:r>
           </w:p>
         </w:tc>
@@ -8712,7 +8761,7 @@
                 <w:sz w:val="15"/>
                 <w:szCs w:val="15"/>
               </w:rPr>
-              <w:t xml:space="preserve">PASS</w:t>
+              <w:t xml:space="preserve">INFO</w:t>
             </w:r>
           </w:p>
         </w:tc>
@@ -8732,7 +8781,18 @@
               <w:right w:type="dxa" w:w="80"/>
             </w:tcMar>
           </w:tcPr>
-          <w:p/>
+          <w:p>
+            <w:r>
+              <w:rPr>
+                <w:rFonts w:ascii="Calibri" w:cs="Calibri" w:eastAsia="Microsoft YaHei" w:hAnsi="Calibri"/>
+                <w:b w:val="false"/>
+                <w:bCs w:val="false"/>
+                <w:sz w:val="15"/>
+                <w:szCs w:val="15"/>
+              </w:rPr>
+              <w:t xml:space="preserve">256</w:t>
+            </w:r>
+          </w:p>
         </w:tc>
       </w:tr>
       <w:tr>
@@ -8819,7 +8879,7 @@
                 <w:sz w:val="15"/>
                 <w:szCs w:val="15"/>
               </w:rPr>
-              <w:t xml:space="preserve">esg + non-esg + unknown KPIs = n_kpis</w:t>
+              <w:t xml:space="preserve">grant_esg_strict re-derived from KPI master matches</w:t>
             </w:r>
           </w:p>
         </w:tc>
@@ -8955,7 +9015,7 @@
                 <w:sz w:val="15"/>
                 <w:szCs w:val="15"/>
               </w:rPr>
-              <w:t xml:space="preserve">time grants without perf condition have no KPIs</w:t>
+              <w:t xml:space="preserve">grant_n_kpis matches KPI master</w:t>
             </w:r>
           </w:p>
         </w:tc>
@@ -9091,7 +9151,7 @@
                 <w:sz w:val="15"/>
                 <w:szCs w:val="15"/>
               </w:rPr>
-              <w:t xml:space="preserve">perf grants with missing goal data (Unknown, not 0)</w:t>
+              <w:t xml:space="preserve">esg + non-esg + unknown KPIs = n_kpis</w:t>
             </w:r>
           </w:p>
         </w:tc>
@@ -9140,18 +9200,7 @@
               <w:right w:type="dxa" w:w="80"/>
             </w:tcMar>
           </w:tcPr>
-          <w:p>
-            <w:r>
-              <w:rPr>
-                <w:rFonts w:ascii="Calibri" w:cs="Calibri" w:eastAsia="Microsoft YaHei" w:hAnsi="Calibri"/>
-                <w:b w:val="false"/>
-                <w:bCs w:val="false"/>
-                <w:sz w:val="15"/>
-                <w:szCs w:val="15"/>
-              </w:rPr>
-              <w:t xml:space="preserve">159</w:t>
-            </w:r>
-          </w:p>
+          <w:p/>
         </w:tc>
       </w:tr>
       <w:tr>
@@ -9238,7 +9287,7 @@
                 <w:sz w:val="15"/>
                 <w:szCs w:val="15"/>
               </w:rPr>
-              <w:t xml:space="preserve">all 10 share/coverage variables within [0,1]</w:t>
+              <w:t xml:space="preserve">time grants without perf condition have no KPIs</w:t>
             </w:r>
           </w:p>
         </w:tc>
@@ -9287,18 +9336,7 @@
               <w:right w:type="dxa" w:w="80"/>
             </w:tcMar>
           </w:tcPr>
-          <w:p>
-            <w:r>
-              <w:rPr>
-                <w:rFonts w:ascii="Calibri" w:cs="Calibri" w:eastAsia="Microsoft YaHei" w:hAnsi="Calibri"/>
-                <w:b w:val="false"/>
-                <w:bCs w:val="false"/>
-                <w:sz w:val="15"/>
-                <w:szCs w:val="15"/>
-              </w:rPr>
-              <w:t xml:space="preserve">0</w:t>
-            </w:r>
-          </w:p>
+          <w:p/>
         </w:tc>
       </w:tr>
       <w:tr>
@@ -9385,7 +9423,7 @@
                 <w:sz w:val="15"/>
                 <w:szCs w:val="15"/>
               </w:rPr>
-              <w:t xml:space="preserve">lower bound &lt;= upper bound (2 pairs)</w:t>
+              <w:t xml:space="preserve">duplicated grantIDs: resolved type consistent with goal files</w:t>
             </w:r>
           </w:p>
         </w:tc>
@@ -9414,7 +9452,7 @@
                 <w:sz w:val="15"/>
                 <w:szCs w:val="15"/>
               </w:rPr>
-              <w:t xml:space="preserve">PASS</w:t>
+              <w:t xml:space="preserve">INFO</w:t>
             </w:r>
           </w:p>
         </w:tc>
@@ -9443,7 +9481,7 @@
                 <w:sz w:val="15"/>
                 <w:szCs w:val="15"/>
               </w:rPr>
-              <w:t xml:space="preserve">0</w:t>
+              <w:t xml:space="preserve">141</w:t>
             </w:r>
           </w:p>
         </w:tc>
@@ -9503,7 +9541,7 @@
                 <w:sz w:val="15"/>
                 <w:szCs w:val="15"/>
               </w:rPr>
-              <w:t xml:space="preserve">D</w:t>
+              <w:t xml:space="preserve">C</w:t>
             </w:r>
           </w:p>
         </w:tc>
@@ -9532,7 +9570,7 @@
                 <w:sz w:val="15"/>
                 <w:szCs w:val="15"/>
               </w:rPr>
-              <w:t xml:space="preserve">primary key (cik, fiscalyear, participantid) unique</w:t>
+              <w:t xml:space="preserve">grants with incomplete goal data are never classified 0</w:t>
             </w:r>
           </w:p>
         </w:tc>
@@ -9590,7 +9628,7 @@
                 <w:sz w:val="15"/>
                 <w:szCs w:val="15"/>
               </w:rPr>
-              <w:t xml:space="preserve">164832</w:t>
+              <w:t xml:space="preserve">335</w:t>
             </w:r>
           </w:p>
         </w:tc>
@@ -9650,7 +9688,7 @@
                 <w:sz w:val="15"/>
                 <w:szCs w:val="15"/>
               </w:rPr>
-              <w:t xml:space="preserve">D</w:t>
+              <w:t xml:space="preserve">C</w:t>
             </w:r>
           </w:p>
         </w:tc>
@@ -9679,7 +9717,7 @@
                 <w:sz w:val="15"/>
                 <w:szCs w:val="15"/>
               </w:rPr>
-              <w:t xml:space="preserve">sum exec_n_grants = grants</w:t>
+              <w:t xml:space="preserve">grant_value_combined = fair value, else non-equity target; source flag consistent</w:t>
             </w:r>
           </w:p>
         </w:tc>
@@ -9728,18 +9766,7 @@
               <w:right w:type="dxa" w:w="80"/>
             </w:tcMar>
           </w:tcPr>
-          <w:p>
-            <w:r>
-              <w:rPr>
-                <w:rFonts w:ascii="Calibri" w:cs="Calibri" w:eastAsia="Microsoft YaHei" w:hAnsi="Calibri"/>
-                <w:b w:val="false"/>
-                <w:bCs w:val="false"/>
-                <w:sz w:val="15"/>
-                <w:szCs w:val="15"/>
-              </w:rPr>
-              <w:t xml:space="preserve">469,429</w:t>
-            </w:r>
-          </w:p>
+          <w:p/>
         </w:tc>
       </w:tr>
       <w:tr>
@@ -9797,7 +9824,7 @@
                 <w:sz w:val="15"/>
                 <w:szCs w:val="15"/>
               </w:rPr>
-              <w:t xml:space="preserve">D</w:t>
+              <w:t xml:space="preserve">C</w:t>
             </w:r>
           </w:p>
         </w:tc>
@@ -9826,7 +9853,7 @@
                 <w:sz w:val="15"/>
                 <w:szCs w:val="15"/>
               </w:rPr>
-              <w:t xml:space="preserve">exec grant / ESG-grant counts re-derived from grant master</w:t>
+              <w:t xml:space="preserve">value source distribution</w:t>
             </w:r>
           </w:p>
         </w:tc>
@@ -9855,7 +9882,7 @@
                 <w:sz w:val="15"/>
                 <w:szCs w:val="15"/>
               </w:rPr>
-              <w:t xml:space="preserve">PASS</w:t>
+              <w:t xml:space="preserve">INFO</w:t>
             </w:r>
           </w:p>
         </w:tc>
@@ -9875,7 +9902,18 @@
               <w:right w:type="dxa" w:w="80"/>
             </w:tcMar>
           </w:tcPr>
-          <w:p/>
+          <w:p>
+            <w:r>
+              <w:rPr>
+                <w:rFonts w:ascii="Calibri" w:cs="Calibri" w:eastAsia="Microsoft YaHei" w:hAnsi="Calibri"/>
+                <w:b w:val="false"/>
+                <w:bCs w:val="false"/>
+                <w:sz w:val="15"/>
+                <w:szCs w:val="15"/>
+              </w:rPr>
+              <w:t xml:space="preserve">{'grant_date_fair_value': 278382, 'nonequity_target_payout': 106524, 'missing': 84523}</w:t>
+            </w:r>
+          </w:p>
         </w:tc>
       </w:tr>
       <w:tr>
@@ -9933,7 +9971,7 @@
                 <w:sz w:val="15"/>
                 <w:szCs w:val="15"/>
               </w:rPr>
-              <w:t xml:space="preserve">D</w:t>
+              <w:t xml:space="preserve">C</w:t>
             </w:r>
           </w:p>
         </w:tc>
@@ -9962,7 +10000,7 @@
                 <w:sz w:val="15"/>
                 <w:szCs w:val="15"/>
               </w:rPr>
-              <w:t xml:space="preserve">adoption=1 iff &gt;=1 ESG grant</w:t>
+              <w:t xml:space="preserve">perf grants with missing goal data (Unknown, not 0)</w:t>
             </w:r>
           </w:p>
         </w:tc>
@@ -10011,7 +10049,18 @@
               <w:right w:type="dxa" w:w="80"/>
             </w:tcMar>
           </w:tcPr>
-          <w:p/>
+          <w:p>
+            <w:r>
+              <w:rPr>
+                <w:rFonts w:ascii="Calibri" w:cs="Calibri" w:eastAsia="Microsoft YaHei" w:hAnsi="Calibri"/>
+                <w:b w:val="false"/>
+                <w:bCs w:val="false"/>
+                <w:sz w:val="15"/>
+                <w:szCs w:val="15"/>
+              </w:rPr>
+              <w:t xml:space="preserve">159</w:t>
+            </w:r>
+          </w:p>
         </w:tc>
       </w:tr>
       <w:tr>
@@ -10069,7 +10118,7 @@
                 <w:sz w:val="15"/>
                 <w:szCs w:val="15"/>
               </w:rPr>
-              <w:t xml:space="preserve">D</w:t>
+              <w:t xml:space="preserve">C</w:t>
             </w:r>
           </w:p>
         </w:tc>
@@ -10098,7 +10147,7 @@
                 <w:sz w:val="15"/>
                 <w:szCs w:val="15"/>
               </w:rPr>
-              <w:t xml:space="preserve">all 31 share/coverage variables within [0,1]</w:t>
+              <w:t xml:space="preserve">all 10 share/coverage variables within [0,1]</w:t>
             </w:r>
           </w:p>
         </w:tc>
@@ -10216,7 +10265,7 @@
                 <w:sz w:val="15"/>
                 <w:szCs w:val="15"/>
               </w:rPr>
-              <w:t xml:space="preserve">D</w:t>
+              <w:t xml:space="preserve">C</w:t>
             </w:r>
           </w:p>
         </w:tc>
@@ -10245,7 +10294,7 @@
                 <w:sz w:val="15"/>
                 <w:szCs w:val="15"/>
               </w:rPr>
-              <w:t xml:space="preserve">lower bound &lt;= upper bound (6 pairs)</w:t>
+              <w:t xml:space="preserve">lower bound &lt;= upper bound (2 pairs)</w:t>
             </w:r>
           </w:p>
         </w:tc>
@@ -10392,7 +10441,7 @@
                 <w:sz w:val="15"/>
                 <w:szCs w:val="15"/>
               </w:rPr>
-              <w:t xml:space="preserve">identity match status</w:t>
+              <w:t xml:space="preserve">primary key (cik, fiscalyear, participantid) unique</w:t>
             </w:r>
           </w:p>
         </w:tc>
@@ -10421,7 +10470,7 @@
                 <w:sz w:val="15"/>
                 <w:szCs w:val="15"/>
               </w:rPr>
-              <w:t xml:space="preserve">INFO</w:t>
+              <w:t xml:space="preserve">PASS</w:t>
             </w:r>
           </w:p>
         </w:tc>
@@ -10450,7 +10499,7 @@
                 <w:sz w:val="15"/>
                 <w:szCs w:val="15"/>
               </w:rPr>
-              <w:t xml:space="preserve">{'matched_exact': 164808, 'unmatched': 24}</w:t>
+              <w:t xml:space="preserve">164832</w:t>
             </w:r>
           </w:p>
         </w:tc>
@@ -10510,7 +10559,7 @@
                 <w:sz w:val="15"/>
                 <w:szCs w:val="15"/>
               </w:rPr>
-              <w:t xml:space="preserve">E</w:t>
+              <w:t xml:space="preserve">D</w:t>
             </w:r>
           </w:p>
         </w:tc>
@@ -10539,7 +10588,7 @@
                 <w:sz w:val="15"/>
                 <w:szCs w:val="15"/>
               </w:rPr>
-              <w:t xml:space="preserve">primary key unique</w:t>
+              <w:t xml:space="preserve">sum exec_n_grants = grants</w:t>
             </w:r>
           </w:p>
         </w:tc>
@@ -10597,7 +10646,7 @@
                 <w:sz w:val="15"/>
                 <w:szCs w:val="15"/>
               </w:rPr>
-              <w:t xml:space="preserve">33278</w:t>
+              <w:t xml:space="preserve">469,429</w:t>
             </w:r>
           </w:p>
         </w:tc>
@@ -10657,7 +10706,7 @@
                 <w:sz w:val="15"/>
                 <w:szCs w:val="15"/>
               </w:rPr>
-              <w:t xml:space="preserve">E</w:t>
+              <w:t xml:space="preserve">D</w:t>
             </w:r>
           </w:p>
         </w:tc>
@@ -10686,7 +10735,7 @@
                 <w:sz w:val="15"/>
                 <w:szCs w:val="15"/>
               </w:rPr>
-              <w:t xml:space="preserve">strict CEO sample: exactly one CEO per firm-year</w:t>
+              <w:t xml:space="preserve">exec grant / ESG-grant counts re-derived from grant master</w:t>
             </w:r>
           </w:p>
         </w:tc>
@@ -10735,18 +10784,7 @@
               <w:right w:type="dxa" w:w="80"/>
             </w:tcMar>
           </w:tcPr>
-          <w:p>
-            <w:r>
-              <w:rPr>
-                <w:rFonts w:ascii="Calibri" w:cs="Calibri" w:eastAsia="Microsoft YaHei" w:hAnsi="Calibri"/>
-                <w:b w:val="false"/>
-                <w:bCs w:val="false"/>
-                <w:sz w:val="15"/>
-                <w:szCs w:val="15"/>
-              </w:rPr>
-              <w:t xml:space="preserve">32231</w:t>
-            </w:r>
-          </w:p>
+          <w:p/>
         </w:tc>
       </w:tr>
       <w:tr>
@@ -10804,7 +10842,7 @@
                 <w:sz w:val="15"/>
                 <w:szCs w:val="15"/>
               </w:rPr>
-              <w:t xml:space="preserve">E</w:t>
+              <w:t xml:space="preserve">D</w:t>
             </w:r>
           </w:p>
         </w:tc>
@@ -10833,7 +10871,7 @@
                 <w:sz w:val="15"/>
                 <w:szCs w:val="15"/>
               </w:rPr>
-              <w:t xml:space="preserve">every CEO row exists as an executive-year or has no grants</w:t>
+              <w:t xml:space="preserve">adoption=1 iff &gt;=1 ESG grant</w:t>
             </w:r>
           </w:p>
         </w:tc>
@@ -10940,7 +10978,7 @@
                 <w:sz w:val="15"/>
                 <w:szCs w:val="15"/>
               </w:rPr>
-              <w:t xml:space="preserve">E</w:t>
+              <w:t xml:space="preserve">D</w:t>
             </w:r>
           </w:p>
         </w:tc>
@@ -10969,7 +11007,7 @@
                 <w:sz w:val="15"/>
                 <w:szCs w:val="15"/>
               </w:rPr>
-              <w:t xml:space="preserve">CEO identification status</w:t>
+              <w:t xml:space="preserve">all 47 share/coverage variables within [0,1]</w:t>
             </w:r>
           </w:p>
         </w:tc>
@@ -10998,7 +11036,7 @@
                 <w:sz w:val="15"/>
                 <w:szCs w:val="15"/>
               </w:rPr>
-              <w:t xml:space="preserve">INFO</w:t>
+              <w:t xml:space="preserve">PASS</w:t>
             </w:r>
           </w:p>
         </w:tc>
@@ -11027,7 +11065,7 @@
                 <w:sz w:val="15"/>
                 <w:szCs w:val="15"/>
               </w:rPr>
-              <w:t xml:space="preserve">{'unique_current_ceo_flag': 32231, 'multiple_current_ceo_flags': 1033, 'rolecode_fallback_unique': 14}</w:t>
+              <w:t xml:space="preserve">0</w:t>
             </w:r>
           </w:p>
         </w:tc>
@@ -11087,7 +11125,7 @@
                 <w:sz w:val="15"/>
                 <w:szCs w:val="15"/>
               </w:rPr>
-              <w:t xml:space="preserve">E</w:t>
+              <w:t xml:space="preserve">D</w:t>
             </w:r>
           </w:p>
         </w:tc>
@@ -11116,7 +11154,7 @@
                 <w:sz w:val="15"/>
                 <w:szCs w:val="15"/>
               </w:rPr>
-              <w:t xml:space="preserve">all 31 share/coverage variables within [0,1]</w:t>
+              <w:t xml:space="preserve">lower bound &lt;= upper bound (14 pairs)</w:t>
             </w:r>
           </w:p>
         </w:tc>
@@ -11234,7 +11272,7 @@
                 <w:sz w:val="15"/>
                 <w:szCs w:val="15"/>
               </w:rPr>
-              <w:t xml:space="preserve">E</w:t>
+              <w:t xml:space="preserve">D</w:t>
             </w:r>
           </w:p>
         </w:tc>
@@ -11263,7 +11301,7 @@
                 <w:sz w:val="15"/>
                 <w:szCs w:val="15"/>
               </w:rPr>
-              <w:t xml:space="preserve">lower bound &lt;= upper bound (6 pairs)</w:t>
+              <w:t xml:space="preserve">identity match status</w:t>
             </w:r>
           </w:p>
         </w:tc>
@@ -11292,7 +11330,7 @@
                 <w:sz w:val="15"/>
                 <w:szCs w:val="15"/>
               </w:rPr>
-              <w:t xml:space="preserve">PASS</w:t>
+              <w:t xml:space="preserve">INFO</w:t>
             </w:r>
           </w:p>
         </w:tc>
@@ -11321,7 +11359,7 @@
                 <w:sz w:val="15"/>
                 <w:szCs w:val="15"/>
               </w:rPr>
-              <w:t xml:space="preserve">0</w:t>
+              <w:t xml:space="preserve">{'matched_exact': 164808, 'unmatched': 24}</w:t>
             </w:r>
           </w:p>
         </w:tc>
@@ -11381,7 +11419,7 @@
                 <w:sz w:val="15"/>
                 <w:szCs w:val="15"/>
               </w:rPr>
-              <w:t xml:space="preserve">F</w:t>
+              <w:t xml:space="preserve">E</w:t>
             </w:r>
           </w:p>
         </w:tc>
@@ -11410,7 +11448,7 @@
                 <w:sz w:val="15"/>
                 <w:szCs w:val="15"/>
               </w:rPr>
-              <w:t xml:space="preserve">primary key (cik, fiscalyear) unique</w:t>
+              <w:t xml:space="preserve">primary key unique</w:t>
             </w:r>
           </w:p>
         </w:tc>
@@ -11468,7 +11506,7 @@
                 <w:sz w:val="15"/>
                 <w:szCs w:val="15"/>
               </w:rPr>
-              <w:t xml:space="preserve">33328</w:t>
+              <w:t xml:space="preserve">33278</w:t>
             </w:r>
           </w:p>
         </w:tc>
@@ -11528,7 +11566,7 @@
                 <w:sz w:val="15"/>
                 <w:szCs w:val="15"/>
               </w:rPr>
-              <w:t xml:space="preserve">F</w:t>
+              <w:t xml:space="preserve">E</w:t>
             </w:r>
           </w:p>
         </w:tc>
@@ -11557,7 +11595,7 @@
                 <w:sz w:val="15"/>
                 <w:szCs w:val="15"/>
               </w:rPr>
-              <w:t xml:space="preserve">sum firm_n_grants = grants</w:t>
+              <w:t xml:space="preserve">strict CEO sample: exactly one CEO per firm-year</w:t>
             </w:r>
           </w:p>
         </w:tc>
@@ -11606,7 +11644,18 @@
               <w:right w:type="dxa" w:w="80"/>
             </w:tcMar>
           </w:tcPr>
-          <w:p/>
+          <w:p>
+            <w:r>
+              <w:rPr>
+                <w:rFonts w:ascii="Calibri" w:cs="Calibri" w:eastAsia="Microsoft YaHei" w:hAnsi="Calibri"/>
+                <w:b w:val="false"/>
+                <w:bCs w:val="false"/>
+                <w:sz w:val="15"/>
+                <w:szCs w:val="15"/>
+              </w:rPr>
+              <w:t xml:space="preserve">32231</w:t>
+            </w:r>
+          </w:p>
         </w:tc>
       </w:tr>
       <w:tr>
@@ -11664,7 +11713,7 @@
                 <w:sz w:val="15"/>
                 <w:szCs w:val="15"/>
               </w:rPr>
-              <w:t xml:space="preserve">F</w:t>
+              <w:t xml:space="preserve">E</w:t>
             </w:r>
           </w:p>
         </w:tc>
@@ -11693,7 +11742,7 @@
                 <w:sz w:val="15"/>
                 <w:szCs w:val="15"/>
               </w:rPr>
-              <w:t xml:space="preserve">firm counts = sum over executive-years (grants, perf, ESG, unknown)</w:t>
+              <w:t xml:space="preserve">every CEO row exists as an executive-year or has no grants</w:t>
             </w:r>
           </w:p>
         </w:tc>
@@ -11800,7 +11849,7 @@
                 <w:sz w:val="15"/>
                 <w:szCs w:val="15"/>
               </w:rPr>
-              <w:t xml:space="preserve">F</w:t>
+              <w:t xml:space="preserve">E</w:t>
             </w:r>
           </w:p>
         </w:tc>
@@ -11829,7 +11878,7 @@
                 <w:sz w:val="15"/>
                 <w:szCs w:val="15"/>
               </w:rPr>
-              <w:t xml:space="preserve">firm adoption = aggregation of executive adoption</w:t>
+              <w:t xml:space="preserve">CEO identification status</w:t>
             </w:r>
           </w:p>
         </w:tc>
@@ -11858,7 +11907,7 @@
                 <w:sz w:val="15"/>
                 <w:szCs w:val="15"/>
               </w:rPr>
-              <w:t xml:space="preserve">PASS</w:t>
+              <w:t xml:space="preserve">INFO</w:t>
             </w:r>
           </w:p>
         </w:tc>
@@ -11878,7 +11927,18 @@
               <w:right w:type="dxa" w:w="80"/>
             </w:tcMar>
           </w:tcPr>
-          <w:p/>
+          <w:p>
+            <w:r>
+              <w:rPr>
+                <w:rFonts w:ascii="Calibri" w:cs="Calibri" w:eastAsia="Microsoft YaHei" w:hAnsi="Calibri"/>
+                <w:b w:val="false"/>
+                <w:bCs w:val="false"/>
+                <w:sz w:val="15"/>
+                <w:szCs w:val="15"/>
+              </w:rPr>
+              <w:t xml:space="preserve">{'unique_current_ceo_flag': 32231, 'multiple_current_ceo_flags': 1033, 'rolecode_fallback_unique': 14}</w:t>
+            </w:r>
+          </w:p>
         </w:tc>
       </w:tr>
       <w:tr>
@@ -11936,7 +11996,7 @@
                 <w:sz w:val="15"/>
                 <w:szCs w:val="15"/>
               </w:rPr>
-              <w:t xml:space="preserve">F</w:t>
+              <w:t xml:space="preserve">E</w:t>
             </w:r>
           </w:p>
         </w:tc>
@@ -11965,7 +12025,7 @@
                 <w:sz w:val="15"/>
                 <w:szCs w:val="15"/>
               </w:rPr>
-              <w:t xml:space="preserve">firm-years without grants have missing (not 0) ESG measures</w:t>
+              <w:t xml:space="preserve">CEOs without grants have count variables = 0</w:t>
             </w:r>
           </w:p>
         </w:tc>
@@ -12014,18 +12074,7 @@
               <w:right w:type="dxa" w:w="80"/>
             </w:tcMar>
           </w:tcPr>
-          <w:p>
-            <w:r>
-              <w:rPr>
-                <w:rFonts w:ascii="Calibri" w:cs="Calibri" w:eastAsia="Microsoft YaHei" w:hAnsi="Calibri"/>
-                <w:b w:val="false"/>
-                <w:bCs w:val="false"/>
-                <w:sz w:val="15"/>
-                <w:szCs w:val="15"/>
-              </w:rPr>
-              <w:t xml:space="preserve">776</w:t>
-            </w:r>
-          </w:p>
+          <w:p/>
         </w:tc>
       </w:tr>
       <w:tr>
@@ -12083,7 +12132,7 @@
                 <w:sz w:val="15"/>
                 <w:szCs w:val="15"/>
               </w:rPr>
-              <w:t xml:space="preserve">F</w:t>
+              <w:t xml:space="preserve">E</w:t>
             </w:r>
           </w:p>
         </w:tc>
@@ -12112,7 +12161,7 @@
                 <w:sz w:val="15"/>
                 <w:szCs w:val="15"/>
               </w:rPr>
-              <w:t xml:space="preserve">all 31 share/coverage variables within [0,1]</w:t>
+              <w:t xml:space="preserve">all 47 share/coverage variables within [0,1]</w:t>
             </w:r>
           </w:p>
         </w:tc>
@@ -12230,7 +12279,7 @@
                 <w:sz w:val="15"/>
                 <w:szCs w:val="15"/>
               </w:rPr>
-              <w:t xml:space="preserve">F</w:t>
+              <w:t xml:space="preserve">E</w:t>
             </w:r>
           </w:p>
         </w:tc>
@@ -12259,7 +12308,7 @@
                 <w:sz w:val="15"/>
                 <w:szCs w:val="15"/>
               </w:rPr>
-              <w:t xml:space="preserve">lower bound &lt;= upper bound (6 pairs)</w:t>
+              <w:t xml:space="preserve">lower bound &lt;= upper bound (14 pairs)</w:t>
             </w:r>
           </w:p>
         </w:tc>
@@ -12377,7 +12426,7 @@
                 <w:sz w:val="15"/>
                 <w:szCs w:val="15"/>
               </w:rPr>
-              <w:t xml:space="preserve">G</w:t>
+              <w:t xml:space="preserve">F</w:t>
             </w:r>
           </w:p>
         </w:tc>
@@ -12464,7 +12513,7 @@
                 <w:sz w:val="15"/>
                 <w:szCs w:val="15"/>
               </w:rPr>
-              <w:t xml:space="preserve">31944</w:t>
+              <w:t xml:space="preserve">33328</w:t>
             </w:r>
           </w:p>
         </w:tc>
@@ -12524,7 +12573,7 @@
                 <w:sz w:val="15"/>
                 <w:szCs w:val="15"/>
               </w:rPr>
-              <w:t xml:space="preserve">G</w:t>
+              <w:t xml:space="preserve">F</w:t>
             </w:r>
           </w:p>
         </w:tc>
@@ -12553,7 +12602,7 @@
                 <w:sz w:val="15"/>
                 <w:szCs w:val="15"/>
               </w:rPr>
-              <w:t xml:space="preserve">non-CEO grants &lt;= firm grants</w:t>
+              <w:t xml:space="preserve">sum firm_n_grants = grants</w:t>
             </w:r>
           </w:p>
         </w:tc>
@@ -12660,7 +12709,7 @@
                 <w:sz w:val="15"/>
                 <w:szCs w:val="15"/>
               </w:rPr>
-              <w:t xml:space="preserve">G</w:t>
+              <w:t xml:space="preserve">F</w:t>
             </w:r>
           </w:p>
         </w:tc>
@@ -12689,7 +12738,7 @@
                 <w:sz w:val="15"/>
                 <w:szCs w:val="15"/>
               </w:rPr>
-              <w:t xml:space="preserve">all 31 share/coverage variables within [0,1]</w:t>
+              <w:t xml:space="preserve">firm counts = sum over executive-years (grants, perf, ESG, unknown)</w:t>
             </w:r>
           </w:p>
         </w:tc>
@@ -12738,18 +12787,7 @@
               <w:right w:type="dxa" w:w="80"/>
             </w:tcMar>
           </w:tcPr>
-          <w:p>
-            <w:r>
-              <w:rPr>
-                <w:rFonts w:ascii="Calibri" w:cs="Calibri" w:eastAsia="Microsoft YaHei" w:hAnsi="Calibri"/>
-                <w:b w:val="false"/>
-                <w:bCs w:val="false"/>
-                <w:sz w:val="15"/>
-                <w:szCs w:val="15"/>
-              </w:rPr>
-              <w:t xml:space="preserve">0</w:t>
-            </w:r>
-          </w:p>
+          <w:p/>
         </w:tc>
       </w:tr>
       <w:tr>
@@ -12807,7 +12845,7 @@
                 <w:sz w:val="15"/>
                 <w:szCs w:val="15"/>
               </w:rPr>
-              <w:t xml:space="preserve">G</w:t>
+              <w:t xml:space="preserve">F</w:t>
             </w:r>
           </w:p>
         </w:tc>
@@ -12836,7 +12874,7 @@
                 <w:sz w:val="15"/>
                 <w:szCs w:val="15"/>
               </w:rPr>
-              <w:t xml:space="preserve">lower bound &lt;= upper bound (6 pairs)</w:t>
+              <w:t xml:space="preserve">firm adoption = aggregation of executive adoption</w:t>
             </w:r>
           </w:p>
         </w:tc>
@@ -12885,18 +12923,7 @@
               <w:right w:type="dxa" w:w="80"/>
             </w:tcMar>
           </w:tcPr>
-          <w:p>
-            <w:r>
-              <w:rPr>
-                <w:rFonts w:ascii="Calibri" w:cs="Calibri" w:eastAsia="Microsoft YaHei" w:hAnsi="Calibri"/>
-                <w:b w:val="false"/>
-                <w:bCs w:val="false"/>
-                <w:sz w:val="15"/>
-                <w:szCs w:val="15"/>
-              </w:rPr>
-              <w:t xml:space="preserve">0</w:t>
-            </w:r>
-          </w:p>
+          <w:p/>
         </w:tc>
       </w:tr>
       <w:tr>
@@ -12954,7 +12981,7 @@
                 <w:sz w:val="15"/>
                 <w:szCs w:val="15"/>
               </w:rPr>
-              <w:t xml:space="preserve">audit</w:t>
+              <w:t xml:space="preserve">F</w:t>
             </w:r>
           </w:p>
         </w:tc>
@@ -12983,7 +13010,7 @@
                 <w:sz w:val="15"/>
                 <w:szCs w:val="15"/>
               </w:rPr>
-              <w:t xml:space="preserve">audit_goal_grants_missing_in_grant_table.csv</w:t>
+              <w:t xml:space="preserve">firm-years without grants have missing (not 0) ESG measures</w:t>
             </w:r>
           </w:p>
         </w:tc>
@@ -13012,7 +13039,7 @@
                 <w:sz w:val="15"/>
                 <w:szCs w:val="15"/>
               </w:rPr>
-              <w:t xml:space="preserve">INFO</w:t>
+              <w:t xml:space="preserve">PASS</w:t>
             </w:r>
           </w:p>
         </w:tc>
@@ -13041,7 +13068,7 @@
                 <w:sz w:val="15"/>
                 <w:szCs w:val="15"/>
               </w:rPr>
-              <w:t xml:space="preserve">3</w:t>
+              <w:t xml:space="preserve">776</w:t>
             </w:r>
           </w:p>
         </w:tc>
@@ -13101,7 +13128,7 @@
                 <w:sz w:val="15"/>
                 <w:szCs w:val="15"/>
               </w:rPr>
-              <w:t xml:space="preserve">audit</w:t>
+              <w:t xml:space="preserve">F</w:t>
             </w:r>
           </w:p>
         </w:tc>
@@ -13130,7 +13157,7 @@
                 <w:sz w:val="15"/>
                 <w:szCs w:val="15"/>
               </w:rPr>
-              <w:t xml:space="preserve">audit_grants_unmatched_participant.csv</w:t>
+              <w:t xml:space="preserve">firm-years without grants have count variables = 0 (not missing)</w:t>
             </w:r>
           </w:p>
         </w:tc>
@@ -13159,7 +13186,7 @@
                 <w:sz w:val="15"/>
                 <w:szCs w:val="15"/>
               </w:rPr>
-              <w:t xml:space="preserve">INFO</w:t>
+              <w:t xml:space="preserve">PASS</w:t>
             </w:r>
           </w:p>
         </w:tc>
@@ -13179,18 +13206,7 @@
               <w:right w:type="dxa" w:w="80"/>
             </w:tcMar>
           </w:tcPr>
-          <w:p>
-            <w:r>
-              <w:rPr>
-                <w:rFonts w:ascii="Calibri" w:cs="Calibri" w:eastAsia="Microsoft YaHei" w:hAnsi="Calibri"/>
-                <w:b w:val="false"/>
-                <w:bCs w:val="false"/>
-                <w:sz w:val="15"/>
-                <w:szCs w:val="15"/>
-              </w:rPr>
-              <w:t xml:space="preserve">117</w:t>
-            </w:r>
-          </w:p>
+          <w:p/>
         </w:tc>
       </w:tr>
       <w:tr>
@@ -13248,7 +13264,7 @@
                 <w:sz w:val="15"/>
                 <w:szCs w:val="15"/>
               </w:rPr>
-              <w:t xml:space="preserve">audit</w:t>
+              <w:t xml:space="preserve">F</w:t>
             </w:r>
           </w:p>
         </w:tc>
@@ -13277,7 +13293,7 @@
                 <w:sz w:val="15"/>
                 <w:szCs w:val="15"/>
               </w:rPr>
-              <w:t xml:space="preserve">audit_ceo_exceptions.csv</w:t>
+              <w:t xml:space="preserve">pillar E adoption = 1 implies Strict perf adoption = 1</w:t>
             </w:r>
           </w:p>
         </w:tc>
@@ -13306,7 +13322,7 @@
                 <w:sz w:val="15"/>
                 <w:szCs w:val="15"/>
               </w:rPr>
-              <w:t xml:space="preserve">INFO</w:t>
+              <w:t xml:space="preserve">PASS</w:t>
             </w:r>
           </w:p>
         </w:tc>
@@ -13326,18 +13342,7 @@
               <w:right w:type="dxa" w:w="80"/>
             </w:tcMar>
           </w:tcPr>
-          <w:p>
-            <w:r>
-              <w:rPr>
-                <w:rFonts w:ascii="Calibri" w:cs="Calibri" w:eastAsia="Microsoft YaHei" w:hAnsi="Calibri"/>
-                <w:b w:val="false"/>
-                <w:bCs w:val="false"/>
-                <w:sz w:val="15"/>
-                <w:szCs w:val="15"/>
-              </w:rPr>
-              <w:t xml:space="preserve">1960</w:t>
-            </w:r>
-          </w:p>
+          <w:p/>
         </w:tc>
       </w:tr>
       <w:tr>
@@ -13367,6 +13372,2542 @@
                 <w:szCs w:val="15"/>
               </w:rPr>
               <w:t xml:space="preserve">Q075</w:t>
+            </w:r>
+          </w:p>
+        </w:tc>
+        <w:tc>
+          <w:tcPr>
+            <w:tcW w:type="dxa" w:w="702"/>
+            <w:tcBorders>
+              <w:top w:val="single" w:color="BFBFBF" w:sz="4"/>
+              <w:left w:val="single" w:color="BFBFBF" w:sz="4"/>
+              <w:bottom w:val="single" w:color="BFBFBF" w:sz="4"/>
+              <w:right w:val="single" w:color="BFBFBF" w:sz="4"/>
+            </w:tcBorders>
+            <w:tcMar>
+              <w:top w:type="dxa" w:w="40"/>
+              <w:left w:type="dxa" w:w="80"/>
+              <w:bottom w:type="dxa" w:w="40"/>
+              <w:right w:type="dxa" w:w="80"/>
+            </w:tcMar>
+          </w:tcPr>
+          <w:p>
+            <w:r>
+              <w:rPr>
+                <w:rFonts w:ascii="Calibri" w:cs="Calibri" w:eastAsia="Microsoft YaHei" w:hAnsi="Calibri"/>
+                <w:b w:val="false"/>
+                <w:bCs w:val="false"/>
+                <w:sz w:val="15"/>
+                <w:szCs w:val="15"/>
+              </w:rPr>
+              <w:t xml:space="preserve">F</w:t>
+            </w:r>
+          </w:p>
+        </w:tc>
+        <w:tc>
+          <w:tcPr>
+            <w:tcW w:type="dxa" w:w="4718"/>
+            <w:tcBorders>
+              <w:top w:val="single" w:color="BFBFBF" w:sz="4"/>
+              <w:left w:val="single" w:color="BFBFBF" w:sz="4"/>
+              <w:bottom w:val="single" w:color="BFBFBF" w:sz="4"/>
+              <w:right w:val="single" w:color="BFBFBF" w:sz="4"/>
+            </w:tcBorders>
+            <w:tcMar>
+              <w:top w:type="dxa" w:w="40"/>
+              <w:left w:type="dxa" w:w="80"/>
+              <w:bottom w:type="dxa" w:w="40"/>
+              <w:right w:type="dxa" w:w="80"/>
+            </w:tcMar>
+          </w:tcPr>
+          <w:p>
+            <w:r>
+              <w:rPr>
+                <w:rFonts w:ascii="Calibri" w:cs="Calibri" w:eastAsia="Microsoft YaHei" w:hAnsi="Calibri"/>
+                <w:b w:val="false"/>
+                <w:bCs w:val="false"/>
+                <w:sz w:val="15"/>
+                <w:szCs w:val="15"/>
+              </w:rPr>
+              <w:t xml:space="preserve">pillar S adoption = 1 implies Strict perf adoption = 1</w:t>
+            </w:r>
+          </w:p>
+        </w:tc>
+        <w:tc>
+          <w:tcPr>
+            <w:tcW w:type="dxa" w:w="803"/>
+            <w:tcBorders>
+              <w:top w:val="single" w:color="BFBFBF" w:sz="4"/>
+              <w:left w:val="single" w:color="BFBFBF" w:sz="4"/>
+              <w:bottom w:val="single" w:color="BFBFBF" w:sz="4"/>
+              <w:right w:val="single" w:color="BFBFBF" w:sz="4"/>
+            </w:tcBorders>
+            <w:tcMar>
+              <w:top w:type="dxa" w:w="40"/>
+              <w:left w:type="dxa" w:w="80"/>
+              <w:bottom w:type="dxa" w:w="40"/>
+              <w:right w:type="dxa" w:w="80"/>
+            </w:tcMar>
+          </w:tcPr>
+          <w:p>
+            <w:r>
+              <w:rPr>
+                <w:rFonts w:ascii="Calibri" w:cs="Calibri" w:eastAsia="Microsoft YaHei" w:hAnsi="Calibri"/>
+                <w:b w:val="false"/>
+                <w:bCs w:val="false"/>
+                <w:sz w:val="15"/>
+                <w:szCs w:val="15"/>
+              </w:rPr>
+              <w:t xml:space="preserve">PASS</w:t>
+            </w:r>
+          </w:p>
+        </w:tc>
+        <w:tc>
+          <w:tcPr>
+            <w:tcW w:type="dxa" w:w="2612"/>
+            <w:tcBorders>
+              <w:top w:val="single" w:color="BFBFBF" w:sz="4"/>
+              <w:left w:val="single" w:color="BFBFBF" w:sz="4"/>
+              <w:bottom w:val="single" w:color="BFBFBF" w:sz="4"/>
+              <w:right w:val="single" w:color="BFBFBF" w:sz="4"/>
+            </w:tcBorders>
+            <w:tcMar>
+              <w:top w:type="dxa" w:w="40"/>
+              <w:left w:type="dxa" w:w="80"/>
+              <w:bottom w:type="dxa" w:w="40"/>
+              <w:right w:type="dxa" w:w="80"/>
+            </w:tcMar>
+          </w:tcPr>
+          <w:p/>
+        </w:tc>
+      </w:tr>
+      <w:tr>
+        <w:tc>
+          <w:tcPr>
+            <w:tcW w:type="dxa" w:w="803"/>
+            <w:tcBorders>
+              <w:top w:val="single" w:color="BFBFBF" w:sz="4"/>
+              <w:left w:val="single" w:color="BFBFBF" w:sz="4"/>
+              <w:bottom w:val="single" w:color="BFBFBF" w:sz="4"/>
+              <w:right w:val="single" w:color="BFBFBF" w:sz="4"/>
+            </w:tcBorders>
+            <w:tcMar>
+              <w:top w:type="dxa" w:w="40"/>
+              <w:left w:type="dxa" w:w="80"/>
+              <w:bottom w:type="dxa" w:w="40"/>
+              <w:right w:type="dxa" w:w="80"/>
+            </w:tcMar>
+          </w:tcPr>
+          <w:p>
+            <w:r>
+              <w:rPr>
+                <w:rFonts w:ascii="Calibri" w:cs="Calibri" w:eastAsia="Microsoft YaHei" w:hAnsi="Calibri"/>
+                <w:b w:val="false"/>
+                <w:bCs w:val="false"/>
+                <w:sz w:val="15"/>
+                <w:szCs w:val="15"/>
+              </w:rPr>
+              <w:t xml:space="preserve">Q076</w:t>
+            </w:r>
+          </w:p>
+        </w:tc>
+        <w:tc>
+          <w:tcPr>
+            <w:tcW w:type="dxa" w:w="702"/>
+            <w:tcBorders>
+              <w:top w:val="single" w:color="BFBFBF" w:sz="4"/>
+              <w:left w:val="single" w:color="BFBFBF" w:sz="4"/>
+              <w:bottom w:val="single" w:color="BFBFBF" w:sz="4"/>
+              <w:right w:val="single" w:color="BFBFBF" w:sz="4"/>
+            </w:tcBorders>
+            <w:tcMar>
+              <w:top w:type="dxa" w:w="40"/>
+              <w:left w:type="dxa" w:w="80"/>
+              <w:bottom w:type="dxa" w:w="40"/>
+              <w:right w:type="dxa" w:w="80"/>
+            </w:tcMar>
+          </w:tcPr>
+          <w:p>
+            <w:r>
+              <w:rPr>
+                <w:rFonts w:ascii="Calibri" w:cs="Calibri" w:eastAsia="Microsoft YaHei" w:hAnsi="Calibri"/>
+                <w:b w:val="false"/>
+                <w:bCs w:val="false"/>
+                <w:sz w:val="15"/>
+                <w:szCs w:val="15"/>
+              </w:rPr>
+              <w:t xml:space="preserve">F</w:t>
+            </w:r>
+          </w:p>
+        </w:tc>
+        <w:tc>
+          <w:tcPr>
+            <w:tcW w:type="dxa" w:w="4718"/>
+            <w:tcBorders>
+              <w:top w:val="single" w:color="BFBFBF" w:sz="4"/>
+              <w:left w:val="single" w:color="BFBFBF" w:sz="4"/>
+              <w:bottom w:val="single" w:color="BFBFBF" w:sz="4"/>
+              <w:right w:val="single" w:color="BFBFBF" w:sz="4"/>
+            </w:tcBorders>
+            <w:tcMar>
+              <w:top w:type="dxa" w:w="40"/>
+              <w:left w:type="dxa" w:w="80"/>
+              <w:bottom w:type="dxa" w:w="40"/>
+              <w:right w:type="dxa" w:w="80"/>
+            </w:tcMar>
+          </w:tcPr>
+          <w:p>
+            <w:r>
+              <w:rPr>
+                <w:rFonts w:ascii="Calibri" w:cs="Calibri" w:eastAsia="Microsoft YaHei" w:hAnsi="Calibri"/>
+                <w:b w:val="false"/>
+                <w:bCs w:val="false"/>
+                <w:sz w:val="15"/>
+                <w:szCs w:val="15"/>
+              </w:rPr>
+              <w:t xml:space="preserve">pillar G adoption = 1 implies Strict perf adoption = 1</w:t>
+            </w:r>
+          </w:p>
+        </w:tc>
+        <w:tc>
+          <w:tcPr>
+            <w:tcW w:type="dxa" w:w="803"/>
+            <w:tcBorders>
+              <w:top w:val="single" w:color="BFBFBF" w:sz="4"/>
+              <w:left w:val="single" w:color="BFBFBF" w:sz="4"/>
+              <w:bottom w:val="single" w:color="BFBFBF" w:sz="4"/>
+              <w:right w:val="single" w:color="BFBFBF" w:sz="4"/>
+            </w:tcBorders>
+            <w:tcMar>
+              <w:top w:type="dxa" w:w="40"/>
+              <w:left w:type="dxa" w:w="80"/>
+              <w:bottom w:type="dxa" w:w="40"/>
+              <w:right w:type="dxa" w:w="80"/>
+            </w:tcMar>
+          </w:tcPr>
+          <w:p>
+            <w:r>
+              <w:rPr>
+                <w:rFonts w:ascii="Calibri" w:cs="Calibri" w:eastAsia="Microsoft YaHei" w:hAnsi="Calibri"/>
+                <w:b w:val="false"/>
+                <w:bCs w:val="false"/>
+                <w:sz w:val="15"/>
+                <w:szCs w:val="15"/>
+              </w:rPr>
+              <w:t xml:space="preserve">PASS</w:t>
+            </w:r>
+          </w:p>
+        </w:tc>
+        <w:tc>
+          <w:tcPr>
+            <w:tcW w:type="dxa" w:w="2612"/>
+            <w:tcBorders>
+              <w:top w:val="single" w:color="BFBFBF" w:sz="4"/>
+              <w:left w:val="single" w:color="BFBFBF" w:sz="4"/>
+              <w:bottom w:val="single" w:color="BFBFBF" w:sz="4"/>
+              <w:right w:val="single" w:color="BFBFBF" w:sz="4"/>
+            </w:tcBorders>
+            <w:tcMar>
+              <w:top w:type="dxa" w:w="40"/>
+              <w:left w:type="dxa" w:w="80"/>
+              <w:bottom w:type="dxa" w:w="40"/>
+              <w:right w:type="dxa" w:w="80"/>
+            </w:tcMar>
+          </w:tcPr>
+          <w:p/>
+        </w:tc>
+      </w:tr>
+      <w:tr>
+        <w:tc>
+          <w:tcPr>
+            <w:tcW w:type="dxa" w:w="803"/>
+            <w:tcBorders>
+              <w:top w:val="single" w:color="BFBFBF" w:sz="4"/>
+              <w:left w:val="single" w:color="BFBFBF" w:sz="4"/>
+              <w:bottom w:val="single" w:color="BFBFBF" w:sz="4"/>
+              <w:right w:val="single" w:color="BFBFBF" w:sz="4"/>
+            </w:tcBorders>
+            <w:tcMar>
+              <w:top w:type="dxa" w:w="40"/>
+              <w:left w:type="dxa" w:w="80"/>
+              <w:bottom w:type="dxa" w:w="40"/>
+              <w:right w:type="dxa" w:w="80"/>
+            </w:tcMar>
+          </w:tcPr>
+          <w:p>
+            <w:r>
+              <w:rPr>
+                <w:rFonts w:ascii="Calibri" w:cs="Calibri" w:eastAsia="Microsoft YaHei" w:hAnsi="Calibri"/>
+                <w:b w:val="false"/>
+                <w:bCs w:val="false"/>
+                <w:sz w:val="15"/>
+                <w:szCs w:val="15"/>
+              </w:rPr>
+              <w:t xml:space="preserve">Q077</w:t>
+            </w:r>
+          </w:p>
+        </w:tc>
+        <w:tc>
+          <w:tcPr>
+            <w:tcW w:type="dxa" w:w="702"/>
+            <w:tcBorders>
+              <w:top w:val="single" w:color="BFBFBF" w:sz="4"/>
+              <w:left w:val="single" w:color="BFBFBF" w:sz="4"/>
+              <w:bottom w:val="single" w:color="BFBFBF" w:sz="4"/>
+              <w:right w:val="single" w:color="BFBFBF" w:sz="4"/>
+            </w:tcBorders>
+            <w:tcMar>
+              <w:top w:type="dxa" w:w="40"/>
+              <w:left w:type="dxa" w:w="80"/>
+              <w:bottom w:type="dxa" w:w="40"/>
+              <w:right w:type="dxa" w:w="80"/>
+            </w:tcMar>
+          </w:tcPr>
+          <w:p>
+            <w:r>
+              <w:rPr>
+                <w:rFonts w:ascii="Calibri" w:cs="Calibri" w:eastAsia="Microsoft YaHei" w:hAnsi="Calibri"/>
+                <w:b w:val="false"/>
+                <w:bCs w:val="false"/>
+                <w:sz w:val="15"/>
+                <w:szCs w:val="15"/>
+              </w:rPr>
+              <w:t xml:space="preserve">F</w:t>
+            </w:r>
+          </w:p>
+        </w:tc>
+        <w:tc>
+          <w:tcPr>
+            <w:tcW w:type="dxa" w:w="4718"/>
+            <w:tcBorders>
+              <w:top w:val="single" w:color="BFBFBF" w:sz="4"/>
+              <w:left w:val="single" w:color="BFBFBF" w:sz="4"/>
+              <w:bottom w:val="single" w:color="BFBFBF" w:sz="4"/>
+              <w:right w:val="single" w:color="BFBFBF" w:sz="4"/>
+            </w:tcBorders>
+            <w:tcMar>
+              <w:top w:type="dxa" w:w="40"/>
+              <w:left w:type="dxa" w:w="80"/>
+              <w:bottom w:type="dxa" w:w="40"/>
+              <w:right w:type="dxa" w:w="80"/>
+            </w:tcMar>
+          </w:tcPr>
+          <w:p>
+            <w:r>
+              <w:rPr>
+                <w:rFonts w:ascii="Calibri" w:cs="Calibri" w:eastAsia="Microsoft YaHei" w:hAnsi="Calibri"/>
+                <w:b w:val="false"/>
+                <w:bCs w:val="false"/>
+                <w:sz w:val="15"/>
+                <w:szCs w:val="15"/>
+              </w:rPr>
+              <w:t xml:space="preserve">firm E adoption re-derived from grants (pillar-specific zero rule)</w:t>
+            </w:r>
+          </w:p>
+        </w:tc>
+        <w:tc>
+          <w:tcPr>
+            <w:tcW w:type="dxa" w:w="803"/>
+            <w:tcBorders>
+              <w:top w:val="single" w:color="BFBFBF" w:sz="4"/>
+              <w:left w:val="single" w:color="BFBFBF" w:sz="4"/>
+              <w:bottom w:val="single" w:color="BFBFBF" w:sz="4"/>
+              <w:right w:val="single" w:color="BFBFBF" w:sz="4"/>
+            </w:tcBorders>
+            <w:tcMar>
+              <w:top w:type="dxa" w:w="40"/>
+              <w:left w:type="dxa" w:w="80"/>
+              <w:bottom w:type="dxa" w:w="40"/>
+              <w:right w:type="dxa" w:w="80"/>
+            </w:tcMar>
+          </w:tcPr>
+          <w:p>
+            <w:r>
+              <w:rPr>
+                <w:rFonts w:ascii="Calibri" w:cs="Calibri" w:eastAsia="Microsoft YaHei" w:hAnsi="Calibri"/>
+                <w:b w:val="false"/>
+                <w:bCs w:val="false"/>
+                <w:sz w:val="15"/>
+                <w:szCs w:val="15"/>
+              </w:rPr>
+              <w:t xml:space="preserve">PASS</w:t>
+            </w:r>
+          </w:p>
+        </w:tc>
+        <w:tc>
+          <w:tcPr>
+            <w:tcW w:type="dxa" w:w="2612"/>
+            <w:tcBorders>
+              <w:top w:val="single" w:color="BFBFBF" w:sz="4"/>
+              <w:left w:val="single" w:color="BFBFBF" w:sz="4"/>
+              <w:bottom w:val="single" w:color="BFBFBF" w:sz="4"/>
+              <w:right w:val="single" w:color="BFBFBF" w:sz="4"/>
+            </w:tcBorders>
+            <w:tcMar>
+              <w:top w:type="dxa" w:w="40"/>
+              <w:left w:type="dxa" w:w="80"/>
+              <w:bottom w:type="dxa" w:w="40"/>
+              <w:right w:type="dxa" w:w="80"/>
+            </w:tcMar>
+          </w:tcPr>
+          <w:p/>
+        </w:tc>
+      </w:tr>
+      <w:tr>
+        <w:tc>
+          <w:tcPr>
+            <w:tcW w:type="dxa" w:w="803"/>
+            <w:tcBorders>
+              <w:top w:val="single" w:color="BFBFBF" w:sz="4"/>
+              <w:left w:val="single" w:color="BFBFBF" w:sz="4"/>
+              <w:bottom w:val="single" w:color="BFBFBF" w:sz="4"/>
+              <w:right w:val="single" w:color="BFBFBF" w:sz="4"/>
+            </w:tcBorders>
+            <w:tcMar>
+              <w:top w:type="dxa" w:w="40"/>
+              <w:left w:type="dxa" w:w="80"/>
+              <w:bottom w:type="dxa" w:w="40"/>
+              <w:right w:type="dxa" w:w="80"/>
+            </w:tcMar>
+          </w:tcPr>
+          <w:p>
+            <w:r>
+              <w:rPr>
+                <w:rFonts w:ascii="Calibri" w:cs="Calibri" w:eastAsia="Microsoft YaHei" w:hAnsi="Calibri"/>
+                <w:b w:val="false"/>
+                <w:bCs w:val="false"/>
+                <w:sz w:val="15"/>
+                <w:szCs w:val="15"/>
+              </w:rPr>
+              <w:t xml:space="preserve">Q078</w:t>
+            </w:r>
+          </w:p>
+        </w:tc>
+        <w:tc>
+          <w:tcPr>
+            <w:tcW w:type="dxa" w:w="702"/>
+            <w:tcBorders>
+              <w:top w:val="single" w:color="BFBFBF" w:sz="4"/>
+              <w:left w:val="single" w:color="BFBFBF" w:sz="4"/>
+              <w:bottom w:val="single" w:color="BFBFBF" w:sz="4"/>
+              <w:right w:val="single" w:color="BFBFBF" w:sz="4"/>
+            </w:tcBorders>
+            <w:tcMar>
+              <w:top w:type="dxa" w:w="40"/>
+              <w:left w:type="dxa" w:w="80"/>
+              <w:bottom w:type="dxa" w:w="40"/>
+              <w:right w:type="dxa" w:w="80"/>
+            </w:tcMar>
+          </w:tcPr>
+          <w:p>
+            <w:r>
+              <w:rPr>
+                <w:rFonts w:ascii="Calibri" w:cs="Calibri" w:eastAsia="Microsoft YaHei" w:hAnsi="Calibri"/>
+                <w:b w:val="false"/>
+                <w:bCs w:val="false"/>
+                <w:sz w:val="15"/>
+                <w:szCs w:val="15"/>
+              </w:rPr>
+              <w:t xml:space="preserve">F</w:t>
+            </w:r>
+          </w:p>
+        </w:tc>
+        <w:tc>
+          <w:tcPr>
+            <w:tcW w:type="dxa" w:w="4718"/>
+            <w:tcBorders>
+              <w:top w:val="single" w:color="BFBFBF" w:sz="4"/>
+              <w:left w:val="single" w:color="BFBFBF" w:sz="4"/>
+              <w:bottom w:val="single" w:color="BFBFBF" w:sz="4"/>
+              <w:right w:val="single" w:color="BFBFBF" w:sz="4"/>
+            </w:tcBorders>
+            <w:tcMar>
+              <w:top w:type="dxa" w:w="40"/>
+              <w:left w:type="dxa" w:w="80"/>
+              <w:bottom w:type="dxa" w:w="40"/>
+              <w:right w:type="dxa" w:w="80"/>
+            </w:tcMar>
+          </w:tcPr>
+          <w:p>
+            <w:r>
+              <w:rPr>
+                <w:rFonts w:ascii="Calibri" w:cs="Calibri" w:eastAsia="Microsoft YaHei" w:hAnsi="Calibri"/>
+                <w:b w:val="false"/>
+                <w:bCs w:val="false"/>
+                <w:sz w:val="15"/>
+                <w:szCs w:val="15"/>
+              </w:rPr>
+              <w:t xml:space="preserve">firm E perf-grant share lower bound re-derived from grants</w:t>
+            </w:r>
+          </w:p>
+        </w:tc>
+        <w:tc>
+          <w:tcPr>
+            <w:tcW w:type="dxa" w:w="803"/>
+            <w:tcBorders>
+              <w:top w:val="single" w:color="BFBFBF" w:sz="4"/>
+              <w:left w:val="single" w:color="BFBFBF" w:sz="4"/>
+              <w:bottom w:val="single" w:color="BFBFBF" w:sz="4"/>
+              <w:right w:val="single" w:color="BFBFBF" w:sz="4"/>
+            </w:tcBorders>
+            <w:tcMar>
+              <w:top w:type="dxa" w:w="40"/>
+              <w:left w:type="dxa" w:w="80"/>
+              <w:bottom w:type="dxa" w:w="40"/>
+              <w:right w:type="dxa" w:w="80"/>
+            </w:tcMar>
+          </w:tcPr>
+          <w:p>
+            <w:r>
+              <w:rPr>
+                <w:rFonts w:ascii="Calibri" w:cs="Calibri" w:eastAsia="Microsoft YaHei" w:hAnsi="Calibri"/>
+                <w:b w:val="false"/>
+                <w:bCs w:val="false"/>
+                <w:sz w:val="15"/>
+                <w:szCs w:val="15"/>
+              </w:rPr>
+              <w:t xml:space="preserve">PASS</w:t>
+            </w:r>
+          </w:p>
+        </w:tc>
+        <w:tc>
+          <w:tcPr>
+            <w:tcW w:type="dxa" w:w="2612"/>
+            <w:tcBorders>
+              <w:top w:val="single" w:color="BFBFBF" w:sz="4"/>
+              <w:left w:val="single" w:color="BFBFBF" w:sz="4"/>
+              <w:bottom w:val="single" w:color="BFBFBF" w:sz="4"/>
+              <w:right w:val="single" w:color="BFBFBF" w:sz="4"/>
+            </w:tcBorders>
+            <w:tcMar>
+              <w:top w:type="dxa" w:w="40"/>
+              <w:left w:type="dxa" w:w="80"/>
+              <w:bottom w:type="dxa" w:w="40"/>
+              <w:right w:type="dxa" w:w="80"/>
+            </w:tcMar>
+          </w:tcPr>
+          <w:p/>
+        </w:tc>
+      </w:tr>
+      <w:tr>
+        <w:tc>
+          <w:tcPr>
+            <w:tcW w:type="dxa" w:w="803"/>
+            <w:tcBorders>
+              <w:top w:val="single" w:color="BFBFBF" w:sz="4"/>
+              <w:left w:val="single" w:color="BFBFBF" w:sz="4"/>
+              <w:bottom w:val="single" w:color="BFBFBF" w:sz="4"/>
+              <w:right w:val="single" w:color="BFBFBF" w:sz="4"/>
+            </w:tcBorders>
+            <w:tcMar>
+              <w:top w:type="dxa" w:w="40"/>
+              <w:left w:type="dxa" w:w="80"/>
+              <w:bottom w:type="dxa" w:w="40"/>
+              <w:right w:type="dxa" w:w="80"/>
+            </w:tcMar>
+          </w:tcPr>
+          <w:p>
+            <w:r>
+              <w:rPr>
+                <w:rFonts w:ascii="Calibri" w:cs="Calibri" w:eastAsia="Microsoft YaHei" w:hAnsi="Calibri"/>
+                <w:b w:val="false"/>
+                <w:bCs w:val="false"/>
+                <w:sz w:val="15"/>
+                <w:szCs w:val="15"/>
+              </w:rPr>
+              <w:t xml:space="preserve">Q079</w:t>
+            </w:r>
+          </w:p>
+        </w:tc>
+        <w:tc>
+          <w:tcPr>
+            <w:tcW w:type="dxa" w:w="702"/>
+            <w:tcBorders>
+              <w:top w:val="single" w:color="BFBFBF" w:sz="4"/>
+              <w:left w:val="single" w:color="BFBFBF" w:sz="4"/>
+              <w:bottom w:val="single" w:color="BFBFBF" w:sz="4"/>
+              <w:right w:val="single" w:color="BFBFBF" w:sz="4"/>
+            </w:tcBorders>
+            <w:tcMar>
+              <w:top w:type="dxa" w:w="40"/>
+              <w:left w:type="dxa" w:w="80"/>
+              <w:bottom w:type="dxa" w:w="40"/>
+              <w:right w:type="dxa" w:w="80"/>
+            </w:tcMar>
+          </w:tcPr>
+          <w:p>
+            <w:r>
+              <w:rPr>
+                <w:rFonts w:ascii="Calibri" w:cs="Calibri" w:eastAsia="Microsoft YaHei" w:hAnsi="Calibri"/>
+                <w:b w:val="false"/>
+                <w:bCs w:val="false"/>
+                <w:sz w:val="15"/>
+                <w:szCs w:val="15"/>
+              </w:rPr>
+              <w:t xml:space="preserve">F</w:t>
+            </w:r>
+          </w:p>
+        </w:tc>
+        <w:tc>
+          <w:tcPr>
+            <w:tcW w:type="dxa" w:w="4718"/>
+            <w:tcBorders>
+              <w:top w:val="single" w:color="BFBFBF" w:sz="4"/>
+              <w:left w:val="single" w:color="BFBFBF" w:sz="4"/>
+              <w:bottom w:val="single" w:color="BFBFBF" w:sz="4"/>
+              <w:right w:val="single" w:color="BFBFBF" w:sz="4"/>
+            </w:tcBorders>
+            <w:tcMar>
+              <w:top w:type="dxa" w:w="40"/>
+              <w:left w:type="dxa" w:w="80"/>
+              <w:bottom w:type="dxa" w:w="40"/>
+              <w:right w:type="dxa" w:w="80"/>
+            </w:tcMar>
+          </w:tcPr>
+          <w:p>
+            <w:r>
+              <w:rPr>
+                <w:rFonts w:ascii="Calibri" w:cs="Calibri" w:eastAsia="Microsoft YaHei" w:hAnsi="Calibri"/>
+                <w:b w:val="false"/>
+                <w:bCs w:val="false"/>
+                <w:sz w:val="15"/>
+                <w:szCs w:val="15"/>
+              </w:rPr>
+              <w:t xml:space="preserve">firm S adoption re-derived from grants (pillar-specific zero rule)</w:t>
+            </w:r>
+          </w:p>
+        </w:tc>
+        <w:tc>
+          <w:tcPr>
+            <w:tcW w:type="dxa" w:w="803"/>
+            <w:tcBorders>
+              <w:top w:val="single" w:color="BFBFBF" w:sz="4"/>
+              <w:left w:val="single" w:color="BFBFBF" w:sz="4"/>
+              <w:bottom w:val="single" w:color="BFBFBF" w:sz="4"/>
+              <w:right w:val="single" w:color="BFBFBF" w:sz="4"/>
+            </w:tcBorders>
+            <w:tcMar>
+              <w:top w:type="dxa" w:w="40"/>
+              <w:left w:type="dxa" w:w="80"/>
+              <w:bottom w:type="dxa" w:w="40"/>
+              <w:right w:type="dxa" w:w="80"/>
+            </w:tcMar>
+          </w:tcPr>
+          <w:p>
+            <w:r>
+              <w:rPr>
+                <w:rFonts w:ascii="Calibri" w:cs="Calibri" w:eastAsia="Microsoft YaHei" w:hAnsi="Calibri"/>
+                <w:b w:val="false"/>
+                <w:bCs w:val="false"/>
+                <w:sz w:val="15"/>
+                <w:szCs w:val="15"/>
+              </w:rPr>
+              <w:t xml:space="preserve">PASS</w:t>
+            </w:r>
+          </w:p>
+        </w:tc>
+        <w:tc>
+          <w:tcPr>
+            <w:tcW w:type="dxa" w:w="2612"/>
+            <w:tcBorders>
+              <w:top w:val="single" w:color="BFBFBF" w:sz="4"/>
+              <w:left w:val="single" w:color="BFBFBF" w:sz="4"/>
+              <w:bottom w:val="single" w:color="BFBFBF" w:sz="4"/>
+              <w:right w:val="single" w:color="BFBFBF" w:sz="4"/>
+            </w:tcBorders>
+            <w:tcMar>
+              <w:top w:type="dxa" w:w="40"/>
+              <w:left w:type="dxa" w:w="80"/>
+              <w:bottom w:type="dxa" w:w="40"/>
+              <w:right w:type="dxa" w:w="80"/>
+            </w:tcMar>
+          </w:tcPr>
+          <w:p/>
+        </w:tc>
+      </w:tr>
+      <w:tr>
+        <w:tc>
+          <w:tcPr>
+            <w:tcW w:type="dxa" w:w="803"/>
+            <w:tcBorders>
+              <w:top w:val="single" w:color="BFBFBF" w:sz="4"/>
+              <w:left w:val="single" w:color="BFBFBF" w:sz="4"/>
+              <w:bottom w:val="single" w:color="BFBFBF" w:sz="4"/>
+              <w:right w:val="single" w:color="BFBFBF" w:sz="4"/>
+            </w:tcBorders>
+            <w:tcMar>
+              <w:top w:type="dxa" w:w="40"/>
+              <w:left w:type="dxa" w:w="80"/>
+              <w:bottom w:type="dxa" w:w="40"/>
+              <w:right w:type="dxa" w:w="80"/>
+            </w:tcMar>
+          </w:tcPr>
+          <w:p>
+            <w:r>
+              <w:rPr>
+                <w:rFonts w:ascii="Calibri" w:cs="Calibri" w:eastAsia="Microsoft YaHei" w:hAnsi="Calibri"/>
+                <w:b w:val="false"/>
+                <w:bCs w:val="false"/>
+                <w:sz w:val="15"/>
+                <w:szCs w:val="15"/>
+              </w:rPr>
+              <w:t xml:space="preserve">Q080</w:t>
+            </w:r>
+          </w:p>
+        </w:tc>
+        <w:tc>
+          <w:tcPr>
+            <w:tcW w:type="dxa" w:w="702"/>
+            <w:tcBorders>
+              <w:top w:val="single" w:color="BFBFBF" w:sz="4"/>
+              <w:left w:val="single" w:color="BFBFBF" w:sz="4"/>
+              <w:bottom w:val="single" w:color="BFBFBF" w:sz="4"/>
+              <w:right w:val="single" w:color="BFBFBF" w:sz="4"/>
+            </w:tcBorders>
+            <w:tcMar>
+              <w:top w:type="dxa" w:w="40"/>
+              <w:left w:type="dxa" w:w="80"/>
+              <w:bottom w:type="dxa" w:w="40"/>
+              <w:right w:type="dxa" w:w="80"/>
+            </w:tcMar>
+          </w:tcPr>
+          <w:p>
+            <w:r>
+              <w:rPr>
+                <w:rFonts w:ascii="Calibri" w:cs="Calibri" w:eastAsia="Microsoft YaHei" w:hAnsi="Calibri"/>
+                <w:b w:val="false"/>
+                <w:bCs w:val="false"/>
+                <w:sz w:val="15"/>
+                <w:szCs w:val="15"/>
+              </w:rPr>
+              <w:t xml:space="preserve">F</w:t>
+            </w:r>
+          </w:p>
+        </w:tc>
+        <w:tc>
+          <w:tcPr>
+            <w:tcW w:type="dxa" w:w="4718"/>
+            <w:tcBorders>
+              <w:top w:val="single" w:color="BFBFBF" w:sz="4"/>
+              <w:left w:val="single" w:color="BFBFBF" w:sz="4"/>
+              <w:bottom w:val="single" w:color="BFBFBF" w:sz="4"/>
+              <w:right w:val="single" w:color="BFBFBF" w:sz="4"/>
+            </w:tcBorders>
+            <w:tcMar>
+              <w:top w:type="dxa" w:w="40"/>
+              <w:left w:type="dxa" w:w="80"/>
+              <w:bottom w:type="dxa" w:w="40"/>
+              <w:right w:type="dxa" w:w="80"/>
+            </w:tcMar>
+          </w:tcPr>
+          <w:p>
+            <w:r>
+              <w:rPr>
+                <w:rFonts w:ascii="Calibri" w:cs="Calibri" w:eastAsia="Microsoft YaHei" w:hAnsi="Calibri"/>
+                <w:b w:val="false"/>
+                <w:bCs w:val="false"/>
+                <w:sz w:val="15"/>
+                <w:szCs w:val="15"/>
+              </w:rPr>
+              <w:t xml:space="preserve">firm S perf-grant share lower bound re-derived from grants</w:t>
+            </w:r>
+          </w:p>
+        </w:tc>
+        <w:tc>
+          <w:tcPr>
+            <w:tcW w:type="dxa" w:w="803"/>
+            <w:tcBorders>
+              <w:top w:val="single" w:color="BFBFBF" w:sz="4"/>
+              <w:left w:val="single" w:color="BFBFBF" w:sz="4"/>
+              <w:bottom w:val="single" w:color="BFBFBF" w:sz="4"/>
+              <w:right w:val="single" w:color="BFBFBF" w:sz="4"/>
+            </w:tcBorders>
+            <w:tcMar>
+              <w:top w:type="dxa" w:w="40"/>
+              <w:left w:type="dxa" w:w="80"/>
+              <w:bottom w:type="dxa" w:w="40"/>
+              <w:right w:type="dxa" w:w="80"/>
+            </w:tcMar>
+          </w:tcPr>
+          <w:p>
+            <w:r>
+              <w:rPr>
+                <w:rFonts w:ascii="Calibri" w:cs="Calibri" w:eastAsia="Microsoft YaHei" w:hAnsi="Calibri"/>
+                <w:b w:val="false"/>
+                <w:bCs w:val="false"/>
+                <w:sz w:val="15"/>
+                <w:szCs w:val="15"/>
+              </w:rPr>
+              <w:t xml:space="preserve">PASS</w:t>
+            </w:r>
+          </w:p>
+        </w:tc>
+        <w:tc>
+          <w:tcPr>
+            <w:tcW w:type="dxa" w:w="2612"/>
+            <w:tcBorders>
+              <w:top w:val="single" w:color="BFBFBF" w:sz="4"/>
+              <w:left w:val="single" w:color="BFBFBF" w:sz="4"/>
+              <w:bottom w:val="single" w:color="BFBFBF" w:sz="4"/>
+              <w:right w:val="single" w:color="BFBFBF" w:sz="4"/>
+            </w:tcBorders>
+            <w:tcMar>
+              <w:top w:type="dxa" w:w="40"/>
+              <w:left w:type="dxa" w:w="80"/>
+              <w:bottom w:type="dxa" w:w="40"/>
+              <w:right w:type="dxa" w:w="80"/>
+            </w:tcMar>
+          </w:tcPr>
+          <w:p/>
+        </w:tc>
+      </w:tr>
+      <w:tr>
+        <w:tc>
+          <w:tcPr>
+            <w:tcW w:type="dxa" w:w="803"/>
+            <w:tcBorders>
+              <w:top w:val="single" w:color="BFBFBF" w:sz="4"/>
+              <w:left w:val="single" w:color="BFBFBF" w:sz="4"/>
+              <w:bottom w:val="single" w:color="BFBFBF" w:sz="4"/>
+              <w:right w:val="single" w:color="BFBFBF" w:sz="4"/>
+            </w:tcBorders>
+            <w:tcMar>
+              <w:top w:type="dxa" w:w="40"/>
+              <w:left w:type="dxa" w:w="80"/>
+              <w:bottom w:type="dxa" w:w="40"/>
+              <w:right w:type="dxa" w:w="80"/>
+            </w:tcMar>
+          </w:tcPr>
+          <w:p>
+            <w:r>
+              <w:rPr>
+                <w:rFonts w:ascii="Calibri" w:cs="Calibri" w:eastAsia="Microsoft YaHei" w:hAnsi="Calibri"/>
+                <w:b w:val="false"/>
+                <w:bCs w:val="false"/>
+                <w:sz w:val="15"/>
+                <w:szCs w:val="15"/>
+              </w:rPr>
+              <w:t xml:space="preserve">Q081</w:t>
+            </w:r>
+          </w:p>
+        </w:tc>
+        <w:tc>
+          <w:tcPr>
+            <w:tcW w:type="dxa" w:w="702"/>
+            <w:tcBorders>
+              <w:top w:val="single" w:color="BFBFBF" w:sz="4"/>
+              <w:left w:val="single" w:color="BFBFBF" w:sz="4"/>
+              <w:bottom w:val="single" w:color="BFBFBF" w:sz="4"/>
+              <w:right w:val="single" w:color="BFBFBF" w:sz="4"/>
+            </w:tcBorders>
+            <w:tcMar>
+              <w:top w:type="dxa" w:w="40"/>
+              <w:left w:type="dxa" w:w="80"/>
+              <w:bottom w:type="dxa" w:w="40"/>
+              <w:right w:type="dxa" w:w="80"/>
+            </w:tcMar>
+          </w:tcPr>
+          <w:p>
+            <w:r>
+              <w:rPr>
+                <w:rFonts w:ascii="Calibri" w:cs="Calibri" w:eastAsia="Microsoft YaHei" w:hAnsi="Calibri"/>
+                <w:b w:val="false"/>
+                <w:bCs w:val="false"/>
+                <w:sz w:val="15"/>
+                <w:szCs w:val="15"/>
+              </w:rPr>
+              <w:t xml:space="preserve">F</w:t>
+            </w:r>
+          </w:p>
+        </w:tc>
+        <w:tc>
+          <w:tcPr>
+            <w:tcW w:type="dxa" w:w="4718"/>
+            <w:tcBorders>
+              <w:top w:val="single" w:color="BFBFBF" w:sz="4"/>
+              <w:left w:val="single" w:color="BFBFBF" w:sz="4"/>
+              <w:bottom w:val="single" w:color="BFBFBF" w:sz="4"/>
+              <w:right w:val="single" w:color="BFBFBF" w:sz="4"/>
+            </w:tcBorders>
+            <w:tcMar>
+              <w:top w:type="dxa" w:w="40"/>
+              <w:left w:type="dxa" w:w="80"/>
+              <w:bottom w:type="dxa" w:w="40"/>
+              <w:right w:type="dxa" w:w="80"/>
+            </w:tcMar>
+          </w:tcPr>
+          <w:p>
+            <w:r>
+              <w:rPr>
+                <w:rFonts w:ascii="Calibri" w:cs="Calibri" w:eastAsia="Microsoft YaHei" w:hAnsi="Calibri"/>
+                <w:b w:val="false"/>
+                <w:bCs w:val="false"/>
+                <w:sz w:val="15"/>
+                <w:szCs w:val="15"/>
+              </w:rPr>
+              <w:t xml:space="preserve">firm G adoption re-derived from grants (pillar-specific zero rule)</w:t>
+            </w:r>
+          </w:p>
+        </w:tc>
+        <w:tc>
+          <w:tcPr>
+            <w:tcW w:type="dxa" w:w="803"/>
+            <w:tcBorders>
+              <w:top w:val="single" w:color="BFBFBF" w:sz="4"/>
+              <w:left w:val="single" w:color="BFBFBF" w:sz="4"/>
+              <w:bottom w:val="single" w:color="BFBFBF" w:sz="4"/>
+              <w:right w:val="single" w:color="BFBFBF" w:sz="4"/>
+            </w:tcBorders>
+            <w:tcMar>
+              <w:top w:type="dxa" w:w="40"/>
+              <w:left w:type="dxa" w:w="80"/>
+              <w:bottom w:type="dxa" w:w="40"/>
+              <w:right w:type="dxa" w:w="80"/>
+            </w:tcMar>
+          </w:tcPr>
+          <w:p>
+            <w:r>
+              <w:rPr>
+                <w:rFonts w:ascii="Calibri" w:cs="Calibri" w:eastAsia="Microsoft YaHei" w:hAnsi="Calibri"/>
+                <w:b w:val="false"/>
+                <w:bCs w:val="false"/>
+                <w:sz w:val="15"/>
+                <w:szCs w:val="15"/>
+              </w:rPr>
+              <w:t xml:space="preserve">PASS</w:t>
+            </w:r>
+          </w:p>
+        </w:tc>
+        <w:tc>
+          <w:tcPr>
+            <w:tcW w:type="dxa" w:w="2612"/>
+            <w:tcBorders>
+              <w:top w:val="single" w:color="BFBFBF" w:sz="4"/>
+              <w:left w:val="single" w:color="BFBFBF" w:sz="4"/>
+              <w:bottom w:val="single" w:color="BFBFBF" w:sz="4"/>
+              <w:right w:val="single" w:color="BFBFBF" w:sz="4"/>
+            </w:tcBorders>
+            <w:tcMar>
+              <w:top w:type="dxa" w:w="40"/>
+              <w:left w:type="dxa" w:w="80"/>
+              <w:bottom w:type="dxa" w:w="40"/>
+              <w:right w:type="dxa" w:w="80"/>
+            </w:tcMar>
+          </w:tcPr>
+          <w:p/>
+        </w:tc>
+      </w:tr>
+      <w:tr>
+        <w:tc>
+          <w:tcPr>
+            <w:tcW w:type="dxa" w:w="803"/>
+            <w:tcBorders>
+              <w:top w:val="single" w:color="BFBFBF" w:sz="4"/>
+              <w:left w:val="single" w:color="BFBFBF" w:sz="4"/>
+              <w:bottom w:val="single" w:color="BFBFBF" w:sz="4"/>
+              <w:right w:val="single" w:color="BFBFBF" w:sz="4"/>
+            </w:tcBorders>
+            <w:tcMar>
+              <w:top w:type="dxa" w:w="40"/>
+              <w:left w:type="dxa" w:w="80"/>
+              <w:bottom w:type="dxa" w:w="40"/>
+              <w:right w:type="dxa" w:w="80"/>
+            </w:tcMar>
+          </w:tcPr>
+          <w:p>
+            <w:r>
+              <w:rPr>
+                <w:rFonts w:ascii="Calibri" w:cs="Calibri" w:eastAsia="Microsoft YaHei" w:hAnsi="Calibri"/>
+                <w:b w:val="false"/>
+                <w:bCs w:val="false"/>
+                <w:sz w:val="15"/>
+                <w:szCs w:val="15"/>
+              </w:rPr>
+              <w:t xml:space="preserve">Q082</w:t>
+            </w:r>
+          </w:p>
+        </w:tc>
+        <w:tc>
+          <w:tcPr>
+            <w:tcW w:type="dxa" w:w="702"/>
+            <w:tcBorders>
+              <w:top w:val="single" w:color="BFBFBF" w:sz="4"/>
+              <w:left w:val="single" w:color="BFBFBF" w:sz="4"/>
+              <w:bottom w:val="single" w:color="BFBFBF" w:sz="4"/>
+              <w:right w:val="single" w:color="BFBFBF" w:sz="4"/>
+            </w:tcBorders>
+            <w:tcMar>
+              <w:top w:type="dxa" w:w="40"/>
+              <w:left w:type="dxa" w:w="80"/>
+              <w:bottom w:type="dxa" w:w="40"/>
+              <w:right w:type="dxa" w:w="80"/>
+            </w:tcMar>
+          </w:tcPr>
+          <w:p>
+            <w:r>
+              <w:rPr>
+                <w:rFonts w:ascii="Calibri" w:cs="Calibri" w:eastAsia="Microsoft YaHei" w:hAnsi="Calibri"/>
+                <w:b w:val="false"/>
+                <w:bCs w:val="false"/>
+                <w:sz w:val="15"/>
+                <w:szCs w:val="15"/>
+              </w:rPr>
+              <w:t xml:space="preserve">F</w:t>
+            </w:r>
+          </w:p>
+        </w:tc>
+        <w:tc>
+          <w:tcPr>
+            <w:tcW w:type="dxa" w:w="4718"/>
+            <w:tcBorders>
+              <w:top w:val="single" w:color="BFBFBF" w:sz="4"/>
+              <w:left w:val="single" w:color="BFBFBF" w:sz="4"/>
+              <w:bottom w:val="single" w:color="BFBFBF" w:sz="4"/>
+              <w:right w:val="single" w:color="BFBFBF" w:sz="4"/>
+            </w:tcBorders>
+            <w:tcMar>
+              <w:top w:type="dxa" w:w="40"/>
+              <w:left w:type="dxa" w:w="80"/>
+              <w:bottom w:type="dxa" w:w="40"/>
+              <w:right w:type="dxa" w:w="80"/>
+            </w:tcMar>
+          </w:tcPr>
+          <w:p>
+            <w:r>
+              <w:rPr>
+                <w:rFonts w:ascii="Calibri" w:cs="Calibri" w:eastAsia="Microsoft YaHei" w:hAnsi="Calibri"/>
+                <w:b w:val="false"/>
+                <w:bCs w:val="false"/>
+                <w:sz w:val="15"/>
+                <w:szCs w:val="15"/>
+              </w:rPr>
+              <w:t xml:space="preserve">firm G perf-grant share lower bound re-derived from grants</w:t>
+            </w:r>
+          </w:p>
+        </w:tc>
+        <w:tc>
+          <w:tcPr>
+            <w:tcW w:type="dxa" w:w="803"/>
+            <w:tcBorders>
+              <w:top w:val="single" w:color="BFBFBF" w:sz="4"/>
+              <w:left w:val="single" w:color="BFBFBF" w:sz="4"/>
+              <w:bottom w:val="single" w:color="BFBFBF" w:sz="4"/>
+              <w:right w:val="single" w:color="BFBFBF" w:sz="4"/>
+            </w:tcBorders>
+            <w:tcMar>
+              <w:top w:type="dxa" w:w="40"/>
+              <w:left w:type="dxa" w:w="80"/>
+              <w:bottom w:type="dxa" w:w="40"/>
+              <w:right w:type="dxa" w:w="80"/>
+            </w:tcMar>
+          </w:tcPr>
+          <w:p>
+            <w:r>
+              <w:rPr>
+                <w:rFonts w:ascii="Calibri" w:cs="Calibri" w:eastAsia="Microsoft YaHei" w:hAnsi="Calibri"/>
+                <w:b w:val="false"/>
+                <w:bCs w:val="false"/>
+                <w:sz w:val="15"/>
+                <w:szCs w:val="15"/>
+              </w:rPr>
+              <w:t xml:space="preserve">PASS</w:t>
+            </w:r>
+          </w:p>
+        </w:tc>
+        <w:tc>
+          <w:tcPr>
+            <w:tcW w:type="dxa" w:w="2612"/>
+            <w:tcBorders>
+              <w:top w:val="single" w:color="BFBFBF" w:sz="4"/>
+              <w:left w:val="single" w:color="BFBFBF" w:sz="4"/>
+              <w:bottom w:val="single" w:color="BFBFBF" w:sz="4"/>
+              <w:right w:val="single" w:color="BFBFBF" w:sz="4"/>
+            </w:tcBorders>
+            <w:tcMar>
+              <w:top w:type="dxa" w:w="40"/>
+              <w:left w:type="dxa" w:w="80"/>
+              <w:bottom w:type="dxa" w:w="40"/>
+              <w:right w:type="dxa" w:w="80"/>
+            </w:tcMar>
+          </w:tcPr>
+          <w:p/>
+        </w:tc>
+      </w:tr>
+      <w:tr>
+        <w:tc>
+          <w:tcPr>
+            <w:tcW w:type="dxa" w:w="803"/>
+            <w:tcBorders>
+              <w:top w:val="single" w:color="BFBFBF" w:sz="4"/>
+              <w:left w:val="single" w:color="BFBFBF" w:sz="4"/>
+              <w:bottom w:val="single" w:color="BFBFBF" w:sz="4"/>
+              <w:right w:val="single" w:color="BFBFBF" w:sz="4"/>
+            </w:tcBorders>
+            <w:tcMar>
+              <w:top w:type="dxa" w:w="40"/>
+              <w:left w:type="dxa" w:w="80"/>
+              <w:bottom w:type="dxa" w:w="40"/>
+              <w:right w:type="dxa" w:w="80"/>
+            </w:tcMar>
+          </w:tcPr>
+          <w:p>
+            <w:r>
+              <w:rPr>
+                <w:rFonts w:ascii="Calibri" w:cs="Calibri" w:eastAsia="Microsoft YaHei" w:hAnsi="Calibri"/>
+                <w:b w:val="false"/>
+                <w:bCs w:val="false"/>
+                <w:sz w:val="15"/>
+                <w:szCs w:val="15"/>
+              </w:rPr>
+              <w:t xml:space="preserve">Q083</w:t>
+            </w:r>
+          </w:p>
+        </w:tc>
+        <w:tc>
+          <w:tcPr>
+            <w:tcW w:type="dxa" w:w="702"/>
+            <w:tcBorders>
+              <w:top w:val="single" w:color="BFBFBF" w:sz="4"/>
+              <w:left w:val="single" w:color="BFBFBF" w:sz="4"/>
+              <w:bottom w:val="single" w:color="BFBFBF" w:sz="4"/>
+              <w:right w:val="single" w:color="BFBFBF" w:sz="4"/>
+            </w:tcBorders>
+            <w:tcMar>
+              <w:top w:type="dxa" w:w="40"/>
+              <w:left w:type="dxa" w:w="80"/>
+              <w:bottom w:type="dxa" w:w="40"/>
+              <w:right w:type="dxa" w:w="80"/>
+            </w:tcMar>
+          </w:tcPr>
+          <w:p>
+            <w:r>
+              <w:rPr>
+                <w:rFonts w:ascii="Calibri" w:cs="Calibri" w:eastAsia="Microsoft YaHei" w:hAnsi="Calibri"/>
+                <w:b w:val="false"/>
+                <w:bCs w:val="false"/>
+                <w:sz w:val="15"/>
+                <w:szCs w:val="15"/>
+              </w:rPr>
+              <w:t xml:space="preserve">F</w:t>
+            </w:r>
+          </w:p>
+        </w:tc>
+        <w:tc>
+          <w:tcPr>
+            <w:tcW w:type="dxa" w:w="4718"/>
+            <w:tcBorders>
+              <w:top w:val="single" w:color="BFBFBF" w:sz="4"/>
+              <w:left w:val="single" w:color="BFBFBF" w:sz="4"/>
+              <w:bottom w:val="single" w:color="BFBFBF" w:sz="4"/>
+              <w:right w:val="single" w:color="BFBFBF" w:sz="4"/>
+            </w:tcBorders>
+            <w:tcMar>
+              <w:top w:type="dxa" w:w="40"/>
+              <w:left w:type="dxa" w:w="80"/>
+              <w:bottom w:type="dxa" w:w="40"/>
+              <w:right w:type="dxa" w:w="80"/>
+            </w:tcMar>
+          </w:tcPr>
+          <w:p>
+            <w:r>
+              <w:rPr>
+                <w:rFonts w:ascii="Calibri" w:cs="Calibri" w:eastAsia="Microsoft YaHei" w:hAnsi="Calibri"/>
+                <w:b w:val="false"/>
+                <w:bCs w:val="false"/>
+                <w:sz w:val="15"/>
+                <w:szCs w:val="15"/>
+              </w:rPr>
+              <w:t xml:space="preserve">S adoption is not identical to Strict adoption (guards against a pillar/strict name collision)</w:t>
+            </w:r>
+          </w:p>
+        </w:tc>
+        <w:tc>
+          <w:tcPr>
+            <w:tcW w:type="dxa" w:w="803"/>
+            <w:tcBorders>
+              <w:top w:val="single" w:color="BFBFBF" w:sz="4"/>
+              <w:left w:val="single" w:color="BFBFBF" w:sz="4"/>
+              <w:bottom w:val="single" w:color="BFBFBF" w:sz="4"/>
+              <w:right w:val="single" w:color="BFBFBF" w:sz="4"/>
+            </w:tcBorders>
+            <w:tcMar>
+              <w:top w:type="dxa" w:w="40"/>
+              <w:left w:type="dxa" w:w="80"/>
+              <w:bottom w:type="dxa" w:w="40"/>
+              <w:right w:type="dxa" w:w="80"/>
+            </w:tcMar>
+          </w:tcPr>
+          <w:p>
+            <w:r>
+              <w:rPr>
+                <w:rFonts w:ascii="Calibri" w:cs="Calibri" w:eastAsia="Microsoft YaHei" w:hAnsi="Calibri"/>
+                <w:b w:val="false"/>
+                <w:bCs w:val="false"/>
+                <w:sz w:val="15"/>
+                <w:szCs w:val="15"/>
+              </w:rPr>
+              <w:t xml:space="preserve">PASS</w:t>
+            </w:r>
+          </w:p>
+        </w:tc>
+        <w:tc>
+          <w:tcPr>
+            <w:tcW w:type="dxa" w:w="2612"/>
+            <w:tcBorders>
+              <w:top w:val="single" w:color="BFBFBF" w:sz="4"/>
+              <w:left w:val="single" w:color="BFBFBF" w:sz="4"/>
+              <w:bottom w:val="single" w:color="BFBFBF" w:sz="4"/>
+              <w:right w:val="single" w:color="BFBFBF" w:sz="4"/>
+            </w:tcBorders>
+            <w:tcMar>
+              <w:top w:type="dxa" w:w="40"/>
+              <w:left w:type="dxa" w:w="80"/>
+              <w:bottom w:type="dxa" w:w="40"/>
+              <w:right w:type="dxa" w:w="80"/>
+            </w:tcMar>
+          </w:tcPr>
+          <w:p/>
+        </w:tc>
+      </w:tr>
+      <w:tr>
+        <w:tc>
+          <w:tcPr>
+            <w:tcW w:type="dxa" w:w="803"/>
+            <w:tcBorders>
+              <w:top w:val="single" w:color="BFBFBF" w:sz="4"/>
+              <w:left w:val="single" w:color="BFBFBF" w:sz="4"/>
+              <w:bottom w:val="single" w:color="BFBFBF" w:sz="4"/>
+              <w:right w:val="single" w:color="BFBFBF" w:sz="4"/>
+            </w:tcBorders>
+            <w:tcMar>
+              <w:top w:type="dxa" w:w="40"/>
+              <w:left w:type="dxa" w:w="80"/>
+              <w:bottom w:type="dxa" w:w="40"/>
+              <w:right w:type="dxa" w:w="80"/>
+            </w:tcMar>
+          </w:tcPr>
+          <w:p>
+            <w:r>
+              <w:rPr>
+                <w:rFonts w:ascii="Calibri" w:cs="Calibri" w:eastAsia="Microsoft YaHei" w:hAnsi="Calibri"/>
+                <w:b w:val="false"/>
+                <w:bCs w:val="false"/>
+                <w:sz w:val="15"/>
+                <w:szCs w:val="15"/>
+              </w:rPr>
+              <w:t xml:space="preserve">Q084</w:t>
+            </w:r>
+          </w:p>
+        </w:tc>
+        <w:tc>
+          <w:tcPr>
+            <w:tcW w:type="dxa" w:w="702"/>
+            <w:tcBorders>
+              <w:top w:val="single" w:color="BFBFBF" w:sz="4"/>
+              <w:left w:val="single" w:color="BFBFBF" w:sz="4"/>
+              <w:bottom w:val="single" w:color="BFBFBF" w:sz="4"/>
+              <w:right w:val="single" w:color="BFBFBF" w:sz="4"/>
+            </w:tcBorders>
+            <w:tcMar>
+              <w:top w:type="dxa" w:w="40"/>
+              <w:left w:type="dxa" w:w="80"/>
+              <w:bottom w:type="dxa" w:w="40"/>
+              <w:right w:type="dxa" w:w="80"/>
+            </w:tcMar>
+          </w:tcPr>
+          <w:p>
+            <w:r>
+              <w:rPr>
+                <w:rFonts w:ascii="Calibri" w:cs="Calibri" w:eastAsia="Microsoft YaHei" w:hAnsi="Calibri"/>
+                <w:b w:val="false"/>
+                <w:bCs w:val="false"/>
+                <w:sz w:val="15"/>
+                <w:szCs w:val="15"/>
+              </w:rPr>
+              <w:t xml:space="preserve">F</w:t>
+            </w:r>
+          </w:p>
+        </w:tc>
+        <w:tc>
+          <w:tcPr>
+            <w:tcW w:type="dxa" w:w="4718"/>
+            <w:tcBorders>
+              <w:top w:val="single" w:color="BFBFBF" w:sz="4"/>
+              <w:left w:val="single" w:color="BFBFBF" w:sz="4"/>
+              <w:bottom w:val="single" w:color="BFBFBF" w:sz="4"/>
+              <w:right w:val="single" w:color="BFBFBF" w:sz="4"/>
+            </w:tcBorders>
+            <w:tcMar>
+              <w:top w:type="dxa" w:w="40"/>
+              <w:left w:type="dxa" w:w="80"/>
+              <w:bottom w:type="dxa" w:w="40"/>
+              <w:right w:type="dxa" w:w="80"/>
+            </w:tcMar>
+          </w:tcPr>
+          <w:p>
+            <w:r>
+              <w:rPr>
+                <w:rFonts w:ascii="Calibri" w:cs="Calibri" w:eastAsia="Microsoft YaHei" w:hAnsi="Calibri"/>
+                <w:b w:val="false"/>
+                <w:bCs w:val="false"/>
+                <w:sz w:val="15"/>
+                <w:szCs w:val="15"/>
+              </w:rPr>
+              <w:t xml:space="preserve">all 47 share/coverage variables within [0,1]</w:t>
+            </w:r>
+          </w:p>
+        </w:tc>
+        <w:tc>
+          <w:tcPr>
+            <w:tcW w:type="dxa" w:w="803"/>
+            <w:tcBorders>
+              <w:top w:val="single" w:color="BFBFBF" w:sz="4"/>
+              <w:left w:val="single" w:color="BFBFBF" w:sz="4"/>
+              <w:bottom w:val="single" w:color="BFBFBF" w:sz="4"/>
+              <w:right w:val="single" w:color="BFBFBF" w:sz="4"/>
+            </w:tcBorders>
+            <w:tcMar>
+              <w:top w:type="dxa" w:w="40"/>
+              <w:left w:type="dxa" w:w="80"/>
+              <w:bottom w:type="dxa" w:w="40"/>
+              <w:right w:type="dxa" w:w="80"/>
+            </w:tcMar>
+          </w:tcPr>
+          <w:p>
+            <w:r>
+              <w:rPr>
+                <w:rFonts w:ascii="Calibri" w:cs="Calibri" w:eastAsia="Microsoft YaHei" w:hAnsi="Calibri"/>
+                <w:b w:val="false"/>
+                <w:bCs w:val="false"/>
+                <w:sz w:val="15"/>
+                <w:szCs w:val="15"/>
+              </w:rPr>
+              <w:t xml:space="preserve">PASS</w:t>
+            </w:r>
+          </w:p>
+        </w:tc>
+        <w:tc>
+          <w:tcPr>
+            <w:tcW w:type="dxa" w:w="2612"/>
+            <w:tcBorders>
+              <w:top w:val="single" w:color="BFBFBF" w:sz="4"/>
+              <w:left w:val="single" w:color="BFBFBF" w:sz="4"/>
+              <w:bottom w:val="single" w:color="BFBFBF" w:sz="4"/>
+              <w:right w:val="single" w:color="BFBFBF" w:sz="4"/>
+            </w:tcBorders>
+            <w:tcMar>
+              <w:top w:type="dxa" w:w="40"/>
+              <w:left w:type="dxa" w:w="80"/>
+              <w:bottom w:type="dxa" w:w="40"/>
+              <w:right w:type="dxa" w:w="80"/>
+            </w:tcMar>
+          </w:tcPr>
+          <w:p>
+            <w:r>
+              <w:rPr>
+                <w:rFonts w:ascii="Calibri" w:cs="Calibri" w:eastAsia="Microsoft YaHei" w:hAnsi="Calibri"/>
+                <w:b w:val="false"/>
+                <w:bCs w:val="false"/>
+                <w:sz w:val="15"/>
+                <w:szCs w:val="15"/>
+              </w:rPr>
+              <w:t xml:space="preserve">0</w:t>
+            </w:r>
+          </w:p>
+        </w:tc>
+      </w:tr>
+      <w:tr>
+        <w:tc>
+          <w:tcPr>
+            <w:tcW w:type="dxa" w:w="803"/>
+            <w:tcBorders>
+              <w:top w:val="single" w:color="BFBFBF" w:sz="4"/>
+              <w:left w:val="single" w:color="BFBFBF" w:sz="4"/>
+              <w:bottom w:val="single" w:color="BFBFBF" w:sz="4"/>
+              <w:right w:val="single" w:color="BFBFBF" w:sz="4"/>
+            </w:tcBorders>
+            <w:tcMar>
+              <w:top w:type="dxa" w:w="40"/>
+              <w:left w:type="dxa" w:w="80"/>
+              <w:bottom w:type="dxa" w:w="40"/>
+              <w:right w:type="dxa" w:w="80"/>
+            </w:tcMar>
+          </w:tcPr>
+          <w:p>
+            <w:r>
+              <w:rPr>
+                <w:rFonts w:ascii="Calibri" w:cs="Calibri" w:eastAsia="Microsoft YaHei" w:hAnsi="Calibri"/>
+                <w:b w:val="false"/>
+                <w:bCs w:val="false"/>
+                <w:sz w:val="15"/>
+                <w:szCs w:val="15"/>
+              </w:rPr>
+              <w:t xml:space="preserve">Q085</w:t>
+            </w:r>
+          </w:p>
+        </w:tc>
+        <w:tc>
+          <w:tcPr>
+            <w:tcW w:type="dxa" w:w="702"/>
+            <w:tcBorders>
+              <w:top w:val="single" w:color="BFBFBF" w:sz="4"/>
+              <w:left w:val="single" w:color="BFBFBF" w:sz="4"/>
+              <w:bottom w:val="single" w:color="BFBFBF" w:sz="4"/>
+              <w:right w:val="single" w:color="BFBFBF" w:sz="4"/>
+            </w:tcBorders>
+            <w:tcMar>
+              <w:top w:type="dxa" w:w="40"/>
+              <w:left w:type="dxa" w:w="80"/>
+              <w:bottom w:type="dxa" w:w="40"/>
+              <w:right w:type="dxa" w:w="80"/>
+            </w:tcMar>
+          </w:tcPr>
+          <w:p>
+            <w:r>
+              <w:rPr>
+                <w:rFonts w:ascii="Calibri" w:cs="Calibri" w:eastAsia="Microsoft YaHei" w:hAnsi="Calibri"/>
+                <w:b w:val="false"/>
+                <w:bCs w:val="false"/>
+                <w:sz w:val="15"/>
+                <w:szCs w:val="15"/>
+              </w:rPr>
+              <w:t xml:space="preserve">F</w:t>
+            </w:r>
+          </w:p>
+        </w:tc>
+        <w:tc>
+          <w:tcPr>
+            <w:tcW w:type="dxa" w:w="4718"/>
+            <w:tcBorders>
+              <w:top w:val="single" w:color="BFBFBF" w:sz="4"/>
+              <w:left w:val="single" w:color="BFBFBF" w:sz="4"/>
+              <w:bottom w:val="single" w:color="BFBFBF" w:sz="4"/>
+              <w:right w:val="single" w:color="BFBFBF" w:sz="4"/>
+            </w:tcBorders>
+            <w:tcMar>
+              <w:top w:type="dxa" w:w="40"/>
+              <w:left w:type="dxa" w:w="80"/>
+              <w:bottom w:type="dxa" w:w="40"/>
+              <w:right w:type="dxa" w:w="80"/>
+            </w:tcMar>
+          </w:tcPr>
+          <w:p>
+            <w:r>
+              <w:rPr>
+                <w:rFonts w:ascii="Calibri" w:cs="Calibri" w:eastAsia="Microsoft YaHei" w:hAnsi="Calibri"/>
+                <w:b w:val="false"/>
+                <w:bCs w:val="false"/>
+                <w:sz w:val="15"/>
+                <w:szCs w:val="15"/>
+              </w:rPr>
+              <w:t xml:space="preserve">lower bound &lt;= upper bound (14 pairs)</w:t>
+            </w:r>
+          </w:p>
+        </w:tc>
+        <w:tc>
+          <w:tcPr>
+            <w:tcW w:type="dxa" w:w="803"/>
+            <w:tcBorders>
+              <w:top w:val="single" w:color="BFBFBF" w:sz="4"/>
+              <w:left w:val="single" w:color="BFBFBF" w:sz="4"/>
+              <w:bottom w:val="single" w:color="BFBFBF" w:sz="4"/>
+              <w:right w:val="single" w:color="BFBFBF" w:sz="4"/>
+            </w:tcBorders>
+            <w:tcMar>
+              <w:top w:type="dxa" w:w="40"/>
+              <w:left w:type="dxa" w:w="80"/>
+              <w:bottom w:type="dxa" w:w="40"/>
+              <w:right w:type="dxa" w:w="80"/>
+            </w:tcMar>
+          </w:tcPr>
+          <w:p>
+            <w:r>
+              <w:rPr>
+                <w:rFonts w:ascii="Calibri" w:cs="Calibri" w:eastAsia="Microsoft YaHei" w:hAnsi="Calibri"/>
+                <w:b w:val="false"/>
+                <w:bCs w:val="false"/>
+                <w:sz w:val="15"/>
+                <w:szCs w:val="15"/>
+              </w:rPr>
+              <w:t xml:space="preserve">PASS</w:t>
+            </w:r>
+          </w:p>
+        </w:tc>
+        <w:tc>
+          <w:tcPr>
+            <w:tcW w:type="dxa" w:w="2612"/>
+            <w:tcBorders>
+              <w:top w:val="single" w:color="BFBFBF" w:sz="4"/>
+              <w:left w:val="single" w:color="BFBFBF" w:sz="4"/>
+              <w:bottom w:val="single" w:color="BFBFBF" w:sz="4"/>
+              <w:right w:val="single" w:color="BFBFBF" w:sz="4"/>
+            </w:tcBorders>
+            <w:tcMar>
+              <w:top w:type="dxa" w:w="40"/>
+              <w:left w:type="dxa" w:w="80"/>
+              <w:bottom w:type="dxa" w:w="40"/>
+              <w:right w:type="dxa" w:w="80"/>
+            </w:tcMar>
+          </w:tcPr>
+          <w:p>
+            <w:r>
+              <w:rPr>
+                <w:rFonts w:ascii="Calibri" w:cs="Calibri" w:eastAsia="Microsoft YaHei" w:hAnsi="Calibri"/>
+                <w:b w:val="false"/>
+                <w:bCs w:val="false"/>
+                <w:sz w:val="15"/>
+                <w:szCs w:val="15"/>
+              </w:rPr>
+              <w:t xml:space="preserve">0</w:t>
+            </w:r>
+          </w:p>
+        </w:tc>
+      </w:tr>
+      <w:tr>
+        <w:tc>
+          <w:tcPr>
+            <w:tcW w:type="dxa" w:w="803"/>
+            <w:tcBorders>
+              <w:top w:val="single" w:color="BFBFBF" w:sz="4"/>
+              <w:left w:val="single" w:color="BFBFBF" w:sz="4"/>
+              <w:bottom w:val="single" w:color="BFBFBF" w:sz="4"/>
+              <w:right w:val="single" w:color="BFBFBF" w:sz="4"/>
+            </w:tcBorders>
+            <w:tcMar>
+              <w:top w:type="dxa" w:w="40"/>
+              <w:left w:type="dxa" w:w="80"/>
+              <w:bottom w:type="dxa" w:w="40"/>
+              <w:right w:type="dxa" w:w="80"/>
+            </w:tcMar>
+          </w:tcPr>
+          <w:p>
+            <w:r>
+              <w:rPr>
+                <w:rFonts w:ascii="Calibri" w:cs="Calibri" w:eastAsia="Microsoft YaHei" w:hAnsi="Calibri"/>
+                <w:b w:val="false"/>
+                <w:bCs w:val="false"/>
+                <w:sz w:val="15"/>
+                <w:szCs w:val="15"/>
+              </w:rPr>
+              <w:t xml:space="preserve">Q086</w:t>
+            </w:r>
+          </w:p>
+        </w:tc>
+        <w:tc>
+          <w:tcPr>
+            <w:tcW w:type="dxa" w:w="702"/>
+            <w:tcBorders>
+              <w:top w:val="single" w:color="BFBFBF" w:sz="4"/>
+              <w:left w:val="single" w:color="BFBFBF" w:sz="4"/>
+              <w:bottom w:val="single" w:color="BFBFBF" w:sz="4"/>
+              <w:right w:val="single" w:color="BFBFBF" w:sz="4"/>
+            </w:tcBorders>
+            <w:tcMar>
+              <w:top w:type="dxa" w:w="40"/>
+              <w:left w:type="dxa" w:w="80"/>
+              <w:bottom w:type="dxa" w:w="40"/>
+              <w:right w:type="dxa" w:w="80"/>
+            </w:tcMar>
+          </w:tcPr>
+          <w:p>
+            <w:r>
+              <w:rPr>
+                <w:rFonts w:ascii="Calibri" w:cs="Calibri" w:eastAsia="Microsoft YaHei" w:hAnsi="Calibri"/>
+                <w:b w:val="false"/>
+                <w:bCs w:val="false"/>
+                <w:sz w:val="15"/>
+                <w:szCs w:val="15"/>
+              </w:rPr>
+              <w:t xml:space="preserve">G</w:t>
+            </w:r>
+          </w:p>
+        </w:tc>
+        <w:tc>
+          <w:tcPr>
+            <w:tcW w:type="dxa" w:w="4718"/>
+            <w:tcBorders>
+              <w:top w:val="single" w:color="BFBFBF" w:sz="4"/>
+              <w:left w:val="single" w:color="BFBFBF" w:sz="4"/>
+              <w:bottom w:val="single" w:color="BFBFBF" w:sz="4"/>
+              <w:right w:val="single" w:color="BFBFBF" w:sz="4"/>
+            </w:tcBorders>
+            <w:tcMar>
+              <w:top w:type="dxa" w:w="40"/>
+              <w:left w:type="dxa" w:w="80"/>
+              <w:bottom w:type="dxa" w:w="40"/>
+              <w:right w:type="dxa" w:w="80"/>
+            </w:tcMar>
+          </w:tcPr>
+          <w:p>
+            <w:r>
+              <w:rPr>
+                <w:rFonts w:ascii="Calibri" w:cs="Calibri" w:eastAsia="Microsoft YaHei" w:hAnsi="Calibri"/>
+                <w:b w:val="false"/>
+                <w:bCs w:val="false"/>
+                <w:sz w:val="15"/>
+                <w:szCs w:val="15"/>
+              </w:rPr>
+              <w:t xml:space="preserve">primary key (cik, fiscalyear) unique</w:t>
+            </w:r>
+          </w:p>
+        </w:tc>
+        <w:tc>
+          <w:tcPr>
+            <w:tcW w:type="dxa" w:w="803"/>
+            <w:tcBorders>
+              <w:top w:val="single" w:color="BFBFBF" w:sz="4"/>
+              <w:left w:val="single" w:color="BFBFBF" w:sz="4"/>
+              <w:bottom w:val="single" w:color="BFBFBF" w:sz="4"/>
+              <w:right w:val="single" w:color="BFBFBF" w:sz="4"/>
+            </w:tcBorders>
+            <w:tcMar>
+              <w:top w:type="dxa" w:w="40"/>
+              <w:left w:type="dxa" w:w="80"/>
+              <w:bottom w:type="dxa" w:w="40"/>
+              <w:right w:type="dxa" w:w="80"/>
+            </w:tcMar>
+          </w:tcPr>
+          <w:p>
+            <w:r>
+              <w:rPr>
+                <w:rFonts w:ascii="Calibri" w:cs="Calibri" w:eastAsia="Microsoft YaHei" w:hAnsi="Calibri"/>
+                <w:b w:val="false"/>
+                <w:bCs w:val="false"/>
+                <w:sz w:val="15"/>
+                <w:szCs w:val="15"/>
+              </w:rPr>
+              <w:t xml:space="preserve">PASS</w:t>
+            </w:r>
+          </w:p>
+        </w:tc>
+        <w:tc>
+          <w:tcPr>
+            <w:tcW w:type="dxa" w:w="2612"/>
+            <w:tcBorders>
+              <w:top w:val="single" w:color="BFBFBF" w:sz="4"/>
+              <w:left w:val="single" w:color="BFBFBF" w:sz="4"/>
+              <w:bottom w:val="single" w:color="BFBFBF" w:sz="4"/>
+              <w:right w:val="single" w:color="BFBFBF" w:sz="4"/>
+            </w:tcBorders>
+            <w:tcMar>
+              <w:top w:type="dxa" w:w="40"/>
+              <w:left w:type="dxa" w:w="80"/>
+              <w:bottom w:type="dxa" w:w="40"/>
+              <w:right w:type="dxa" w:w="80"/>
+            </w:tcMar>
+          </w:tcPr>
+          <w:p>
+            <w:r>
+              <w:rPr>
+                <w:rFonts w:ascii="Calibri" w:cs="Calibri" w:eastAsia="Microsoft YaHei" w:hAnsi="Calibri"/>
+                <w:b w:val="false"/>
+                <w:bCs w:val="false"/>
+                <w:sz w:val="15"/>
+                <w:szCs w:val="15"/>
+              </w:rPr>
+              <w:t xml:space="preserve">31944</w:t>
+            </w:r>
+          </w:p>
+        </w:tc>
+      </w:tr>
+      <w:tr>
+        <w:tc>
+          <w:tcPr>
+            <w:tcW w:type="dxa" w:w="803"/>
+            <w:tcBorders>
+              <w:top w:val="single" w:color="BFBFBF" w:sz="4"/>
+              <w:left w:val="single" w:color="BFBFBF" w:sz="4"/>
+              <w:bottom w:val="single" w:color="BFBFBF" w:sz="4"/>
+              <w:right w:val="single" w:color="BFBFBF" w:sz="4"/>
+            </w:tcBorders>
+            <w:tcMar>
+              <w:top w:type="dxa" w:w="40"/>
+              <w:left w:type="dxa" w:w="80"/>
+              <w:bottom w:type="dxa" w:w="40"/>
+              <w:right w:type="dxa" w:w="80"/>
+            </w:tcMar>
+          </w:tcPr>
+          <w:p>
+            <w:r>
+              <w:rPr>
+                <w:rFonts w:ascii="Calibri" w:cs="Calibri" w:eastAsia="Microsoft YaHei" w:hAnsi="Calibri"/>
+                <w:b w:val="false"/>
+                <w:bCs w:val="false"/>
+                <w:sz w:val="15"/>
+                <w:szCs w:val="15"/>
+              </w:rPr>
+              <w:t xml:space="preserve">Q087</w:t>
+            </w:r>
+          </w:p>
+        </w:tc>
+        <w:tc>
+          <w:tcPr>
+            <w:tcW w:type="dxa" w:w="702"/>
+            <w:tcBorders>
+              <w:top w:val="single" w:color="BFBFBF" w:sz="4"/>
+              <w:left w:val="single" w:color="BFBFBF" w:sz="4"/>
+              <w:bottom w:val="single" w:color="BFBFBF" w:sz="4"/>
+              <w:right w:val="single" w:color="BFBFBF" w:sz="4"/>
+            </w:tcBorders>
+            <w:tcMar>
+              <w:top w:type="dxa" w:w="40"/>
+              <w:left w:type="dxa" w:w="80"/>
+              <w:bottom w:type="dxa" w:w="40"/>
+              <w:right w:type="dxa" w:w="80"/>
+            </w:tcMar>
+          </w:tcPr>
+          <w:p>
+            <w:r>
+              <w:rPr>
+                <w:rFonts w:ascii="Calibri" w:cs="Calibri" w:eastAsia="Microsoft YaHei" w:hAnsi="Calibri"/>
+                <w:b w:val="false"/>
+                <w:bCs w:val="false"/>
+                <w:sz w:val="15"/>
+                <w:szCs w:val="15"/>
+              </w:rPr>
+              <w:t xml:space="preserve">G</w:t>
+            </w:r>
+          </w:p>
+        </w:tc>
+        <w:tc>
+          <w:tcPr>
+            <w:tcW w:type="dxa" w:w="4718"/>
+            <w:tcBorders>
+              <w:top w:val="single" w:color="BFBFBF" w:sz="4"/>
+              <w:left w:val="single" w:color="BFBFBF" w:sz="4"/>
+              <w:bottom w:val="single" w:color="BFBFBF" w:sz="4"/>
+              <w:right w:val="single" w:color="BFBFBF" w:sz="4"/>
+            </w:tcBorders>
+            <w:tcMar>
+              <w:top w:type="dxa" w:w="40"/>
+              <w:left w:type="dxa" w:w="80"/>
+              <w:bottom w:type="dxa" w:w="40"/>
+              <w:right w:type="dxa" w:w="80"/>
+            </w:tcMar>
+          </w:tcPr>
+          <w:p>
+            <w:r>
+              <w:rPr>
+                <w:rFonts w:ascii="Calibri" w:cs="Calibri" w:eastAsia="Microsoft YaHei" w:hAnsi="Calibri"/>
+                <w:b w:val="false"/>
+                <w:bCs w:val="false"/>
+                <w:sz w:val="15"/>
+                <w:szCs w:val="15"/>
+              </w:rPr>
+              <w:t xml:space="preserve">non-CEO grants &lt;= firm grants</w:t>
+            </w:r>
+          </w:p>
+        </w:tc>
+        <w:tc>
+          <w:tcPr>
+            <w:tcW w:type="dxa" w:w="803"/>
+            <w:tcBorders>
+              <w:top w:val="single" w:color="BFBFBF" w:sz="4"/>
+              <w:left w:val="single" w:color="BFBFBF" w:sz="4"/>
+              <w:bottom w:val="single" w:color="BFBFBF" w:sz="4"/>
+              <w:right w:val="single" w:color="BFBFBF" w:sz="4"/>
+            </w:tcBorders>
+            <w:tcMar>
+              <w:top w:type="dxa" w:w="40"/>
+              <w:left w:type="dxa" w:w="80"/>
+              <w:bottom w:type="dxa" w:w="40"/>
+              <w:right w:type="dxa" w:w="80"/>
+            </w:tcMar>
+          </w:tcPr>
+          <w:p>
+            <w:r>
+              <w:rPr>
+                <w:rFonts w:ascii="Calibri" w:cs="Calibri" w:eastAsia="Microsoft YaHei" w:hAnsi="Calibri"/>
+                <w:b w:val="false"/>
+                <w:bCs w:val="false"/>
+                <w:sz w:val="15"/>
+                <w:szCs w:val="15"/>
+              </w:rPr>
+              <w:t xml:space="preserve">PASS</w:t>
+            </w:r>
+          </w:p>
+        </w:tc>
+        <w:tc>
+          <w:tcPr>
+            <w:tcW w:type="dxa" w:w="2612"/>
+            <w:tcBorders>
+              <w:top w:val="single" w:color="BFBFBF" w:sz="4"/>
+              <w:left w:val="single" w:color="BFBFBF" w:sz="4"/>
+              <w:bottom w:val="single" w:color="BFBFBF" w:sz="4"/>
+              <w:right w:val="single" w:color="BFBFBF" w:sz="4"/>
+            </w:tcBorders>
+            <w:tcMar>
+              <w:top w:type="dxa" w:w="40"/>
+              <w:left w:type="dxa" w:w="80"/>
+              <w:bottom w:type="dxa" w:w="40"/>
+              <w:right w:type="dxa" w:w="80"/>
+            </w:tcMar>
+          </w:tcPr>
+          <w:p/>
+        </w:tc>
+      </w:tr>
+      <w:tr>
+        <w:tc>
+          <w:tcPr>
+            <w:tcW w:type="dxa" w:w="803"/>
+            <w:tcBorders>
+              <w:top w:val="single" w:color="BFBFBF" w:sz="4"/>
+              <w:left w:val="single" w:color="BFBFBF" w:sz="4"/>
+              <w:bottom w:val="single" w:color="BFBFBF" w:sz="4"/>
+              <w:right w:val="single" w:color="BFBFBF" w:sz="4"/>
+            </w:tcBorders>
+            <w:tcMar>
+              <w:top w:type="dxa" w:w="40"/>
+              <w:left w:type="dxa" w:w="80"/>
+              <w:bottom w:type="dxa" w:w="40"/>
+              <w:right w:type="dxa" w:w="80"/>
+            </w:tcMar>
+          </w:tcPr>
+          <w:p>
+            <w:r>
+              <w:rPr>
+                <w:rFonts w:ascii="Calibri" w:cs="Calibri" w:eastAsia="Microsoft YaHei" w:hAnsi="Calibri"/>
+                <w:b w:val="false"/>
+                <w:bCs w:val="false"/>
+                <w:sz w:val="15"/>
+                <w:szCs w:val="15"/>
+              </w:rPr>
+              <w:t xml:space="preserve">Q088</w:t>
+            </w:r>
+          </w:p>
+        </w:tc>
+        <w:tc>
+          <w:tcPr>
+            <w:tcW w:type="dxa" w:w="702"/>
+            <w:tcBorders>
+              <w:top w:val="single" w:color="BFBFBF" w:sz="4"/>
+              <w:left w:val="single" w:color="BFBFBF" w:sz="4"/>
+              <w:bottom w:val="single" w:color="BFBFBF" w:sz="4"/>
+              <w:right w:val="single" w:color="BFBFBF" w:sz="4"/>
+            </w:tcBorders>
+            <w:tcMar>
+              <w:top w:type="dxa" w:w="40"/>
+              <w:left w:type="dxa" w:w="80"/>
+              <w:bottom w:type="dxa" w:w="40"/>
+              <w:right w:type="dxa" w:w="80"/>
+            </w:tcMar>
+          </w:tcPr>
+          <w:p>
+            <w:r>
+              <w:rPr>
+                <w:rFonts w:ascii="Calibri" w:cs="Calibri" w:eastAsia="Microsoft YaHei" w:hAnsi="Calibri"/>
+                <w:b w:val="false"/>
+                <w:bCs w:val="false"/>
+                <w:sz w:val="15"/>
+                <w:szCs w:val="15"/>
+              </w:rPr>
+              <w:t xml:space="preserve">G</w:t>
+            </w:r>
+          </w:p>
+        </w:tc>
+        <w:tc>
+          <w:tcPr>
+            <w:tcW w:type="dxa" w:w="4718"/>
+            <w:tcBorders>
+              <w:top w:val="single" w:color="BFBFBF" w:sz="4"/>
+              <w:left w:val="single" w:color="BFBFBF" w:sz="4"/>
+              <w:bottom w:val="single" w:color="BFBFBF" w:sz="4"/>
+              <w:right w:val="single" w:color="BFBFBF" w:sz="4"/>
+            </w:tcBorders>
+            <w:tcMar>
+              <w:top w:type="dxa" w:w="40"/>
+              <w:left w:type="dxa" w:w="80"/>
+              <w:bottom w:type="dxa" w:w="40"/>
+              <w:right w:type="dxa" w:w="80"/>
+            </w:tcMar>
+          </w:tcPr>
+          <w:p>
+            <w:r>
+              <w:rPr>
+                <w:rFonts w:ascii="Calibri" w:cs="Calibri" w:eastAsia="Microsoft YaHei" w:hAnsi="Calibri"/>
+                <w:b w:val="false"/>
+                <w:bCs w:val="false"/>
+                <w:sz w:val="15"/>
+                <w:szCs w:val="15"/>
+              </w:rPr>
+              <w:t xml:space="preserve">all 47 share/coverage variables within [0,1]</w:t>
+            </w:r>
+          </w:p>
+        </w:tc>
+        <w:tc>
+          <w:tcPr>
+            <w:tcW w:type="dxa" w:w="803"/>
+            <w:tcBorders>
+              <w:top w:val="single" w:color="BFBFBF" w:sz="4"/>
+              <w:left w:val="single" w:color="BFBFBF" w:sz="4"/>
+              <w:bottom w:val="single" w:color="BFBFBF" w:sz="4"/>
+              <w:right w:val="single" w:color="BFBFBF" w:sz="4"/>
+            </w:tcBorders>
+            <w:tcMar>
+              <w:top w:type="dxa" w:w="40"/>
+              <w:left w:type="dxa" w:w="80"/>
+              <w:bottom w:type="dxa" w:w="40"/>
+              <w:right w:type="dxa" w:w="80"/>
+            </w:tcMar>
+          </w:tcPr>
+          <w:p>
+            <w:r>
+              <w:rPr>
+                <w:rFonts w:ascii="Calibri" w:cs="Calibri" w:eastAsia="Microsoft YaHei" w:hAnsi="Calibri"/>
+                <w:b w:val="false"/>
+                <w:bCs w:val="false"/>
+                <w:sz w:val="15"/>
+                <w:szCs w:val="15"/>
+              </w:rPr>
+              <w:t xml:space="preserve">PASS</w:t>
+            </w:r>
+          </w:p>
+        </w:tc>
+        <w:tc>
+          <w:tcPr>
+            <w:tcW w:type="dxa" w:w="2612"/>
+            <w:tcBorders>
+              <w:top w:val="single" w:color="BFBFBF" w:sz="4"/>
+              <w:left w:val="single" w:color="BFBFBF" w:sz="4"/>
+              <w:bottom w:val="single" w:color="BFBFBF" w:sz="4"/>
+              <w:right w:val="single" w:color="BFBFBF" w:sz="4"/>
+            </w:tcBorders>
+            <w:tcMar>
+              <w:top w:type="dxa" w:w="40"/>
+              <w:left w:type="dxa" w:w="80"/>
+              <w:bottom w:type="dxa" w:w="40"/>
+              <w:right w:type="dxa" w:w="80"/>
+            </w:tcMar>
+          </w:tcPr>
+          <w:p>
+            <w:r>
+              <w:rPr>
+                <w:rFonts w:ascii="Calibri" w:cs="Calibri" w:eastAsia="Microsoft YaHei" w:hAnsi="Calibri"/>
+                <w:b w:val="false"/>
+                <w:bCs w:val="false"/>
+                <w:sz w:val="15"/>
+                <w:szCs w:val="15"/>
+              </w:rPr>
+              <w:t xml:space="preserve">0</w:t>
+            </w:r>
+          </w:p>
+        </w:tc>
+      </w:tr>
+      <w:tr>
+        <w:tc>
+          <w:tcPr>
+            <w:tcW w:type="dxa" w:w="803"/>
+            <w:tcBorders>
+              <w:top w:val="single" w:color="BFBFBF" w:sz="4"/>
+              <w:left w:val="single" w:color="BFBFBF" w:sz="4"/>
+              <w:bottom w:val="single" w:color="BFBFBF" w:sz="4"/>
+              <w:right w:val="single" w:color="BFBFBF" w:sz="4"/>
+            </w:tcBorders>
+            <w:tcMar>
+              <w:top w:type="dxa" w:w="40"/>
+              <w:left w:type="dxa" w:w="80"/>
+              <w:bottom w:type="dxa" w:w="40"/>
+              <w:right w:type="dxa" w:w="80"/>
+            </w:tcMar>
+          </w:tcPr>
+          <w:p>
+            <w:r>
+              <w:rPr>
+                <w:rFonts w:ascii="Calibri" w:cs="Calibri" w:eastAsia="Microsoft YaHei" w:hAnsi="Calibri"/>
+                <w:b w:val="false"/>
+                <w:bCs w:val="false"/>
+                <w:sz w:val="15"/>
+                <w:szCs w:val="15"/>
+              </w:rPr>
+              <w:t xml:space="preserve">Q089</w:t>
+            </w:r>
+          </w:p>
+        </w:tc>
+        <w:tc>
+          <w:tcPr>
+            <w:tcW w:type="dxa" w:w="702"/>
+            <w:tcBorders>
+              <w:top w:val="single" w:color="BFBFBF" w:sz="4"/>
+              <w:left w:val="single" w:color="BFBFBF" w:sz="4"/>
+              <w:bottom w:val="single" w:color="BFBFBF" w:sz="4"/>
+              <w:right w:val="single" w:color="BFBFBF" w:sz="4"/>
+            </w:tcBorders>
+            <w:tcMar>
+              <w:top w:type="dxa" w:w="40"/>
+              <w:left w:type="dxa" w:w="80"/>
+              <w:bottom w:type="dxa" w:w="40"/>
+              <w:right w:type="dxa" w:w="80"/>
+            </w:tcMar>
+          </w:tcPr>
+          <w:p>
+            <w:r>
+              <w:rPr>
+                <w:rFonts w:ascii="Calibri" w:cs="Calibri" w:eastAsia="Microsoft YaHei" w:hAnsi="Calibri"/>
+                <w:b w:val="false"/>
+                <w:bCs w:val="false"/>
+                <w:sz w:val="15"/>
+                <w:szCs w:val="15"/>
+              </w:rPr>
+              <w:t xml:space="preserve">G</w:t>
+            </w:r>
+          </w:p>
+        </w:tc>
+        <w:tc>
+          <w:tcPr>
+            <w:tcW w:type="dxa" w:w="4718"/>
+            <w:tcBorders>
+              <w:top w:val="single" w:color="BFBFBF" w:sz="4"/>
+              <w:left w:val="single" w:color="BFBFBF" w:sz="4"/>
+              <w:bottom w:val="single" w:color="BFBFBF" w:sz="4"/>
+              <w:right w:val="single" w:color="BFBFBF" w:sz="4"/>
+            </w:tcBorders>
+            <w:tcMar>
+              <w:top w:type="dxa" w:w="40"/>
+              <w:left w:type="dxa" w:w="80"/>
+              <w:bottom w:type="dxa" w:w="40"/>
+              <w:right w:type="dxa" w:w="80"/>
+            </w:tcMar>
+          </w:tcPr>
+          <w:p>
+            <w:r>
+              <w:rPr>
+                <w:rFonts w:ascii="Calibri" w:cs="Calibri" w:eastAsia="Microsoft YaHei" w:hAnsi="Calibri"/>
+                <w:b w:val="false"/>
+                <w:bCs w:val="false"/>
+                <w:sz w:val="15"/>
+                <w:szCs w:val="15"/>
+              </w:rPr>
+              <w:t xml:space="preserve">lower bound &lt;= upper bound (14 pairs)</w:t>
+            </w:r>
+          </w:p>
+        </w:tc>
+        <w:tc>
+          <w:tcPr>
+            <w:tcW w:type="dxa" w:w="803"/>
+            <w:tcBorders>
+              <w:top w:val="single" w:color="BFBFBF" w:sz="4"/>
+              <w:left w:val="single" w:color="BFBFBF" w:sz="4"/>
+              <w:bottom w:val="single" w:color="BFBFBF" w:sz="4"/>
+              <w:right w:val="single" w:color="BFBFBF" w:sz="4"/>
+            </w:tcBorders>
+            <w:tcMar>
+              <w:top w:type="dxa" w:w="40"/>
+              <w:left w:type="dxa" w:w="80"/>
+              <w:bottom w:type="dxa" w:w="40"/>
+              <w:right w:type="dxa" w:w="80"/>
+            </w:tcMar>
+          </w:tcPr>
+          <w:p>
+            <w:r>
+              <w:rPr>
+                <w:rFonts w:ascii="Calibri" w:cs="Calibri" w:eastAsia="Microsoft YaHei" w:hAnsi="Calibri"/>
+                <w:b w:val="false"/>
+                <w:bCs w:val="false"/>
+                <w:sz w:val="15"/>
+                <w:szCs w:val="15"/>
+              </w:rPr>
+              <w:t xml:space="preserve">PASS</w:t>
+            </w:r>
+          </w:p>
+        </w:tc>
+        <w:tc>
+          <w:tcPr>
+            <w:tcW w:type="dxa" w:w="2612"/>
+            <w:tcBorders>
+              <w:top w:val="single" w:color="BFBFBF" w:sz="4"/>
+              <w:left w:val="single" w:color="BFBFBF" w:sz="4"/>
+              <w:bottom w:val="single" w:color="BFBFBF" w:sz="4"/>
+              <w:right w:val="single" w:color="BFBFBF" w:sz="4"/>
+            </w:tcBorders>
+            <w:tcMar>
+              <w:top w:type="dxa" w:w="40"/>
+              <w:left w:type="dxa" w:w="80"/>
+              <w:bottom w:type="dxa" w:w="40"/>
+              <w:right w:type="dxa" w:w="80"/>
+            </w:tcMar>
+          </w:tcPr>
+          <w:p>
+            <w:r>
+              <w:rPr>
+                <w:rFonts w:ascii="Calibri" w:cs="Calibri" w:eastAsia="Microsoft YaHei" w:hAnsi="Calibri"/>
+                <w:b w:val="false"/>
+                <w:bCs w:val="false"/>
+                <w:sz w:val="15"/>
+                <w:szCs w:val="15"/>
+              </w:rPr>
+              <w:t xml:space="preserve">0</w:t>
+            </w:r>
+          </w:p>
+        </w:tc>
+      </w:tr>
+      <w:tr>
+        <w:tc>
+          <w:tcPr>
+            <w:tcW w:type="dxa" w:w="803"/>
+            <w:tcBorders>
+              <w:top w:val="single" w:color="BFBFBF" w:sz="4"/>
+              <w:left w:val="single" w:color="BFBFBF" w:sz="4"/>
+              <w:bottom w:val="single" w:color="BFBFBF" w:sz="4"/>
+              <w:right w:val="single" w:color="BFBFBF" w:sz="4"/>
+            </w:tcBorders>
+            <w:tcMar>
+              <w:top w:type="dxa" w:w="40"/>
+              <w:left w:type="dxa" w:w="80"/>
+              <w:bottom w:type="dxa" w:w="40"/>
+              <w:right w:type="dxa" w:w="80"/>
+            </w:tcMar>
+          </w:tcPr>
+          <w:p>
+            <w:r>
+              <w:rPr>
+                <w:rFonts w:ascii="Calibri" w:cs="Calibri" w:eastAsia="Microsoft YaHei" w:hAnsi="Calibri"/>
+                <w:b w:val="false"/>
+                <w:bCs w:val="false"/>
+                <w:sz w:val="15"/>
+                <w:szCs w:val="15"/>
+              </w:rPr>
+              <w:t xml:space="preserve">Q090</w:t>
+            </w:r>
+          </w:p>
+        </w:tc>
+        <w:tc>
+          <w:tcPr>
+            <w:tcW w:type="dxa" w:w="702"/>
+            <w:tcBorders>
+              <w:top w:val="single" w:color="BFBFBF" w:sz="4"/>
+              <w:left w:val="single" w:color="BFBFBF" w:sz="4"/>
+              <w:bottom w:val="single" w:color="BFBFBF" w:sz="4"/>
+              <w:right w:val="single" w:color="BFBFBF" w:sz="4"/>
+            </w:tcBorders>
+            <w:tcMar>
+              <w:top w:type="dxa" w:w="40"/>
+              <w:left w:type="dxa" w:w="80"/>
+              <w:bottom w:type="dxa" w:w="40"/>
+              <w:right w:type="dxa" w:w="80"/>
+            </w:tcMar>
+          </w:tcPr>
+          <w:p>
+            <w:r>
+              <w:rPr>
+                <w:rFonts w:ascii="Calibri" w:cs="Calibri" w:eastAsia="Microsoft YaHei" w:hAnsi="Calibri"/>
+                <w:b w:val="false"/>
+                <w:bCs w:val="false"/>
+                <w:sz w:val="15"/>
+                <w:szCs w:val="15"/>
+              </w:rPr>
+              <w:t xml:space="preserve">audit</w:t>
+            </w:r>
+          </w:p>
+        </w:tc>
+        <w:tc>
+          <w:tcPr>
+            <w:tcW w:type="dxa" w:w="4718"/>
+            <w:tcBorders>
+              <w:top w:val="single" w:color="BFBFBF" w:sz="4"/>
+              <w:left w:val="single" w:color="BFBFBF" w:sz="4"/>
+              <w:bottom w:val="single" w:color="BFBFBF" w:sz="4"/>
+              <w:right w:val="single" w:color="BFBFBF" w:sz="4"/>
+            </w:tcBorders>
+            <w:tcMar>
+              <w:top w:type="dxa" w:w="40"/>
+              <w:left w:type="dxa" w:w="80"/>
+              <w:bottom w:type="dxa" w:w="40"/>
+              <w:right w:type="dxa" w:w="80"/>
+            </w:tcMar>
+          </w:tcPr>
+          <w:p>
+            <w:r>
+              <w:rPr>
+                <w:rFonts w:ascii="Calibri" w:cs="Calibri" w:eastAsia="Microsoft YaHei" w:hAnsi="Calibri"/>
+                <w:b w:val="false"/>
+                <w:bCs w:val="false"/>
+                <w:sz w:val="15"/>
+                <w:szCs w:val="15"/>
+              </w:rPr>
+              <w:t xml:space="preserve">audit_goal_grants_missing_in_grant_table.csv</w:t>
+            </w:r>
+          </w:p>
+        </w:tc>
+        <w:tc>
+          <w:tcPr>
+            <w:tcW w:type="dxa" w:w="803"/>
+            <w:tcBorders>
+              <w:top w:val="single" w:color="BFBFBF" w:sz="4"/>
+              <w:left w:val="single" w:color="BFBFBF" w:sz="4"/>
+              <w:bottom w:val="single" w:color="BFBFBF" w:sz="4"/>
+              <w:right w:val="single" w:color="BFBFBF" w:sz="4"/>
+            </w:tcBorders>
+            <w:tcMar>
+              <w:top w:type="dxa" w:w="40"/>
+              <w:left w:type="dxa" w:w="80"/>
+              <w:bottom w:type="dxa" w:w="40"/>
+              <w:right w:type="dxa" w:w="80"/>
+            </w:tcMar>
+          </w:tcPr>
+          <w:p>
+            <w:r>
+              <w:rPr>
+                <w:rFonts w:ascii="Calibri" w:cs="Calibri" w:eastAsia="Microsoft YaHei" w:hAnsi="Calibri"/>
+                <w:b w:val="false"/>
+                <w:bCs w:val="false"/>
+                <w:sz w:val="15"/>
+                <w:szCs w:val="15"/>
+              </w:rPr>
+              <w:t xml:space="preserve">INFO</w:t>
+            </w:r>
+          </w:p>
+        </w:tc>
+        <w:tc>
+          <w:tcPr>
+            <w:tcW w:type="dxa" w:w="2612"/>
+            <w:tcBorders>
+              <w:top w:val="single" w:color="BFBFBF" w:sz="4"/>
+              <w:left w:val="single" w:color="BFBFBF" w:sz="4"/>
+              <w:bottom w:val="single" w:color="BFBFBF" w:sz="4"/>
+              <w:right w:val="single" w:color="BFBFBF" w:sz="4"/>
+            </w:tcBorders>
+            <w:tcMar>
+              <w:top w:type="dxa" w:w="40"/>
+              <w:left w:type="dxa" w:w="80"/>
+              <w:bottom w:type="dxa" w:w="40"/>
+              <w:right w:type="dxa" w:w="80"/>
+            </w:tcMar>
+          </w:tcPr>
+          <w:p>
+            <w:r>
+              <w:rPr>
+                <w:rFonts w:ascii="Calibri" w:cs="Calibri" w:eastAsia="Microsoft YaHei" w:hAnsi="Calibri"/>
+                <w:b w:val="false"/>
+                <w:bCs w:val="false"/>
+                <w:sz w:val="15"/>
+                <w:szCs w:val="15"/>
+              </w:rPr>
+              <w:t xml:space="preserve">3</w:t>
+            </w:r>
+          </w:p>
+        </w:tc>
+      </w:tr>
+      <w:tr>
+        <w:tc>
+          <w:tcPr>
+            <w:tcW w:type="dxa" w:w="803"/>
+            <w:tcBorders>
+              <w:top w:val="single" w:color="BFBFBF" w:sz="4"/>
+              <w:left w:val="single" w:color="BFBFBF" w:sz="4"/>
+              <w:bottom w:val="single" w:color="BFBFBF" w:sz="4"/>
+              <w:right w:val="single" w:color="BFBFBF" w:sz="4"/>
+            </w:tcBorders>
+            <w:tcMar>
+              <w:top w:type="dxa" w:w="40"/>
+              <w:left w:type="dxa" w:w="80"/>
+              <w:bottom w:type="dxa" w:w="40"/>
+              <w:right w:type="dxa" w:w="80"/>
+            </w:tcMar>
+          </w:tcPr>
+          <w:p>
+            <w:r>
+              <w:rPr>
+                <w:rFonts w:ascii="Calibri" w:cs="Calibri" w:eastAsia="Microsoft YaHei" w:hAnsi="Calibri"/>
+                <w:b w:val="false"/>
+                <w:bCs w:val="false"/>
+                <w:sz w:val="15"/>
+                <w:szCs w:val="15"/>
+              </w:rPr>
+              <w:t xml:space="preserve">Q091</w:t>
+            </w:r>
+          </w:p>
+        </w:tc>
+        <w:tc>
+          <w:tcPr>
+            <w:tcW w:type="dxa" w:w="702"/>
+            <w:tcBorders>
+              <w:top w:val="single" w:color="BFBFBF" w:sz="4"/>
+              <w:left w:val="single" w:color="BFBFBF" w:sz="4"/>
+              <w:bottom w:val="single" w:color="BFBFBF" w:sz="4"/>
+              <w:right w:val="single" w:color="BFBFBF" w:sz="4"/>
+            </w:tcBorders>
+            <w:tcMar>
+              <w:top w:type="dxa" w:w="40"/>
+              <w:left w:type="dxa" w:w="80"/>
+              <w:bottom w:type="dxa" w:w="40"/>
+              <w:right w:type="dxa" w:w="80"/>
+            </w:tcMar>
+          </w:tcPr>
+          <w:p>
+            <w:r>
+              <w:rPr>
+                <w:rFonts w:ascii="Calibri" w:cs="Calibri" w:eastAsia="Microsoft YaHei" w:hAnsi="Calibri"/>
+                <w:b w:val="false"/>
+                <w:bCs w:val="false"/>
+                <w:sz w:val="15"/>
+                <w:szCs w:val="15"/>
+              </w:rPr>
+              <w:t xml:space="preserve">audit</w:t>
+            </w:r>
+          </w:p>
+        </w:tc>
+        <w:tc>
+          <w:tcPr>
+            <w:tcW w:type="dxa" w:w="4718"/>
+            <w:tcBorders>
+              <w:top w:val="single" w:color="BFBFBF" w:sz="4"/>
+              <w:left w:val="single" w:color="BFBFBF" w:sz="4"/>
+              <w:bottom w:val="single" w:color="BFBFBF" w:sz="4"/>
+              <w:right w:val="single" w:color="BFBFBF" w:sz="4"/>
+            </w:tcBorders>
+            <w:tcMar>
+              <w:top w:type="dxa" w:w="40"/>
+              <w:left w:type="dxa" w:w="80"/>
+              <w:bottom w:type="dxa" w:w="40"/>
+              <w:right w:type="dxa" w:w="80"/>
+            </w:tcMar>
+          </w:tcPr>
+          <w:p>
+            <w:r>
+              <w:rPr>
+                <w:rFonts w:ascii="Calibri" w:cs="Calibri" w:eastAsia="Microsoft YaHei" w:hAnsi="Calibri"/>
+                <w:b w:val="false"/>
+                <w:bCs w:val="false"/>
+                <w:sz w:val="15"/>
+                <w:szCs w:val="15"/>
+              </w:rPr>
+              <w:t xml:space="preserve">audit_grants_unmatched_participant.csv</w:t>
+            </w:r>
+          </w:p>
+        </w:tc>
+        <w:tc>
+          <w:tcPr>
+            <w:tcW w:type="dxa" w:w="803"/>
+            <w:tcBorders>
+              <w:top w:val="single" w:color="BFBFBF" w:sz="4"/>
+              <w:left w:val="single" w:color="BFBFBF" w:sz="4"/>
+              <w:bottom w:val="single" w:color="BFBFBF" w:sz="4"/>
+              <w:right w:val="single" w:color="BFBFBF" w:sz="4"/>
+            </w:tcBorders>
+            <w:tcMar>
+              <w:top w:type="dxa" w:w="40"/>
+              <w:left w:type="dxa" w:w="80"/>
+              <w:bottom w:type="dxa" w:w="40"/>
+              <w:right w:type="dxa" w:w="80"/>
+            </w:tcMar>
+          </w:tcPr>
+          <w:p>
+            <w:r>
+              <w:rPr>
+                <w:rFonts w:ascii="Calibri" w:cs="Calibri" w:eastAsia="Microsoft YaHei" w:hAnsi="Calibri"/>
+                <w:b w:val="false"/>
+                <w:bCs w:val="false"/>
+                <w:sz w:val="15"/>
+                <w:szCs w:val="15"/>
+              </w:rPr>
+              <w:t xml:space="preserve">INFO</w:t>
+            </w:r>
+          </w:p>
+        </w:tc>
+        <w:tc>
+          <w:tcPr>
+            <w:tcW w:type="dxa" w:w="2612"/>
+            <w:tcBorders>
+              <w:top w:val="single" w:color="BFBFBF" w:sz="4"/>
+              <w:left w:val="single" w:color="BFBFBF" w:sz="4"/>
+              <w:bottom w:val="single" w:color="BFBFBF" w:sz="4"/>
+              <w:right w:val="single" w:color="BFBFBF" w:sz="4"/>
+            </w:tcBorders>
+            <w:tcMar>
+              <w:top w:type="dxa" w:w="40"/>
+              <w:left w:type="dxa" w:w="80"/>
+              <w:bottom w:type="dxa" w:w="40"/>
+              <w:right w:type="dxa" w:w="80"/>
+            </w:tcMar>
+          </w:tcPr>
+          <w:p>
+            <w:r>
+              <w:rPr>
+                <w:rFonts w:ascii="Calibri" w:cs="Calibri" w:eastAsia="Microsoft YaHei" w:hAnsi="Calibri"/>
+                <w:b w:val="false"/>
+                <w:bCs w:val="false"/>
+                <w:sz w:val="15"/>
+                <w:szCs w:val="15"/>
+              </w:rPr>
+              <w:t xml:space="preserve">117</w:t>
+            </w:r>
+          </w:p>
+        </w:tc>
+      </w:tr>
+      <w:tr>
+        <w:tc>
+          <w:tcPr>
+            <w:tcW w:type="dxa" w:w="803"/>
+            <w:tcBorders>
+              <w:top w:val="single" w:color="BFBFBF" w:sz="4"/>
+              <w:left w:val="single" w:color="BFBFBF" w:sz="4"/>
+              <w:bottom w:val="single" w:color="BFBFBF" w:sz="4"/>
+              <w:right w:val="single" w:color="BFBFBF" w:sz="4"/>
+            </w:tcBorders>
+            <w:tcMar>
+              <w:top w:type="dxa" w:w="40"/>
+              <w:left w:type="dxa" w:w="80"/>
+              <w:bottom w:type="dxa" w:w="40"/>
+              <w:right w:type="dxa" w:w="80"/>
+            </w:tcMar>
+          </w:tcPr>
+          <w:p>
+            <w:r>
+              <w:rPr>
+                <w:rFonts w:ascii="Calibri" w:cs="Calibri" w:eastAsia="Microsoft YaHei" w:hAnsi="Calibri"/>
+                <w:b w:val="false"/>
+                <w:bCs w:val="false"/>
+                <w:sz w:val="15"/>
+                <w:szCs w:val="15"/>
+              </w:rPr>
+              <w:t xml:space="preserve">Q092</w:t>
+            </w:r>
+          </w:p>
+        </w:tc>
+        <w:tc>
+          <w:tcPr>
+            <w:tcW w:type="dxa" w:w="702"/>
+            <w:tcBorders>
+              <w:top w:val="single" w:color="BFBFBF" w:sz="4"/>
+              <w:left w:val="single" w:color="BFBFBF" w:sz="4"/>
+              <w:bottom w:val="single" w:color="BFBFBF" w:sz="4"/>
+              <w:right w:val="single" w:color="BFBFBF" w:sz="4"/>
+            </w:tcBorders>
+            <w:tcMar>
+              <w:top w:type="dxa" w:w="40"/>
+              <w:left w:type="dxa" w:w="80"/>
+              <w:bottom w:type="dxa" w:w="40"/>
+              <w:right w:type="dxa" w:w="80"/>
+            </w:tcMar>
+          </w:tcPr>
+          <w:p>
+            <w:r>
+              <w:rPr>
+                <w:rFonts w:ascii="Calibri" w:cs="Calibri" w:eastAsia="Microsoft YaHei" w:hAnsi="Calibri"/>
+                <w:b w:val="false"/>
+                <w:bCs w:val="false"/>
+                <w:sz w:val="15"/>
+                <w:szCs w:val="15"/>
+              </w:rPr>
+              <w:t xml:space="preserve">audit</w:t>
+            </w:r>
+          </w:p>
+        </w:tc>
+        <w:tc>
+          <w:tcPr>
+            <w:tcW w:type="dxa" w:w="4718"/>
+            <w:tcBorders>
+              <w:top w:val="single" w:color="BFBFBF" w:sz="4"/>
+              <w:left w:val="single" w:color="BFBFBF" w:sz="4"/>
+              <w:bottom w:val="single" w:color="BFBFBF" w:sz="4"/>
+              <w:right w:val="single" w:color="BFBFBF" w:sz="4"/>
+            </w:tcBorders>
+            <w:tcMar>
+              <w:top w:type="dxa" w:w="40"/>
+              <w:left w:type="dxa" w:w="80"/>
+              <w:bottom w:type="dxa" w:w="40"/>
+              <w:right w:type="dxa" w:w="80"/>
+            </w:tcMar>
+          </w:tcPr>
+          <w:p>
+            <w:r>
+              <w:rPr>
+                <w:rFonts w:ascii="Calibri" w:cs="Calibri" w:eastAsia="Microsoft YaHei" w:hAnsi="Calibri"/>
+                <w:b w:val="false"/>
+                <w:bCs w:val="false"/>
+                <w:sz w:val="15"/>
+                <w:szCs w:val="15"/>
+              </w:rPr>
+              <w:t xml:space="preserve">audit_ceo_exceptions.csv</w:t>
+            </w:r>
+          </w:p>
+        </w:tc>
+        <w:tc>
+          <w:tcPr>
+            <w:tcW w:type="dxa" w:w="803"/>
+            <w:tcBorders>
+              <w:top w:val="single" w:color="BFBFBF" w:sz="4"/>
+              <w:left w:val="single" w:color="BFBFBF" w:sz="4"/>
+              <w:bottom w:val="single" w:color="BFBFBF" w:sz="4"/>
+              <w:right w:val="single" w:color="BFBFBF" w:sz="4"/>
+            </w:tcBorders>
+            <w:tcMar>
+              <w:top w:type="dxa" w:w="40"/>
+              <w:left w:type="dxa" w:w="80"/>
+              <w:bottom w:type="dxa" w:w="40"/>
+              <w:right w:type="dxa" w:w="80"/>
+            </w:tcMar>
+          </w:tcPr>
+          <w:p>
+            <w:r>
+              <w:rPr>
+                <w:rFonts w:ascii="Calibri" w:cs="Calibri" w:eastAsia="Microsoft YaHei" w:hAnsi="Calibri"/>
+                <w:b w:val="false"/>
+                <w:bCs w:val="false"/>
+                <w:sz w:val="15"/>
+                <w:szCs w:val="15"/>
+              </w:rPr>
+              <w:t xml:space="preserve">INFO</w:t>
+            </w:r>
+          </w:p>
+        </w:tc>
+        <w:tc>
+          <w:tcPr>
+            <w:tcW w:type="dxa" w:w="2612"/>
+            <w:tcBorders>
+              <w:top w:val="single" w:color="BFBFBF" w:sz="4"/>
+              <w:left w:val="single" w:color="BFBFBF" w:sz="4"/>
+              <w:bottom w:val="single" w:color="BFBFBF" w:sz="4"/>
+              <w:right w:val="single" w:color="BFBFBF" w:sz="4"/>
+            </w:tcBorders>
+            <w:tcMar>
+              <w:top w:type="dxa" w:w="40"/>
+              <w:left w:type="dxa" w:w="80"/>
+              <w:bottom w:type="dxa" w:w="40"/>
+              <w:right w:type="dxa" w:w="80"/>
+            </w:tcMar>
+          </w:tcPr>
+          <w:p>
+            <w:r>
+              <w:rPr>
+                <w:rFonts w:ascii="Calibri" w:cs="Calibri" w:eastAsia="Microsoft YaHei" w:hAnsi="Calibri"/>
+                <w:b w:val="false"/>
+                <w:bCs w:val="false"/>
+                <w:sz w:val="15"/>
+                <w:szCs w:val="15"/>
+              </w:rPr>
+              <w:t xml:space="preserve">1960</w:t>
+            </w:r>
+          </w:p>
+        </w:tc>
+      </w:tr>
+      <w:tr>
+        <w:tc>
+          <w:tcPr>
+            <w:tcW w:type="dxa" w:w="803"/>
+            <w:tcBorders>
+              <w:top w:val="single" w:color="BFBFBF" w:sz="4"/>
+              <w:left w:val="single" w:color="BFBFBF" w:sz="4"/>
+              <w:bottom w:val="single" w:color="BFBFBF" w:sz="4"/>
+              <w:right w:val="single" w:color="BFBFBF" w:sz="4"/>
+            </w:tcBorders>
+            <w:tcMar>
+              <w:top w:type="dxa" w:w="40"/>
+              <w:left w:type="dxa" w:w="80"/>
+              <w:bottom w:type="dxa" w:w="40"/>
+              <w:right w:type="dxa" w:w="80"/>
+            </w:tcMar>
+          </w:tcPr>
+          <w:p>
+            <w:r>
+              <w:rPr>
+                <w:rFonts w:ascii="Calibri" w:cs="Calibri" w:eastAsia="Microsoft YaHei" w:hAnsi="Calibri"/>
+                <w:b w:val="false"/>
+                <w:bCs w:val="false"/>
+                <w:sz w:val="15"/>
+                <w:szCs w:val="15"/>
+              </w:rPr>
+              <w:t xml:space="preserve">Q093</w:t>
             </w:r>
           </w:p>
         </w:tc>
@@ -13503,142 +16044,2544 @@
     </w:p>
     <w:p>
       <w:pPr>
-        <w:pStyle w:val="ListParagraph"/>
-        <w:numPr>
-          <w:ilvl w:val="0"/>
-          <w:numId w:val="2"/>
-        </w:numPr>
+        <w:spacing w:after="100"/>
       </w:pPr>
       <w:r>
         <w:rPr>
           <w:rFonts w:ascii="Calibri" w:cs="Calibri" w:eastAsia="Microsoft YaHei" w:hAnsi="Calibri"/>
-          <w:b/>
-          <w:bCs/>
         </w:rPr>
-        <w:t xml:space="preserve">Unknown 比例</w:t>
-      </w:r>
-      <w:r>
-        <w:rPr>
-          <w:rFonts w:ascii="Calibri" w:cs="Calibri" w:eastAsia="Microsoft YaHei" w:hAnsi="Calibri"/>
-        </w:rPr>
-        <w:t xml:space="preserve">：约 20% 的文本单元 Strict 标签为 Unknown，主要是 Individual / Strategic / Discretionary 等占位描述；所有占比均同时给出 lb/ub 与覆盖率。</w:t>
+        <w:t xml:space="preserve">INFO = 需要使用者知道、但不是错误的事实（数值见表）；WARN = 需要注意的未完成事项。</w:t>
       </w:r>
     </w:p>
-    <w:p>
-      <w:pPr>
-        <w:pStyle w:val="ListParagraph"/>
-        <w:numPr>
-          <w:ilvl w:val="0"/>
-          <w:numId w:val="2"/>
-        </w:numPr>
-      </w:pPr>
-      <w:r>
-        <w:rPr>
-          <w:rFonts w:ascii="Calibri" w:cs="Calibri" w:eastAsia="Microsoft YaHei" w:hAnsi="Calibri"/>
-          <w:b/>
-          <w:bCs/>
-        </w:rPr>
-        <w:t xml:space="preserve">结构化上下文</w:t>
-      </w:r>
-      <w:r>
-        <w:rPr>
-          <w:rFonts w:ascii="Calibri" w:cs="Calibri" w:eastAsia="Microsoft YaHei" w:hAnsi="Calibri"/>
-        </w:rPr>
-        <w:t xml:space="preserve">：metric 与 metricOther 同时为空的单元，仅在 metricType 为跨年一致的财务类别时判为 0；文本-only 标签保留为 Unknown（esg_strict_textonly）。</w:t>
-      </w:r>
-    </w:p>
-    <w:p>
-      <w:pPr>
-        <w:pStyle w:val="ListParagraph"/>
-        <w:numPr>
-          <w:ilvl w:val="0"/>
-          <w:numId w:val="2"/>
-        </w:numPr>
-      </w:pPr>
-      <w:r>
-        <w:rPr>
-          <w:rFonts w:ascii="Calibri" w:cs="Calibri" w:eastAsia="Microsoft YaHei" w:hAnsi="Calibri"/>
-          <w:b/>
-          <w:bCs/>
-        </w:rPr>
-        <w:t xml:space="preserve">未匹配记录</w:t>
-      </w:r>
-      <w:r>
-        <w:rPr>
-          <w:rFonts w:ascii="Calibri" w:cs="Calibri" w:eastAsia="Microsoft YaHei" w:hAnsi="Calibri"/>
-        </w:rPr>
-        <w:t xml:space="preserve">：10 条目标记录所属的 3 个 grantID 不在 Grants 表中；117 个 grant 无法在 ParticipantFY 中精确匹配（见审计表）。均保留并标记，未做猜测匹配。</w:t>
-      </w:r>
-    </w:p>
-    <w:p>
-      <w:pPr>
-        <w:pStyle w:val="ListParagraph"/>
-        <w:numPr>
-          <w:ilvl w:val="0"/>
-          <w:numId w:val="2"/>
-        </w:numPr>
-      </w:pPr>
-      <w:r>
-        <w:rPr>
-          <w:rFonts w:ascii="Calibri" w:cs="Calibri" w:eastAsia="Microsoft YaHei" w:hAnsi="Calibri"/>
-          <w:b/>
-          <w:bCs/>
-        </w:rPr>
-        <w:t xml:space="preserve">日期问题</w:t>
-      </w:r>
-      <w:r>
-        <w:rPr>
-          <w:rFonts w:ascii="Calibri" w:cs="Calibri" w:eastAsia="Microsoft YaHei" w:hAnsi="Calibri"/>
-        </w:rPr>
-        <w:t xml:space="preserve">：49 个 grant 到期日早于授予日（ISS 原始数据），256 个授予日不在 [FY-3, FY+2] 内，已标记 grant_date_suspect，未删除。</w:t>
-      </w:r>
-    </w:p>
-    <w:p>
-      <w:pPr>
-        <w:pStyle w:val="ListParagraph"/>
-        <w:numPr>
-          <w:ilvl w:val="0"/>
-          <w:numId w:val="2"/>
-        </w:numPr>
-      </w:pPr>
-      <w:r>
-        <w:rPr>
-          <w:rFonts w:ascii="Calibri" w:cs="Calibri" w:eastAsia="Microsoft YaHei" w:hAnsi="Calibri"/>
-          <w:b/>
-          <w:bCs/>
-        </w:rPr>
-        <w:t xml:space="preserve">CEO 例外</w:t>
-      </w:r>
-      <w:r>
-        <w:rPr>
-          <w:rFonts w:ascii="Calibri" w:cs="Calibri" w:eastAsia="Microsoft YaHei" w:hAnsi="Calibri"/>
-        </w:rPr>
-        <w:t xml:space="preserve">：505 个公司-年存在多个 currentCEO=1（共 1,033 个候选 CEO 行），515 个公司-年无法识别 CEO；未静默挑选，见 audit_ceo_exceptions.csv。</w:t>
-      </w:r>
-    </w:p>
-    <w:p>
-      <w:pPr>
-        <w:pStyle w:val="ListParagraph"/>
-        <w:numPr>
-          <w:ilvl w:val="0"/>
-          <w:numId w:val="2"/>
-        </w:numPr>
-      </w:pPr>
-      <w:r>
-        <w:rPr>
-          <w:rFonts w:ascii="Calibri" w:cs="Calibri" w:eastAsia="Microsoft YaHei" w:hAnsi="Calibri"/>
-          <w:b/>
-          <w:bCs/>
-        </w:rPr>
-        <w:t xml:space="preserve">人工验证</w:t>
-      </w:r>
-      <w:r>
-        <w:rPr>
-          <w:rFonts w:ascii="Calibri" w:cs="Calibri" w:eastAsia="Microsoft YaHei" w:hAnsi="Calibri"/>
-        </w:rPr>
-        <w:t xml:space="preserve">：601 个单元的盲编码样本已冻结（rules MD5 已记录），等待人工标注；标注返回后重跑 Step 06 起即可更新全部数据与本报告。</w:t>
-      </w:r>
-    </w:p>
+    <w:tbl>
+      <w:tblPr>
+        <w:tblW w:type="dxa" w:w="9638"/>
+        <w:tblBorders>
+          <w:top w:val="single" w:color="auto" w:sz="4"/>
+          <w:left w:val="single" w:color="auto" w:sz="4"/>
+          <w:bottom w:val="single" w:color="auto" w:sz="4"/>
+          <w:right w:val="single" w:color="auto" w:sz="4"/>
+          <w:insideH w:val="single" w:color="auto" w:sz="4"/>
+          <w:insideV w:val="single" w:color="auto" w:sz="4"/>
+        </w:tblBorders>
+        <w:tblLayout w:type="fixed"/>
+      </w:tblPr>
+      <w:tblGrid>
+        <w:gridCol w:w="702"/>
+        <w:gridCol w:w="2610"/>
+        <w:gridCol w:w="602"/>
+        <w:gridCol w:w="2108"/>
+        <w:gridCol w:w="3616"/>
+      </w:tblGrid>
+      <w:tr>
+        <w:trPr>
+          <w:tblHeader/>
+        </w:trPr>
+        <w:tc>
+          <w:tcPr>
+            <w:tcW w:type="dxa" w:w="702"/>
+            <w:tcBorders>
+              <w:top w:val="single" w:color="BFBFBF" w:sz="4"/>
+              <w:left w:val="single" w:color="BFBFBF" w:sz="4"/>
+              <w:bottom w:val="single" w:color="BFBFBF" w:sz="4"/>
+              <w:right w:val="single" w:color="BFBFBF" w:sz="4"/>
+            </w:tcBorders>
+            <w:shd w:fill="D9E2F3" w:color="auto" w:val="clear"/>
+            <w:tcMar>
+              <w:top w:type="dxa" w:w="40"/>
+              <w:left w:type="dxa" w:w="80"/>
+              <w:bottom w:type="dxa" w:w="40"/>
+              <w:right w:type="dxa" w:w="80"/>
+            </w:tcMar>
+          </w:tcPr>
+          <w:p>
+            <w:r>
+              <w:rPr>
+                <w:rFonts w:ascii="Calibri" w:cs="Calibri" w:eastAsia="Microsoft YaHei" w:hAnsi="Calibri"/>
+                <w:b/>
+                <w:bCs/>
+                <w:sz w:val="15"/>
+                <w:szCs w:val="15"/>
+              </w:rPr>
+              <w:t xml:space="preserve">check_id</w:t>
+            </w:r>
+          </w:p>
+        </w:tc>
+        <w:tc>
+          <w:tcPr>
+            <w:tcW w:type="dxa" w:w="2610"/>
+            <w:tcBorders>
+              <w:top w:val="single" w:color="BFBFBF" w:sz="4"/>
+              <w:left w:val="single" w:color="BFBFBF" w:sz="4"/>
+              <w:bottom w:val="single" w:color="BFBFBF" w:sz="4"/>
+              <w:right w:val="single" w:color="BFBFBF" w:sz="4"/>
+            </w:tcBorders>
+            <w:shd w:fill="D9E2F3" w:color="auto" w:val="clear"/>
+            <w:tcMar>
+              <w:top w:type="dxa" w:w="40"/>
+              <w:left w:type="dxa" w:w="80"/>
+              <w:bottom w:type="dxa" w:w="40"/>
+              <w:right w:type="dxa" w:w="80"/>
+            </w:tcMar>
+          </w:tcPr>
+          <w:p>
+            <w:r>
+              <w:rPr>
+                <w:rFonts w:ascii="Calibri" w:cs="Calibri" w:eastAsia="Microsoft YaHei" w:hAnsi="Calibri"/>
+                <w:b/>
+                <w:bCs/>
+                <w:sz w:val="15"/>
+                <w:szCs w:val="15"/>
+              </w:rPr>
+              <w:t xml:space="preserve">check</w:t>
+            </w:r>
+          </w:p>
+        </w:tc>
+        <w:tc>
+          <w:tcPr>
+            <w:tcW w:type="dxa" w:w="602"/>
+            <w:tcBorders>
+              <w:top w:val="single" w:color="BFBFBF" w:sz="4"/>
+              <w:left w:val="single" w:color="BFBFBF" w:sz="4"/>
+              <w:bottom w:val="single" w:color="BFBFBF" w:sz="4"/>
+              <w:right w:val="single" w:color="BFBFBF" w:sz="4"/>
+            </w:tcBorders>
+            <w:shd w:fill="D9E2F3" w:color="auto" w:val="clear"/>
+            <w:tcMar>
+              <w:top w:type="dxa" w:w="40"/>
+              <w:left w:type="dxa" w:w="80"/>
+              <w:bottom w:type="dxa" w:w="40"/>
+              <w:right w:type="dxa" w:w="80"/>
+            </w:tcMar>
+          </w:tcPr>
+          <w:p>
+            <w:r>
+              <w:rPr>
+                <w:rFonts w:ascii="Calibri" w:cs="Calibri" w:eastAsia="Microsoft YaHei" w:hAnsi="Calibri"/>
+                <w:b/>
+                <w:bCs/>
+                <w:sz w:val="15"/>
+                <w:szCs w:val="15"/>
+              </w:rPr>
+              <w:t xml:space="preserve">status</w:t>
+            </w:r>
+          </w:p>
+        </w:tc>
+        <w:tc>
+          <w:tcPr>
+            <w:tcW w:type="dxa" w:w="2108"/>
+            <w:tcBorders>
+              <w:top w:val="single" w:color="BFBFBF" w:sz="4"/>
+              <w:left w:val="single" w:color="BFBFBF" w:sz="4"/>
+              <w:bottom w:val="single" w:color="BFBFBF" w:sz="4"/>
+              <w:right w:val="single" w:color="BFBFBF" w:sz="4"/>
+            </w:tcBorders>
+            <w:shd w:fill="D9E2F3" w:color="auto" w:val="clear"/>
+            <w:tcMar>
+              <w:top w:type="dxa" w:w="40"/>
+              <w:left w:type="dxa" w:w="80"/>
+              <w:bottom w:type="dxa" w:w="40"/>
+              <w:right w:type="dxa" w:w="80"/>
+            </w:tcMar>
+          </w:tcPr>
+          <w:p>
+            <w:r>
+              <w:rPr>
+                <w:rFonts w:ascii="Calibri" w:cs="Calibri" w:eastAsia="Microsoft YaHei" w:hAnsi="Calibri"/>
+                <w:b/>
+                <w:bCs/>
+                <w:sz w:val="15"/>
+                <w:szCs w:val="15"/>
+              </w:rPr>
+              <w:t xml:space="preserve">value</w:t>
+            </w:r>
+          </w:p>
+        </w:tc>
+        <w:tc>
+          <w:tcPr>
+            <w:tcW w:type="dxa" w:w="3616"/>
+            <w:tcBorders>
+              <w:top w:val="single" w:color="BFBFBF" w:sz="4"/>
+              <w:left w:val="single" w:color="BFBFBF" w:sz="4"/>
+              <w:bottom w:val="single" w:color="BFBFBF" w:sz="4"/>
+              <w:right w:val="single" w:color="BFBFBF" w:sz="4"/>
+            </w:tcBorders>
+            <w:shd w:fill="D9E2F3" w:color="auto" w:val="clear"/>
+            <w:tcMar>
+              <w:top w:type="dxa" w:w="40"/>
+              <w:left w:type="dxa" w:w="80"/>
+              <w:bottom w:type="dxa" w:w="40"/>
+              <w:right w:type="dxa" w:w="80"/>
+            </w:tcMar>
+          </w:tcPr>
+          <w:p>
+            <w:r>
+              <w:rPr>
+                <w:rFonts w:ascii="Calibri" w:cs="Calibri" w:eastAsia="Microsoft YaHei" w:hAnsi="Calibri"/>
+                <w:b/>
+                <w:bCs/>
+                <w:sz w:val="15"/>
+                <w:szCs w:val="15"/>
+              </w:rPr>
+              <w:t xml:space="preserve">explanation</w:t>
+            </w:r>
+          </w:p>
+        </w:tc>
+      </w:tr>
+      <w:tr>
+        <w:tc>
+          <w:tcPr>
+            <w:tcW w:type="dxa" w:w="702"/>
+            <w:tcBorders>
+              <w:top w:val="single" w:color="BFBFBF" w:sz="4"/>
+              <w:left w:val="single" w:color="BFBFBF" w:sz="4"/>
+              <w:bottom w:val="single" w:color="BFBFBF" w:sz="4"/>
+              <w:right w:val="single" w:color="BFBFBF" w:sz="4"/>
+            </w:tcBorders>
+            <w:tcMar>
+              <w:top w:type="dxa" w:w="40"/>
+              <w:left w:type="dxa" w:w="80"/>
+              <w:bottom w:type="dxa" w:w="40"/>
+              <w:right w:type="dxa" w:w="80"/>
+            </w:tcMar>
+          </w:tcPr>
+          <w:p>
+            <w:r>
+              <w:rPr>
+                <w:rFonts w:ascii="Calibri" w:cs="Calibri" w:eastAsia="Microsoft YaHei" w:hAnsi="Calibri"/>
+                <w:b w:val="false"/>
+                <w:bCs w:val="false"/>
+                <w:sz w:val="15"/>
+                <w:szCs w:val="15"/>
+              </w:rPr>
+              <w:t xml:space="preserve">Q018</w:t>
+            </w:r>
+          </w:p>
+        </w:tc>
+        <w:tc>
+          <w:tcPr>
+            <w:tcW w:type="dxa" w:w="2610"/>
+            <w:tcBorders>
+              <w:top w:val="single" w:color="BFBFBF" w:sz="4"/>
+              <w:left w:val="single" w:color="BFBFBF" w:sz="4"/>
+              <w:bottom w:val="single" w:color="BFBFBF" w:sz="4"/>
+              <w:right w:val="single" w:color="BFBFBF" w:sz="4"/>
+            </w:tcBorders>
+            <w:tcMar>
+              <w:top w:type="dxa" w:w="40"/>
+              <w:left w:type="dxa" w:w="80"/>
+              <w:bottom w:type="dxa" w:w="40"/>
+              <w:right w:type="dxa" w:w="80"/>
+            </w:tcMar>
+          </w:tcPr>
+          <w:p>
+            <w:r>
+              <w:rPr>
+                <w:rFonts w:ascii="Calibri" w:cs="Calibri" w:eastAsia="Microsoft YaHei" w:hAnsi="Calibri"/>
+                <w:b w:val="false"/>
+                <w:bCs w:val="false"/>
+                <w:sz w:val="15"/>
+                <w:szCs w:val="15"/>
+              </w:rPr>
+              <w:t xml:space="preserve">share of units Unknown (Strict)</w:t>
+            </w:r>
+          </w:p>
+        </w:tc>
+        <w:tc>
+          <w:tcPr>
+            <w:tcW w:type="dxa" w:w="602"/>
+            <w:tcBorders>
+              <w:top w:val="single" w:color="BFBFBF" w:sz="4"/>
+              <w:left w:val="single" w:color="BFBFBF" w:sz="4"/>
+              <w:bottom w:val="single" w:color="BFBFBF" w:sz="4"/>
+              <w:right w:val="single" w:color="BFBFBF" w:sz="4"/>
+            </w:tcBorders>
+            <w:tcMar>
+              <w:top w:type="dxa" w:w="40"/>
+              <w:left w:type="dxa" w:w="80"/>
+              <w:bottom w:type="dxa" w:w="40"/>
+              <w:right w:type="dxa" w:w="80"/>
+            </w:tcMar>
+          </w:tcPr>
+          <w:p>
+            <w:r>
+              <w:rPr>
+                <w:rFonts w:ascii="Calibri" w:cs="Calibri" w:eastAsia="Microsoft YaHei" w:hAnsi="Calibri"/>
+                <w:b w:val="false"/>
+                <w:bCs w:val="false"/>
+                <w:sz w:val="15"/>
+                <w:szCs w:val="15"/>
+              </w:rPr>
+              <w:t xml:space="preserve">INFO</w:t>
+            </w:r>
+          </w:p>
+        </w:tc>
+        <w:tc>
+          <w:tcPr>
+            <w:tcW w:type="dxa" w:w="2108"/>
+            <w:tcBorders>
+              <w:top w:val="single" w:color="BFBFBF" w:sz="4"/>
+              <w:left w:val="single" w:color="BFBFBF" w:sz="4"/>
+              <w:bottom w:val="single" w:color="BFBFBF" w:sz="4"/>
+              <w:right w:val="single" w:color="BFBFBF" w:sz="4"/>
+            </w:tcBorders>
+            <w:tcMar>
+              <w:top w:type="dxa" w:w="40"/>
+              <w:left w:type="dxa" w:w="80"/>
+              <w:bottom w:type="dxa" w:w="40"/>
+              <w:right w:type="dxa" w:w="80"/>
+            </w:tcMar>
+          </w:tcPr>
+          <w:p>
+            <w:r>
+              <w:rPr>
+                <w:rFonts w:ascii="Calibri" w:cs="Calibri" w:eastAsia="Microsoft YaHei" w:hAnsi="Calibri"/>
+                <w:b w:val="false"/>
+                <w:bCs w:val="false"/>
+                <w:sz w:val="15"/>
+                <w:szCs w:val="15"/>
+              </w:rPr>
+              <w:t xml:space="preserve">0.195</w:t>
+            </w:r>
+          </w:p>
+        </w:tc>
+        <w:tc>
+          <w:tcPr>
+            <w:tcW w:type="dxa" w:w="3616"/>
+            <w:tcBorders>
+              <w:top w:val="single" w:color="BFBFBF" w:sz="4"/>
+              <w:left w:val="single" w:color="BFBFBF" w:sz="4"/>
+              <w:bottom w:val="single" w:color="BFBFBF" w:sz="4"/>
+              <w:right w:val="single" w:color="BFBFBF" w:sz="4"/>
+            </w:tcBorders>
+            <w:tcMar>
+              <w:top w:type="dxa" w:w="40"/>
+              <w:left w:type="dxa" w:w="80"/>
+              <w:bottom w:type="dxa" w:w="40"/>
+              <w:right w:type="dxa" w:w="80"/>
+            </w:tcMar>
+          </w:tcPr>
+          <w:p>
+            <w:r>
+              <w:rPr>
+                <w:rFonts w:ascii="Calibri" w:cs="Calibri" w:eastAsia="Microsoft YaHei" w:hAnsi="Calibri"/>
+                <w:b w:val="false"/>
+                <w:bCs w:val="false"/>
+                <w:sz w:val="15"/>
+                <w:szCs w:val="15"/>
+              </w:rPr>
+              <w:t xml:space="preserve">未知（Unknown）单元主要是 Individual / Strategic / Discretionary 等占位描述，以及模糊词；所有比例同时给出 lb/ub 与覆盖率。</w:t>
+            </w:r>
+          </w:p>
+        </w:tc>
+      </w:tr>
+      <w:tr>
+        <w:tc>
+          <w:tcPr>
+            <w:tcW w:type="dxa" w:w="702"/>
+            <w:tcBorders>
+              <w:top w:val="single" w:color="BFBFBF" w:sz="4"/>
+              <w:left w:val="single" w:color="BFBFBF" w:sz="4"/>
+              <w:bottom w:val="single" w:color="BFBFBF" w:sz="4"/>
+              <w:right w:val="single" w:color="BFBFBF" w:sz="4"/>
+            </w:tcBorders>
+            <w:tcMar>
+              <w:top w:type="dxa" w:w="40"/>
+              <w:left w:type="dxa" w:w="80"/>
+              <w:bottom w:type="dxa" w:w="40"/>
+              <w:right w:type="dxa" w:w="80"/>
+            </w:tcMar>
+          </w:tcPr>
+          <w:p>
+            <w:r>
+              <w:rPr>
+                <w:rFonts w:ascii="Calibri" w:cs="Calibri" w:eastAsia="Microsoft YaHei" w:hAnsi="Calibri"/>
+                <w:b w:val="false"/>
+                <w:bCs w:val="false"/>
+                <w:sz w:val="15"/>
+                <w:szCs w:val="15"/>
+              </w:rPr>
+              <w:t xml:space="preserve">Q019</w:t>
+            </w:r>
+          </w:p>
+        </w:tc>
+        <w:tc>
+          <w:tcPr>
+            <w:tcW w:type="dxa" w:w="2610"/>
+            <w:tcBorders>
+              <w:top w:val="single" w:color="BFBFBF" w:sz="4"/>
+              <w:left w:val="single" w:color="BFBFBF" w:sz="4"/>
+              <w:bottom w:val="single" w:color="BFBFBF" w:sz="4"/>
+              <w:right w:val="single" w:color="BFBFBF" w:sz="4"/>
+            </w:tcBorders>
+            <w:tcMar>
+              <w:top w:type="dxa" w:w="40"/>
+              <w:left w:type="dxa" w:w="80"/>
+              <w:bottom w:type="dxa" w:w="40"/>
+              <w:right w:type="dxa" w:w="80"/>
+            </w:tcMar>
+          </w:tcPr>
+          <w:p>
+            <w:r>
+              <w:rPr>
+                <w:rFonts w:ascii="Calibri" w:cs="Calibri" w:eastAsia="Microsoft YaHei" w:hAnsi="Calibri"/>
+                <w:b w:val="false"/>
+                <w:bCs w:val="false"/>
+                <w:sz w:val="15"/>
+                <w:szCs w:val="15"/>
+              </w:rPr>
+              <w:t xml:space="preserve">units using structured context (blank text)</w:t>
+            </w:r>
+          </w:p>
+        </w:tc>
+        <w:tc>
+          <w:tcPr>
+            <w:tcW w:type="dxa" w:w="602"/>
+            <w:tcBorders>
+              <w:top w:val="single" w:color="BFBFBF" w:sz="4"/>
+              <w:left w:val="single" w:color="BFBFBF" w:sz="4"/>
+              <w:bottom w:val="single" w:color="BFBFBF" w:sz="4"/>
+              <w:right w:val="single" w:color="BFBFBF" w:sz="4"/>
+            </w:tcBorders>
+            <w:tcMar>
+              <w:top w:type="dxa" w:w="40"/>
+              <w:left w:type="dxa" w:w="80"/>
+              <w:bottom w:type="dxa" w:w="40"/>
+              <w:right w:type="dxa" w:w="80"/>
+            </w:tcMar>
+          </w:tcPr>
+          <w:p>
+            <w:r>
+              <w:rPr>
+                <w:rFonts w:ascii="Calibri" w:cs="Calibri" w:eastAsia="Microsoft YaHei" w:hAnsi="Calibri"/>
+                <w:b w:val="false"/>
+                <w:bCs w:val="false"/>
+                <w:sz w:val="15"/>
+                <w:szCs w:val="15"/>
+              </w:rPr>
+              <w:t xml:space="preserve">INFO</w:t>
+            </w:r>
+          </w:p>
+        </w:tc>
+        <w:tc>
+          <w:tcPr>
+            <w:tcW w:type="dxa" w:w="2108"/>
+            <w:tcBorders>
+              <w:top w:val="single" w:color="BFBFBF" w:sz="4"/>
+              <w:left w:val="single" w:color="BFBFBF" w:sz="4"/>
+              <w:bottom w:val="single" w:color="BFBFBF" w:sz="4"/>
+              <w:right w:val="single" w:color="BFBFBF" w:sz="4"/>
+            </w:tcBorders>
+            <w:tcMar>
+              <w:top w:type="dxa" w:w="40"/>
+              <w:left w:type="dxa" w:w="80"/>
+              <w:bottom w:type="dxa" w:w="40"/>
+              <w:right w:type="dxa" w:w="80"/>
+            </w:tcMar>
+          </w:tcPr>
+          <w:p>
+            <w:r>
+              <w:rPr>
+                <w:rFonts w:ascii="Calibri" w:cs="Calibri" w:eastAsia="Microsoft YaHei" w:hAnsi="Calibri"/>
+                <w:b w:val="false"/>
+                <w:bCs w:val="false"/>
+                <w:sz w:val="15"/>
+                <w:szCs w:val="15"/>
+              </w:rPr>
+              <w:t xml:space="preserve">4</w:t>
+            </w:r>
+          </w:p>
+        </w:tc>
+        <w:tc>
+          <w:tcPr>
+            <w:tcW w:type="dxa" w:w="3616"/>
+            <w:tcBorders>
+              <w:top w:val="single" w:color="BFBFBF" w:sz="4"/>
+              <w:left w:val="single" w:color="BFBFBF" w:sz="4"/>
+              <w:bottom w:val="single" w:color="BFBFBF" w:sz="4"/>
+              <w:right w:val="single" w:color="BFBFBF" w:sz="4"/>
+            </w:tcBorders>
+            <w:tcMar>
+              <w:top w:type="dxa" w:w="40"/>
+              <w:left w:type="dxa" w:w="80"/>
+              <w:bottom w:type="dxa" w:w="40"/>
+              <w:right w:type="dxa" w:w="80"/>
+            </w:tcMar>
+          </w:tcPr>
+          <w:p>
+            <w:r>
+              <w:rPr>
+                <w:rFonts w:ascii="Calibri" w:cs="Calibri" w:eastAsia="Microsoft YaHei" w:hAnsi="Calibri"/>
+                <w:b w:val="false"/>
+                <w:bCs w:val="false"/>
+                <w:sz w:val="15"/>
+                <w:szCs w:val="15"/>
+              </w:rPr>
+              <w:t xml:space="preserve">metric 与 metricOther 均为空（或占位）的单元，仅当 metricType 为跨年一致的财务类别时判为 0；文本-only 标签另存为 Unknown。</w:t>
+            </w:r>
+          </w:p>
+        </w:tc>
+      </w:tr>
+      <w:tr>
+        <w:tc>
+          <w:tcPr>
+            <w:tcW w:type="dxa" w:w="702"/>
+            <w:tcBorders>
+              <w:top w:val="single" w:color="BFBFBF" w:sz="4"/>
+              <w:left w:val="single" w:color="BFBFBF" w:sz="4"/>
+              <w:bottom w:val="single" w:color="BFBFBF" w:sz="4"/>
+              <w:right w:val="single" w:color="BFBFBF" w:sz="4"/>
+            </w:tcBorders>
+            <w:tcMar>
+              <w:top w:type="dxa" w:w="40"/>
+              <w:left w:type="dxa" w:w="80"/>
+              <w:bottom w:type="dxa" w:w="40"/>
+              <w:right w:type="dxa" w:w="80"/>
+            </w:tcMar>
+          </w:tcPr>
+          <w:p>
+            <w:r>
+              <w:rPr>
+                <w:rFonts w:ascii="Calibri" w:cs="Calibri" w:eastAsia="Microsoft YaHei" w:hAnsi="Calibri"/>
+                <w:b w:val="false"/>
+                <w:bCs w:val="false"/>
+                <w:sz w:val="15"/>
+                <w:szCs w:val="15"/>
+              </w:rPr>
+              <w:t xml:space="preserve">Q020</w:t>
+            </w:r>
+          </w:p>
+        </w:tc>
+        <w:tc>
+          <w:tcPr>
+            <w:tcW w:type="dxa" w:w="2610"/>
+            <w:tcBorders>
+              <w:top w:val="single" w:color="BFBFBF" w:sz="4"/>
+              <w:left w:val="single" w:color="BFBFBF" w:sz="4"/>
+              <w:bottom w:val="single" w:color="BFBFBF" w:sz="4"/>
+              <w:right w:val="single" w:color="BFBFBF" w:sz="4"/>
+            </w:tcBorders>
+            <w:tcMar>
+              <w:top w:type="dxa" w:w="40"/>
+              <w:left w:type="dxa" w:w="80"/>
+              <w:bottom w:type="dxa" w:w="40"/>
+              <w:right w:type="dxa" w:w="80"/>
+            </w:tcMar>
+          </w:tcPr>
+          <w:p>
+            <w:r>
+              <w:rPr>
+                <w:rFonts w:ascii="Calibri" w:cs="Calibri" w:eastAsia="Microsoft YaHei" w:hAnsi="Calibri"/>
+                <w:b w:val="false"/>
+                <w:bCs w:val="false"/>
+                <w:sz w:val="15"/>
+                <w:szCs w:val="15"/>
+              </w:rPr>
+              <w:t xml:space="preserve">human-reviewed units</w:t>
+            </w:r>
+          </w:p>
+        </w:tc>
+        <w:tc>
+          <w:tcPr>
+            <w:tcW w:type="dxa" w:w="602"/>
+            <w:tcBorders>
+              <w:top w:val="single" w:color="BFBFBF" w:sz="4"/>
+              <w:left w:val="single" w:color="BFBFBF" w:sz="4"/>
+              <w:bottom w:val="single" w:color="BFBFBF" w:sz="4"/>
+              <w:right w:val="single" w:color="BFBFBF" w:sz="4"/>
+            </w:tcBorders>
+            <w:tcMar>
+              <w:top w:type="dxa" w:w="40"/>
+              <w:left w:type="dxa" w:w="80"/>
+              <w:bottom w:type="dxa" w:w="40"/>
+              <w:right w:type="dxa" w:w="80"/>
+            </w:tcMar>
+          </w:tcPr>
+          <w:p>
+            <w:r>
+              <w:rPr>
+                <w:rFonts w:ascii="Calibri" w:cs="Calibri" w:eastAsia="Microsoft YaHei" w:hAnsi="Calibri"/>
+                <w:b w:val="false"/>
+                <w:bCs w:val="false"/>
+                <w:sz w:val="15"/>
+                <w:szCs w:val="15"/>
+              </w:rPr>
+              <w:t xml:space="preserve">WARN</w:t>
+            </w:r>
+          </w:p>
+        </w:tc>
+        <w:tc>
+          <w:tcPr>
+            <w:tcW w:type="dxa" w:w="2108"/>
+            <w:tcBorders>
+              <w:top w:val="single" w:color="BFBFBF" w:sz="4"/>
+              <w:left w:val="single" w:color="BFBFBF" w:sz="4"/>
+              <w:bottom w:val="single" w:color="BFBFBF" w:sz="4"/>
+              <w:right w:val="single" w:color="BFBFBF" w:sz="4"/>
+            </w:tcBorders>
+            <w:tcMar>
+              <w:top w:type="dxa" w:w="40"/>
+              <w:left w:type="dxa" w:w="80"/>
+              <w:bottom w:type="dxa" w:w="40"/>
+              <w:right w:type="dxa" w:w="80"/>
+            </w:tcMar>
+          </w:tcPr>
+          <w:p>
+            <w:r>
+              <w:rPr>
+                <w:rFonts w:ascii="Calibri" w:cs="Calibri" w:eastAsia="Microsoft YaHei" w:hAnsi="Calibri"/>
+                <w:b w:val="false"/>
+                <w:bCs w:val="false"/>
+                <w:sz w:val="15"/>
+                <w:szCs w:val="15"/>
+              </w:rPr>
+              <w:t xml:space="preserve">0</w:t>
+            </w:r>
+          </w:p>
+        </w:tc>
+        <w:tc>
+          <w:tcPr>
+            <w:tcW w:type="dxa" w:w="3616"/>
+            <w:tcBorders>
+              <w:top w:val="single" w:color="BFBFBF" w:sz="4"/>
+              <w:left w:val="single" w:color="BFBFBF" w:sz="4"/>
+              <w:bottom w:val="single" w:color="BFBFBF" w:sz="4"/>
+              <w:right w:val="single" w:color="BFBFBF" w:sz="4"/>
+            </w:tcBorders>
+            <w:tcMar>
+              <w:top w:type="dxa" w:w="40"/>
+              <w:left w:type="dxa" w:w="80"/>
+              <w:bottom w:type="dxa" w:w="40"/>
+              <w:right w:type="dxa" w:w="80"/>
+            </w:tcMar>
+          </w:tcPr>
+          <w:p>
+            <w:r>
+              <w:rPr>
+                <w:rFonts w:ascii="Calibri" w:cs="Calibri" w:eastAsia="Microsoft YaHei" w:hAnsi="Calibri"/>
+                <w:b w:val="false"/>
+                <w:bCs w:val="false"/>
+                <w:sz w:val="15"/>
+                <w:szCs w:val="15"/>
+              </w:rPr>
+              <w:t xml:space="preserve">尚无人工裁定标签：所有标签为暂定（Provisional）。</w:t>
+            </w:r>
+          </w:p>
+        </w:tc>
+      </w:tr>
+      <w:tr>
+        <w:tc>
+          <w:tcPr>
+            <w:tcW w:type="dxa" w:w="702"/>
+            <w:tcBorders>
+              <w:top w:val="single" w:color="BFBFBF" w:sz="4"/>
+              <w:left w:val="single" w:color="BFBFBF" w:sz="4"/>
+              <w:bottom w:val="single" w:color="BFBFBF" w:sz="4"/>
+              <w:right w:val="single" w:color="BFBFBF" w:sz="4"/>
+            </w:tcBorders>
+            <w:tcMar>
+              <w:top w:type="dxa" w:w="40"/>
+              <w:left w:type="dxa" w:w="80"/>
+              <w:bottom w:type="dxa" w:w="40"/>
+              <w:right w:type="dxa" w:w="80"/>
+            </w:tcMar>
+          </w:tcPr>
+          <w:p>
+            <w:r>
+              <w:rPr>
+                <w:rFonts w:ascii="Calibri" w:cs="Calibri" w:eastAsia="Microsoft YaHei" w:hAnsi="Calibri"/>
+                <w:b w:val="false"/>
+                <w:bCs w:val="false"/>
+                <w:sz w:val="15"/>
+                <w:szCs w:val="15"/>
+              </w:rPr>
+              <w:t xml:space="preserve">Q024</w:t>
+            </w:r>
+          </w:p>
+        </w:tc>
+        <w:tc>
+          <w:tcPr>
+            <w:tcW w:type="dxa" w:w="2610"/>
+            <w:tcBorders>
+              <w:top w:val="single" w:color="BFBFBF" w:sz="4"/>
+              <w:left w:val="single" w:color="BFBFBF" w:sz="4"/>
+              <w:bottom w:val="single" w:color="BFBFBF" w:sz="4"/>
+              <w:right w:val="single" w:color="BFBFBF" w:sz="4"/>
+            </w:tcBorders>
+            <w:tcMar>
+              <w:top w:type="dxa" w:w="40"/>
+              <w:left w:type="dxa" w:w="80"/>
+              <w:bottom w:type="dxa" w:w="40"/>
+              <w:right w:type="dxa" w:w="80"/>
+            </w:tcMar>
+          </w:tcPr>
+          <w:p>
+            <w:r>
+              <w:rPr>
+                <w:rFonts w:ascii="Calibri" w:cs="Calibri" w:eastAsia="Microsoft YaHei" w:hAnsi="Calibri"/>
+                <w:b w:val="false"/>
+                <w:bCs w:val="false"/>
+                <w:sz w:val="15"/>
+                <w:szCs w:val="15"/>
+              </w:rPr>
+              <w:t xml:space="preserve">goal records not matched to a grant</w:t>
+            </w:r>
+          </w:p>
+        </w:tc>
+        <w:tc>
+          <w:tcPr>
+            <w:tcW w:type="dxa" w:w="602"/>
+            <w:tcBorders>
+              <w:top w:val="single" w:color="BFBFBF" w:sz="4"/>
+              <w:left w:val="single" w:color="BFBFBF" w:sz="4"/>
+              <w:bottom w:val="single" w:color="BFBFBF" w:sz="4"/>
+              <w:right w:val="single" w:color="BFBFBF" w:sz="4"/>
+            </w:tcBorders>
+            <w:tcMar>
+              <w:top w:type="dxa" w:w="40"/>
+              <w:left w:type="dxa" w:w="80"/>
+              <w:bottom w:type="dxa" w:w="40"/>
+              <w:right w:type="dxa" w:w="80"/>
+            </w:tcMar>
+          </w:tcPr>
+          <w:p>
+            <w:r>
+              <w:rPr>
+                <w:rFonts w:ascii="Calibri" w:cs="Calibri" w:eastAsia="Microsoft YaHei" w:hAnsi="Calibri"/>
+                <w:b w:val="false"/>
+                <w:bCs w:val="false"/>
+                <w:sz w:val="15"/>
+                <w:szCs w:val="15"/>
+              </w:rPr>
+              <w:t xml:space="preserve">INFO</w:t>
+            </w:r>
+          </w:p>
+        </w:tc>
+        <w:tc>
+          <w:tcPr>
+            <w:tcW w:type="dxa" w:w="2108"/>
+            <w:tcBorders>
+              <w:top w:val="single" w:color="BFBFBF" w:sz="4"/>
+              <w:left w:val="single" w:color="BFBFBF" w:sz="4"/>
+              <w:bottom w:val="single" w:color="BFBFBF" w:sz="4"/>
+              <w:right w:val="single" w:color="BFBFBF" w:sz="4"/>
+            </w:tcBorders>
+            <w:tcMar>
+              <w:top w:type="dxa" w:w="40"/>
+              <w:left w:type="dxa" w:w="80"/>
+              <w:bottom w:type="dxa" w:w="40"/>
+              <w:right w:type="dxa" w:w="80"/>
+            </w:tcMar>
+          </w:tcPr>
+          <w:p>
+            <w:r>
+              <w:rPr>
+                <w:rFonts w:ascii="Calibri" w:cs="Calibri" w:eastAsia="Microsoft YaHei" w:hAnsi="Calibri"/>
+                <w:b w:val="false"/>
+                <w:bCs w:val="false"/>
+                <w:sz w:val="15"/>
+                <w:szCs w:val="15"/>
+              </w:rPr>
+              <w:t xml:space="preserve">10</w:t>
+            </w:r>
+          </w:p>
+        </w:tc>
+        <w:tc>
+          <w:tcPr>
+            <w:tcW w:type="dxa" w:w="3616"/>
+            <w:tcBorders>
+              <w:top w:val="single" w:color="BFBFBF" w:sz="4"/>
+              <w:left w:val="single" w:color="BFBFBF" w:sz="4"/>
+              <w:bottom w:val="single" w:color="BFBFBF" w:sz="4"/>
+              <w:right w:val="single" w:color="BFBFBF" w:sz="4"/>
+            </w:tcBorders>
+            <w:tcMar>
+              <w:top w:type="dxa" w:w="40"/>
+              <w:left w:type="dxa" w:w="80"/>
+              <w:bottom w:type="dxa" w:w="40"/>
+              <w:right w:type="dxa" w:w="80"/>
+            </w:tcMar>
+          </w:tcPr>
+          <w:p>
+            <w:r>
+              <w:rPr>
+                <w:rFonts w:ascii="Calibri" w:cs="Calibri" w:eastAsia="Microsoft YaHei" w:hAnsi="Calibri"/>
+                <w:b w:val="false"/>
+                <w:bCs w:val="false"/>
+                <w:sz w:val="15"/>
+                <w:szCs w:val="15"/>
+              </w:rPr>
+              <w:t xml:space="preserve">少量目标记录所属 grantID 不在 Grants 表中：保留并列入审计表，未猜测匹配。</w:t>
+            </w:r>
+          </w:p>
+        </w:tc>
+      </w:tr>
+      <w:tr>
+        <w:tc>
+          <w:tcPr>
+            <w:tcW w:type="dxa" w:w="702"/>
+            <w:tcBorders>
+              <w:top w:val="single" w:color="BFBFBF" w:sz="4"/>
+              <w:left w:val="single" w:color="BFBFBF" w:sz="4"/>
+              <w:bottom w:val="single" w:color="BFBFBF" w:sz="4"/>
+              <w:right w:val="single" w:color="BFBFBF" w:sz="4"/>
+            </w:tcBorders>
+            <w:tcMar>
+              <w:top w:type="dxa" w:w="40"/>
+              <w:left w:type="dxa" w:w="80"/>
+              <w:bottom w:type="dxa" w:w="40"/>
+              <w:right w:type="dxa" w:w="80"/>
+            </w:tcMar>
+          </w:tcPr>
+          <w:p>
+            <w:r>
+              <w:rPr>
+                <w:rFonts w:ascii="Calibri" w:cs="Calibri" w:eastAsia="Microsoft YaHei" w:hAnsi="Calibri"/>
+                <w:b w:val="false"/>
+                <w:bCs w:val="false"/>
+                <w:sz w:val="15"/>
+                <w:szCs w:val="15"/>
+              </w:rPr>
+              <w:t xml:space="preserve">Q029</w:t>
+            </w:r>
+          </w:p>
+        </w:tc>
+        <w:tc>
+          <w:tcPr>
+            <w:tcW w:type="dxa" w:w="2610"/>
+            <w:tcBorders>
+              <w:top w:val="single" w:color="BFBFBF" w:sz="4"/>
+              <w:left w:val="single" w:color="BFBFBF" w:sz="4"/>
+              <w:bottom w:val="single" w:color="BFBFBF" w:sz="4"/>
+              <w:right w:val="single" w:color="BFBFBF" w:sz="4"/>
+            </w:tcBorders>
+            <w:tcMar>
+              <w:top w:type="dxa" w:w="40"/>
+              <w:left w:type="dxa" w:w="80"/>
+              <w:bottom w:type="dxa" w:w="40"/>
+              <w:right w:type="dxa" w:w="80"/>
+            </w:tcMar>
+          </w:tcPr>
+          <w:p>
+            <w:r>
+              <w:rPr>
+                <w:rFonts w:ascii="Calibri" w:cs="Calibri" w:eastAsia="Microsoft YaHei" w:hAnsi="Calibri"/>
+                <w:b w:val="false"/>
+                <w:bCs w:val="false"/>
+                <w:sz w:val="15"/>
+                <w:szCs w:val="15"/>
+              </w:rPr>
+              <w:t xml:space="preserve">missing identifiers (cik/fiscalyear/participantid)</w:t>
+            </w:r>
+          </w:p>
+        </w:tc>
+        <w:tc>
+          <w:tcPr>
+            <w:tcW w:type="dxa" w:w="602"/>
+            <w:tcBorders>
+              <w:top w:val="single" w:color="BFBFBF" w:sz="4"/>
+              <w:left w:val="single" w:color="BFBFBF" w:sz="4"/>
+              <w:bottom w:val="single" w:color="BFBFBF" w:sz="4"/>
+              <w:right w:val="single" w:color="BFBFBF" w:sz="4"/>
+            </w:tcBorders>
+            <w:tcMar>
+              <w:top w:type="dxa" w:w="40"/>
+              <w:left w:type="dxa" w:w="80"/>
+              <w:bottom w:type="dxa" w:w="40"/>
+              <w:right w:type="dxa" w:w="80"/>
+            </w:tcMar>
+          </w:tcPr>
+          <w:p>
+            <w:r>
+              <w:rPr>
+                <w:rFonts w:ascii="Calibri" w:cs="Calibri" w:eastAsia="Microsoft YaHei" w:hAnsi="Calibri"/>
+                <w:b w:val="false"/>
+                <w:bCs w:val="false"/>
+                <w:sz w:val="15"/>
+                <w:szCs w:val="15"/>
+              </w:rPr>
+              <w:t xml:space="preserve">INFO</w:t>
+            </w:r>
+          </w:p>
+        </w:tc>
+        <w:tc>
+          <w:tcPr>
+            <w:tcW w:type="dxa" w:w="2108"/>
+            <w:tcBorders>
+              <w:top w:val="single" w:color="BFBFBF" w:sz="4"/>
+              <w:left w:val="single" w:color="BFBFBF" w:sz="4"/>
+              <w:bottom w:val="single" w:color="BFBFBF" w:sz="4"/>
+              <w:right w:val="single" w:color="BFBFBF" w:sz="4"/>
+            </w:tcBorders>
+            <w:tcMar>
+              <w:top w:type="dxa" w:w="40"/>
+              <w:left w:type="dxa" w:w="80"/>
+              <w:bottom w:type="dxa" w:w="40"/>
+              <w:right w:type="dxa" w:w="80"/>
+            </w:tcMar>
+          </w:tcPr>
+          <w:p>
+            <w:r>
+              <w:rPr>
+                <w:rFonts w:ascii="Calibri" w:cs="Calibri" w:eastAsia="Microsoft YaHei" w:hAnsi="Calibri"/>
+                <w:b w:val="false"/>
+                <w:bCs w:val="false"/>
+                <w:sz w:val="15"/>
+                <w:szCs w:val="15"/>
+              </w:rPr>
+              <w:t xml:space="preserve">18</w:t>
+            </w:r>
+          </w:p>
+        </w:tc>
+        <w:tc>
+          <w:tcPr>
+            <w:tcW w:type="dxa" w:w="3616"/>
+            <w:tcBorders>
+              <w:top w:val="single" w:color="BFBFBF" w:sz="4"/>
+              <w:left w:val="single" w:color="BFBFBF" w:sz="4"/>
+              <w:bottom w:val="single" w:color="BFBFBF" w:sz="4"/>
+              <w:right w:val="single" w:color="BFBFBF" w:sz="4"/>
+            </w:tcBorders>
+            <w:tcMar>
+              <w:top w:type="dxa" w:w="40"/>
+              <w:left w:type="dxa" w:w="80"/>
+              <w:bottom w:type="dxa" w:w="40"/>
+              <w:right w:type="dxa" w:w="80"/>
+            </w:tcMar>
+          </w:tcPr>
+          <w:p>
+            <w:r>
+              <w:rPr>
+                <w:rFonts w:ascii="Calibri" w:cs="Calibri" w:eastAsia="Microsoft YaHei" w:hAnsi="Calibri"/>
+                <w:b w:val="false"/>
+                <w:bCs w:val="false"/>
+                <w:sz w:val="15"/>
+                <w:szCs w:val="15"/>
+              </w:rPr>
+              <w:t xml:space="preserve">ISS 原始记录缺少标识符（CIK / 年 / 高管 ID）：保留并标记。</w:t>
+            </w:r>
+          </w:p>
+        </w:tc>
+      </w:tr>
+      <w:tr>
+        <w:tc>
+          <w:tcPr>
+            <w:tcW w:type="dxa" w:w="702"/>
+            <w:tcBorders>
+              <w:top w:val="single" w:color="BFBFBF" w:sz="4"/>
+              <w:left w:val="single" w:color="BFBFBF" w:sz="4"/>
+              <w:bottom w:val="single" w:color="BFBFBF" w:sz="4"/>
+              <w:right w:val="single" w:color="BFBFBF" w:sz="4"/>
+            </w:tcBorders>
+            <w:tcMar>
+              <w:top w:type="dxa" w:w="40"/>
+              <w:left w:type="dxa" w:w="80"/>
+              <w:bottom w:type="dxa" w:w="40"/>
+              <w:right w:type="dxa" w:w="80"/>
+            </w:tcMar>
+          </w:tcPr>
+          <w:p>
+            <w:r>
+              <w:rPr>
+                <w:rFonts w:ascii="Calibri" w:cs="Calibri" w:eastAsia="Microsoft YaHei" w:hAnsi="Calibri"/>
+                <w:b w:val="false"/>
+                <w:bCs w:val="false"/>
+                <w:sz w:val="15"/>
+                <w:szCs w:val="15"/>
+              </w:rPr>
+              <w:t xml:space="preserve">Q030</w:t>
+            </w:r>
+          </w:p>
+        </w:tc>
+        <w:tc>
+          <w:tcPr>
+            <w:tcW w:type="dxa" w:w="2610"/>
+            <w:tcBorders>
+              <w:top w:val="single" w:color="BFBFBF" w:sz="4"/>
+              <w:left w:val="single" w:color="BFBFBF" w:sz="4"/>
+              <w:bottom w:val="single" w:color="BFBFBF" w:sz="4"/>
+              <w:right w:val="single" w:color="BFBFBF" w:sz="4"/>
+            </w:tcBorders>
+            <w:tcMar>
+              <w:top w:type="dxa" w:w="40"/>
+              <w:left w:type="dxa" w:w="80"/>
+              <w:bottom w:type="dxa" w:w="40"/>
+              <w:right w:type="dxa" w:w="80"/>
+            </w:tcMar>
+          </w:tcPr>
+          <w:p>
+            <w:r>
+              <w:rPr>
+                <w:rFonts w:ascii="Calibri" w:cs="Calibri" w:eastAsia="Microsoft YaHei" w:hAnsi="Calibri"/>
+                <w:b w:val="false"/>
+                <w:bCs w:val="false"/>
+                <w:sz w:val="15"/>
+                <w:szCs w:val="15"/>
+              </w:rPr>
+              <w:t xml:space="preserve">KPIs with incomplete keys</w:t>
+            </w:r>
+          </w:p>
+        </w:tc>
+        <w:tc>
+          <w:tcPr>
+            <w:tcW w:type="dxa" w:w="602"/>
+            <w:tcBorders>
+              <w:top w:val="single" w:color="BFBFBF" w:sz="4"/>
+              <w:left w:val="single" w:color="BFBFBF" w:sz="4"/>
+              <w:bottom w:val="single" w:color="BFBFBF" w:sz="4"/>
+              <w:right w:val="single" w:color="BFBFBF" w:sz="4"/>
+            </w:tcBorders>
+            <w:tcMar>
+              <w:top w:type="dxa" w:w="40"/>
+              <w:left w:type="dxa" w:w="80"/>
+              <w:bottom w:type="dxa" w:w="40"/>
+              <w:right w:type="dxa" w:w="80"/>
+            </w:tcMar>
+          </w:tcPr>
+          <w:p>
+            <w:r>
+              <w:rPr>
+                <w:rFonts w:ascii="Calibri" w:cs="Calibri" w:eastAsia="Microsoft YaHei" w:hAnsi="Calibri"/>
+                <w:b w:val="false"/>
+                <w:bCs w:val="false"/>
+                <w:sz w:val="15"/>
+                <w:szCs w:val="15"/>
+              </w:rPr>
+              <w:t xml:space="preserve">INFO</w:t>
+            </w:r>
+          </w:p>
+        </w:tc>
+        <w:tc>
+          <w:tcPr>
+            <w:tcW w:type="dxa" w:w="2108"/>
+            <w:tcBorders>
+              <w:top w:val="single" w:color="BFBFBF" w:sz="4"/>
+              <w:left w:val="single" w:color="BFBFBF" w:sz="4"/>
+              <w:bottom w:val="single" w:color="BFBFBF" w:sz="4"/>
+              <w:right w:val="single" w:color="BFBFBF" w:sz="4"/>
+            </w:tcBorders>
+            <w:tcMar>
+              <w:top w:type="dxa" w:w="40"/>
+              <w:left w:type="dxa" w:w="80"/>
+              <w:bottom w:type="dxa" w:w="40"/>
+              <w:right w:type="dxa" w:w="80"/>
+            </w:tcMar>
+          </w:tcPr>
+          <w:p>
+            <w:r>
+              <w:rPr>
+                <w:rFonts w:ascii="Calibri" w:cs="Calibri" w:eastAsia="Microsoft YaHei" w:hAnsi="Calibri"/>
+                <w:b w:val="false"/>
+                <w:bCs w:val="false"/>
+                <w:sz w:val="15"/>
+                <w:szCs w:val="15"/>
+              </w:rPr>
+              <w:t xml:space="preserve">9</w:t>
+            </w:r>
+          </w:p>
+        </w:tc>
+        <w:tc>
+          <w:tcPr>
+            <w:tcW w:type="dxa" w:w="3616"/>
+            <w:tcBorders>
+              <w:top w:val="single" w:color="BFBFBF" w:sz="4"/>
+              <w:left w:val="single" w:color="BFBFBF" w:sz="4"/>
+              <w:bottom w:val="single" w:color="BFBFBF" w:sz="4"/>
+              <w:right w:val="single" w:color="BFBFBF" w:sz="4"/>
+            </w:tcBorders>
+            <w:tcMar>
+              <w:top w:type="dxa" w:w="40"/>
+              <w:left w:type="dxa" w:w="80"/>
+              <w:bottom w:type="dxa" w:w="40"/>
+              <w:right w:type="dxa" w:w="80"/>
+            </w:tcMar>
+          </w:tcPr>
+          <w:p>
+            <w:r>
+              <w:rPr>
+                <w:rFonts w:ascii="Calibri" w:cs="Calibri" w:eastAsia="Microsoft YaHei" w:hAnsi="Calibri"/>
+                <w:b w:val="false"/>
+                <w:bCs w:val="false"/>
+                <w:sz w:val="15"/>
+                <w:szCs w:val="15"/>
+              </w:rPr>
+              <w:t xml:space="preserve">KPI 主键成分有缺失（来自上一项）：保留并标记 kpi_key_complete = 0。</w:t>
+            </w:r>
+          </w:p>
+        </w:tc>
+      </w:tr>
+      <w:tr>
+        <w:tc>
+          <w:tcPr>
+            <w:tcW w:type="dxa" w:w="702"/>
+            <w:tcBorders>
+              <w:top w:val="single" w:color="BFBFBF" w:sz="4"/>
+              <w:left w:val="single" w:color="BFBFBF" w:sz="4"/>
+              <w:bottom w:val="single" w:color="BFBFBF" w:sz="4"/>
+              <w:right w:val="single" w:color="BFBFBF" w:sz="4"/>
+            </w:tcBorders>
+            <w:tcMar>
+              <w:top w:type="dxa" w:w="40"/>
+              <w:left w:type="dxa" w:w="80"/>
+              <w:bottom w:type="dxa" w:w="40"/>
+              <w:right w:type="dxa" w:w="80"/>
+            </w:tcMar>
+          </w:tcPr>
+          <w:p>
+            <w:r>
+              <w:rPr>
+                <w:rFonts w:ascii="Calibri" w:cs="Calibri" w:eastAsia="Microsoft YaHei" w:hAnsi="Calibri"/>
+                <w:b w:val="false"/>
+                <w:bCs w:val="false"/>
+                <w:sz w:val="15"/>
+                <w:szCs w:val="15"/>
+              </w:rPr>
+              <w:t xml:space="preserve">Q041</w:t>
+            </w:r>
+          </w:p>
+        </w:tc>
+        <w:tc>
+          <w:tcPr>
+            <w:tcW w:type="dxa" w:w="2610"/>
+            <w:tcBorders>
+              <w:top w:val="single" w:color="BFBFBF" w:sz="4"/>
+              <w:left w:val="single" w:color="BFBFBF" w:sz="4"/>
+              <w:bottom w:val="single" w:color="BFBFBF" w:sz="4"/>
+              <w:right w:val="single" w:color="BFBFBF" w:sz="4"/>
+            </w:tcBorders>
+            <w:tcMar>
+              <w:top w:type="dxa" w:w="40"/>
+              <w:left w:type="dxa" w:w="80"/>
+              <w:bottom w:type="dxa" w:w="40"/>
+              <w:right w:type="dxa" w:w="80"/>
+            </w:tcMar>
+          </w:tcPr>
+          <w:p>
+            <w:r>
+              <w:rPr>
+                <w:rFonts w:ascii="Calibri" w:cs="Calibri" w:eastAsia="Microsoft YaHei" w:hAnsi="Calibri"/>
+                <w:b w:val="false"/>
+                <w:bCs w:val="false"/>
+                <w:sz w:val="15"/>
+                <w:szCs w:val="15"/>
+              </w:rPr>
+              <w:t xml:space="preserve">expiration_date &gt;= grant_date (where both present)</w:t>
+            </w:r>
+          </w:p>
+        </w:tc>
+        <w:tc>
+          <w:tcPr>
+            <w:tcW w:type="dxa" w:w="602"/>
+            <w:tcBorders>
+              <w:top w:val="single" w:color="BFBFBF" w:sz="4"/>
+              <w:left w:val="single" w:color="BFBFBF" w:sz="4"/>
+              <w:bottom w:val="single" w:color="BFBFBF" w:sz="4"/>
+              <w:right w:val="single" w:color="BFBFBF" w:sz="4"/>
+            </w:tcBorders>
+            <w:tcMar>
+              <w:top w:type="dxa" w:w="40"/>
+              <w:left w:type="dxa" w:w="80"/>
+              <w:bottom w:type="dxa" w:w="40"/>
+              <w:right w:type="dxa" w:w="80"/>
+            </w:tcMar>
+          </w:tcPr>
+          <w:p>
+            <w:r>
+              <w:rPr>
+                <w:rFonts w:ascii="Calibri" w:cs="Calibri" w:eastAsia="Microsoft YaHei" w:hAnsi="Calibri"/>
+                <w:b w:val="false"/>
+                <w:bCs w:val="false"/>
+                <w:sz w:val="15"/>
+                <w:szCs w:val="15"/>
+              </w:rPr>
+              <w:t xml:space="preserve">INFO</w:t>
+            </w:r>
+          </w:p>
+        </w:tc>
+        <w:tc>
+          <w:tcPr>
+            <w:tcW w:type="dxa" w:w="2108"/>
+            <w:tcBorders>
+              <w:top w:val="single" w:color="BFBFBF" w:sz="4"/>
+              <w:left w:val="single" w:color="BFBFBF" w:sz="4"/>
+              <w:bottom w:val="single" w:color="BFBFBF" w:sz="4"/>
+              <w:right w:val="single" w:color="BFBFBF" w:sz="4"/>
+            </w:tcBorders>
+            <w:tcMar>
+              <w:top w:type="dxa" w:w="40"/>
+              <w:left w:type="dxa" w:w="80"/>
+              <w:bottom w:type="dxa" w:w="40"/>
+              <w:right w:type="dxa" w:w="80"/>
+            </w:tcMar>
+          </w:tcPr>
+          <w:p>
+            <w:r>
+              <w:rPr>
+                <w:rFonts w:ascii="Calibri" w:cs="Calibri" w:eastAsia="Microsoft YaHei" w:hAnsi="Calibri"/>
+                <w:b w:val="false"/>
+                <w:bCs w:val="false"/>
+                <w:sz w:val="15"/>
+                <w:szCs w:val="15"/>
+              </w:rPr>
+              <w:t xml:space="preserve">49</w:t>
+            </w:r>
+          </w:p>
+        </w:tc>
+        <w:tc>
+          <w:tcPr>
+            <w:tcW w:type="dxa" w:w="3616"/>
+            <w:tcBorders>
+              <w:top w:val="single" w:color="BFBFBF" w:sz="4"/>
+              <w:left w:val="single" w:color="BFBFBF" w:sz="4"/>
+              <w:bottom w:val="single" w:color="BFBFBF" w:sz="4"/>
+              <w:right w:val="single" w:color="BFBFBF" w:sz="4"/>
+            </w:tcBorders>
+            <w:tcMar>
+              <w:top w:type="dxa" w:w="40"/>
+              <w:left w:type="dxa" w:w="80"/>
+              <w:bottom w:type="dxa" w:w="40"/>
+              <w:right w:type="dxa" w:w="80"/>
+            </w:tcMar>
+          </w:tcPr>
+          <w:p>
+            <w:r>
+              <w:rPr>
+                <w:rFonts w:ascii="Calibri" w:cs="Calibri" w:eastAsia="Microsoft YaHei" w:hAnsi="Calibri"/>
+                <w:b w:val="false"/>
+                <w:bCs w:val="false"/>
+                <w:sz w:val="15"/>
+                <w:szCs w:val="15"/>
+              </w:rPr>
+              <w:t xml:space="preserve">ISS 原始数据中到期日早于授予日：标记 grant_dates_inconsistent，不修改。</w:t>
+            </w:r>
+          </w:p>
+        </w:tc>
+      </w:tr>
+      <w:tr>
+        <w:tc>
+          <w:tcPr>
+            <w:tcW w:type="dxa" w:w="702"/>
+            <w:tcBorders>
+              <w:top w:val="single" w:color="BFBFBF" w:sz="4"/>
+              <w:left w:val="single" w:color="BFBFBF" w:sz="4"/>
+              <w:bottom w:val="single" w:color="BFBFBF" w:sz="4"/>
+              <w:right w:val="single" w:color="BFBFBF" w:sz="4"/>
+            </w:tcBorders>
+            <w:tcMar>
+              <w:top w:type="dxa" w:w="40"/>
+              <w:left w:type="dxa" w:w="80"/>
+              <w:bottom w:type="dxa" w:w="40"/>
+              <w:right w:type="dxa" w:w="80"/>
+            </w:tcMar>
+          </w:tcPr>
+          <w:p>
+            <w:r>
+              <w:rPr>
+                <w:rFonts w:ascii="Calibri" w:cs="Calibri" w:eastAsia="Microsoft YaHei" w:hAnsi="Calibri"/>
+                <w:b w:val="false"/>
+                <w:bCs w:val="false"/>
+                <w:sz w:val="15"/>
+                <w:szCs w:val="15"/>
+              </w:rPr>
+              <w:t xml:space="preserve">Q042</w:t>
+            </w:r>
+          </w:p>
+        </w:tc>
+        <w:tc>
+          <w:tcPr>
+            <w:tcW w:type="dxa" w:w="2610"/>
+            <w:tcBorders>
+              <w:top w:val="single" w:color="BFBFBF" w:sz="4"/>
+              <w:left w:val="single" w:color="BFBFBF" w:sz="4"/>
+              <w:bottom w:val="single" w:color="BFBFBF" w:sz="4"/>
+              <w:right w:val="single" w:color="BFBFBF" w:sz="4"/>
+            </w:tcBorders>
+            <w:tcMar>
+              <w:top w:type="dxa" w:w="40"/>
+              <w:left w:type="dxa" w:w="80"/>
+              <w:bottom w:type="dxa" w:w="40"/>
+              <w:right w:type="dxa" w:w="80"/>
+            </w:tcMar>
+          </w:tcPr>
+          <w:p>
+            <w:r>
+              <w:rPr>
+                <w:rFonts w:ascii="Calibri" w:cs="Calibri" w:eastAsia="Microsoft YaHei" w:hAnsi="Calibri"/>
+                <w:b w:val="false"/>
+                <w:bCs w:val="false"/>
+                <w:sz w:val="15"/>
+                <w:szCs w:val="15"/>
+              </w:rPr>
+              <w:t xml:space="preserve">grant dates flagged suspect</w:t>
+            </w:r>
+          </w:p>
+        </w:tc>
+        <w:tc>
+          <w:tcPr>
+            <w:tcW w:type="dxa" w:w="602"/>
+            <w:tcBorders>
+              <w:top w:val="single" w:color="BFBFBF" w:sz="4"/>
+              <w:left w:val="single" w:color="BFBFBF" w:sz="4"/>
+              <w:bottom w:val="single" w:color="BFBFBF" w:sz="4"/>
+              <w:right w:val="single" w:color="BFBFBF" w:sz="4"/>
+            </w:tcBorders>
+            <w:tcMar>
+              <w:top w:type="dxa" w:w="40"/>
+              <w:left w:type="dxa" w:w="80"/>
+              <w:bottom w:type="dxa" w:w="40"/>
+              <w:right w:type="dxa" w:w="80"/>
+            </w:tcMar>
+          </w:tcPr>
+          <w:p>
+            <w:r>
+              <w:rPr>
+                <w:rFonts w:ascii="Calibri" w:cs="Calibri" w:eastAsia="Microsoft YaHei" w:hAnsi="Calibri"/>
+                <w:b w:val="false"/>
+                <w:bCs w:val="false"/>
+                <w:sz w:val="15"/>
+                <w:szCs w:val="15"/>
+              </w:rPr>
+              <w:t xml:space="preserve">INFO</w:t>
+            </w:r>
+          </w:p>
+        </w:tc>
+        <w:tc>
+          <w:tcPr>
+            <w:tcW w:type="dxa" w:w="2108"/>
+            <w:tcBorders>
+              <w:top w:val="single" w:color="BFBFBF" w:sz="4"/>
+              <w:left w:val="single" w:color="BFBFBF" w:sz="4"/>
+              <w:bottom w:val="single" w:color="BFBFBF" w:sz="4"/>
+              <w:right w:val="single" w:color="BFBFBF" w:sz="4"/>
+            </w:tcBorders>
+            <w:tcMar>
+              <w:top w:type="dxa" w:w="40"/>
+              <w:left w:type="dxa" w:w="80"/>
+              <w:bottom w:type="dxa" w:w="40"/>
+              <w:right w:type="dxa" w:w="80"/>
+            </w:tcMar>
+          </w:tcPr>
+          <w:p>
+            <w:r>
+              <w:rPr>
+                <w:rFonts w:ascii="Calibri" w:cs="Calibri" w:eastAsia="Microsoft YaHei" w:hAnsi="Calibri"/>
+                <w:b w:val="false"/>
+                <w:bCs w:val="false"/>
+                <w:sz w:val="15"/>
+                <w:szCs w:val="15"/>
+              </w:rPr>
+              <w:t xml:space="preserve">256</w:t>
+            </w:r>
+          </w:p>
+        </w:tc>
+        <w:tc>
+          <w:tcPr>
+            <w:tcW w:type="dxa" w:w="3616"/>
+            <w:tcBorders>
+              <w:top w:val="single" w:color="BFBFBF" w:sz="4"/>
+              <w:left w:val="single" w:color="BFBFBF" w:sz="4"/>
+              <w:bottom w:val="single" w:color="BFBFBF" w:sz="4"/>
+              <w:right w:val="single" w:color="BFBFBF" w:sz="4"/>
+            </w:tcBorders>
+            <w:tcMar>
+              <w:top w:type="dxa" w:w="40"/>
+              <w:left w:type="dxa" w:w="80"/>
+              <w:bottom w:type="dxa" w:w="40"/>
+              <w:right w:type="dxa" w:w="80"/>
+            </w:tcMar>
+          </w:tcPr>
+          <w:p>
+            <w:r>
+              <w:rPr>
+                <w:rFonts w:ascii="Calibri" w:cs="Calibri" w:eastAsia="Microsoft YaHei" w:hAnsi="Calibri"/>
+                <w:b w:val="false"/>
+                <w:bCs w:val="false"/>
+                <w:sz w:val="15"/>
+                <w:szCs w:val="15"/>
+              </w:rPr>
+              <w:t xml:space="preserve">授予日不在 [FY-3, FY+2] 内：标记 grant_date_suspect，不修改。</w:t>
+            </w:r>
+          </w:p>
+        </w:tc>
+      </w:tr>
+      <w:tr>
+        <w:tc>
+          <w:tcPr>
+            <w:tcW w:type="dxa" w:w="702"/>
+            <w:tcBorders>
+              <w:top w:val="single" w:color="BFBFBF" w:sz="4"/>
+              <w:left w:val="single" w:color="BFBFBF" w:sz="4"/>
+              <w:bottom w:val="single" w:color="BFBFBF" w:sz="4"/>
+              <w:right w:val="single" w:color="BFBFBF" w:sz="4"/>
+            </w:tcBorders>
+            <w:tcMar>
+              <w:top w:type="dxa" w:w="40"/>
+              <w:left w:type="dxa" w:w="80"/>
+              <w:bottom w:type="dxa" w:w="40"/>
+              <w:right w:type="dxa" w:w="80"/>
+            </w:tcMar>
+          </w:tcPr>
+          <w:p>
+            <w:r>
+              <w:rPr>
+                <w:rFonts w:ascii="Calibri" w:cs="Calibri" w:eastAsia="Microsoft YaHei" w:hAnsi="Calibri"/>
+                <w:b w:val="false"/>
+                <w:bCs w:val="false"/>
+                <w:sz w:val="15"/>
+                <w:szCs w:val="15"/>
+              </w:rPr>
+              <w:t xml:space="preserve">Q047</w:t>
+            </w:r>
+          </w:p>
+        </w:tc>
+        <w:tc>
+          <w:tcPr>
+            <w:tcW w:type="dxa" w:w="2610"/>
+            <w:tcBorders>
+              <w:top w:val="single" w:color="BFBFBF" w:sz="4"/>
+              <w:left w:val="single" w:color="BFBFBF" w:sz="4"/>
+              <w:bottom w:val="single" w:color="BFBFBF" w:sz="4"/>
+              <w:right w:val="single" w:color="BFBFBF" w:sz="4"/>
+            </w:tcBorders>
+            <w:tcMar>
+              <w:top w:type="dxa" w:w="40"/>
+              <w:left w:type="dxa" w:w="80"/>
+              <w:bottom w:type="dxa" w:w="40"/>
+              <w:right w:type="dxa" w:w="80"/>
+            </w:tcMar>
+          </w:tcPr>
+          <w:p>
+            <w:r>
+              <w:rPr>
+                <w:rFonts w:ascii="Calibri" w:cs="Calibri" w:eastAsia="Microsoft YaHei" w:hAnsi="Calibri"/>
+                <w:b w:val="false"/>
+                <w:bCs w:val="false"/>
+                <w:sz w:val="15"/>
+                <w:szCs w:val="15"/>
+              </w:rPr>
+              <w:t xml:space="preserve">duplicated grantIDs: resolved type consistent with goal files</w:t>
+            </w:r>
+          </w:p>
+        </w:tc>
+        <w:tc>
+          <w:tcPr>
+            <w:tcW w:type="dxa" w:w="602"/>
+            <w:tcBorders>
+              <w:top w:val="single" w:color="BFBFBF" w:sz="4"/>
+              <w:left w:val="single" w:color="BFBFBF" w:sz="4"/>
+              <w:bottom w:val="single" w:color="BFBFBF" w:sz="4"/>
+              <w:right w:val="single" w:color="BFBFBF" w:sz="4"/>
+            </w:tcBorders>
+            <w:tcMar>
+              <w:top w:type="dxa" w:w="40"/>
+              <w:left w:type="dxa" w:w="80"/>
+              <w:bottom w:type="dxa" w:w="40"/>
+              <w:right w:type="dxa" w:w="80"/>
+            </w:tcMar>
+          </w:tcPr>
+          <w:p>
+            <w:r>
+              <w:rPr>
+                <w:rFonts w:ascii="Calibri" w:cs="Calibri" w:eastAsia="Microsoft YaHei" w:hAnsi="Calibri"/>
+                <w:b w:val="false"/>
+                <w:bCs w:val="false"/>
+                <w:sz w:val="15"/>
+                <w:szCs w:val="15"/>
+              </w:rPr>
+              <w:t xml:space="preserve">INFO</w:t>
+            </w:r>
+          </w:p>
+        </w:tc>
+        <w:tc>
+          <w:tcPr>
+            <w:tcW w:type="dxa" w:w="2108"/>
+            <w:tcBorders>
+              <w:top w:val="single" w:color="BFBFBF" w:sz="4"/>
+              <w:left w:val="single" w:color="BFBFBF" w:sz="4"/>
+              <w:bottom w:val="single" w:color="BFBFBF" w:sz="4"/>
+              <w:right w:val="single" w:color="BFBFBF" w:sz="4"/>
+            </w:tcBorders>
+            <w:tcMar>
+              <w:top w:type="dxa" w:w="40"/>
+              <w:left w:type="dxa" w:w="80"/>
+              <w:bottom w:type="dxa" w:w="40"/>
+              <w:right w:type="dxa" w:w="80"/>
+            </w:tcMar>
+          </w:tcPr>
+          <w:p>
+            <w:r>
+              <w:rPr>
+                <w:rFonts w:ascii="Calibri" w:cs="Calibri" w:eastAsia="Microsoft YaHei" w:hAnsi="Calibri"/>
+                <w:b w:val="false"/>
+                <w:bCs w:val="false"/>
+                <w:sz w:val="15"/>
+                <w:szCs w:val="15"/>
+              </w:rPr>
+              <w:t xml:space="preserve">141</w:t>
+            </w:r>
+          </w:p>
+        </w:tc>
+        <w:tc>
+          <w:tcPr>
+            <w:tcW w:type="dxa" w:w="3616"/>
+            <w:tcBorders>
+              <w:top w:val="single" w:color="BFBFBF" w:sz="4"/>
+              <w:left w:val="single" w:color="BFBFBF" w:sz="4"/>
+              <w:bottom w:val="single" w:color="BFBFBF" w:sz="4"/>
+              <w:right w:val="single" w:color="BFBFBF" w:sz="4"/>
+            </w:tcBorders>
+            <w:tcMar>
+              <w:top w:type="dxa" w:w="40"/>
+              <w:left w:type="dxa" w:w="80"/>
+              <w:bottom w:type="dxa" w:w="40"/>
+              <w:right w:type="dxa" w:w="80"/>
+            </w:tcMar>
+          </w:tcPr>
+          <w:p>
+            <w:r>
+              <w:rPr>
+                <w:rFonts w:ascii="Calibri" w:cs="Calibri" w:eastAsia="Microsoft YaHei" w:hAnsi="Calibri"/>
+                <w:b w:val="false"/>
+                <w:bCs w:val="false"/>
+                <w:sz w:val="15"/>
+                <w:szCs w:val="15"/>
+              </w:rPr>
+              <w:t xml:space="preserve">重复 grantID 的 performancetype 互相矛盾，按目标数据裁定（grant_dup_resolved）。</w:t>
+            </w:r>
+          </w:p>
+        </w:tc>
+      </w:tr>
+      <w:tr>
+        <w:tc>
+          <w:tcPr>
+            <w:tcW w:type="dxa" w:w="702"/>
+            <w:tcBorders>
+              <w:top w:val="single" w:color="BFBFBF" w:sz="4"/>
+              <w:left w:val="single" w:color="BFBFBF" w:sz="4"/>
+              <w:bottom w:val="single" w:color="BFBFBF" w:sz="4"/>
+              <w:right w:val="single" w:color="BFBFBF" w:sz="4"/>
+            </w:tcBorders>
+            <w:tcMar>
+              <w:top w:type="dxa" w:w="40"/>
+              <w:left w:type="dxa" w:w="80"/>
+              <w:bottom w:type="dxa" w:w="40"/>
+              <w:right w:type="dxa" w:w="80"/>
+            </w:tcMar>
+          </w:tcPr>
+          <w:p>
+            <w:r>
+              <w:rPr>
+                <w:rFonts w:ascii="Calibri" w:cs="Calibri" w:eastAsia="Microsoft YaHei" w:hAnsi="Calibri"/>
+                <w:b w:val="false"/>
+                <w:bCs w:val="false"/>
+                <w:sz w:val="15"/>
+                <w:szCs w:val="15"/>
+              </w:rPr>
+              <w:t xml:space="preserve">Q050</w:t>
+            </w:r>
+          </w:p>
+        </w:tc>
+        <w:tc>
+          <w:tcPr>
+            <w:tcW w:type="dxa" w:w="2610"/>
+            <w:tcBorders>
+              <w:top w:val="single" w:color="BFBFBF" w:sz="4"/>
+              <w:left w:val="single" w:color="BFBFBF" w:sz="4"/>
+              <w:bottom w:val="single" w:color="BFBFBF" w:sz="4"/>
+              <w:right w:val="single" w:color="BFBFBF" w:sz="4"/>
+            </w:tcBorders>
+            <w:tcMar>
+              <w:top w:type="dxa" w:w="40"/>
+              <w:left w:type="dxa" w:w="80"/>
+              <w:bottom w:type="dxa" w:w="40"/>
+              <w:right w:type="dxa" w:w="80"/>
+            </w:tcMar>
+          </w:tcPr>
+          <w:p>
+            <w:r>
+              <w:rPr>
+                <w:rFonts w:ascii="Calibri" w:cs="Calibri" w:eastAsia="Microsoft YaHei" w:hAnsi="Calibri"/>
+                <w:b w:val="false"/>
+                <w:bCs w:val="false"/>
+                <w:sz w:val="15"/>
+                <w:szCs w:val="15"/>
+              </w:rPr>
+              <w:t xml:space="preserve">value source distribution</w:t>
+            </w:r>
+          </w:p>
+        </w:tc>
+        <w:tc>
+          <w:tcPr>
+            <w:tcW w:type="dxa" w:w="602"/>
+            <w:tcBorders>
+              <w:top w:val="single" w:color="BFBFBF" w:sz="4"/>
+              <w:left w:val="single" w:color="BFBFBF" w:sz="4"/>
+              <w:bottom w:val="single" w:color="BFBFBF" w:sz="4"/>
+              <w:right w:val="single" w:color="BFBFBF" w:sz="4"/>
+            </w:tcBorders>
+            <w:tcMar>
+              <w:top w:type="dxa" w:w="40"/>
+              <w:left w:type="dxa" w:w="80"/>
+              <w:bottom w:type="dxa" w:w="40"/>
+              <w:right w:type="dxa" w:w="80"/>
+            </w:tcMar>
+          </w:tcPr>
+          <w:p>
+            <w:r>
+              <w:rPr>
+                <w:rFonts w:ascii="Calibri" w:cs="Calibri" w:eastAsia="Microsoft YaHei" w:hAnsi="Calibri"/>
+                <w:b w:val="false"/>
+                <w:bCs w:val="false"/>
+                <w:sz w:val="15"/>
+                <w:szCs w:val="15"/>
+              </w:rPr>
+              <w:t xml:space="preserve">INFO</w:t>
+            </w:r>
+          </w:p>
+        </w:tc>
+        <w:tc>
+          <w:tcPr>
+            <w:tcW w:type="dxa" w:w="2108"/>
+            <w:tcBorders>
+              <w:top w:val="single" w:color="BFBFBF" w:sz="4"/>
+              <w:left w:val="single" w:color="BFBFBF" w:sz="4"/>
+              <w:bottom w:val="single" w:color="BFBFBF" w:sz="4"/>
+              <w:right w:val="single" w:color="BFBFBF" w:sz="4"/>
+            </w:tcBorders>
+            <w:tcMar>
+              <w:top w:type="dxa" w:w="40"/>
+              <w:left w:type="dxa" w:w="80"/>
+              <w:bottom w:type="dxa" w:w="40"/>
+              <w:right w:type="dxa" w:w="80"/>
+            </w:tcMar>
+          </w:tcPr>
+          <w:p>
+            <w:r>
+              <w:rPr>
+                <w:rFonts w:ascii="Calibri" w:cs="Calibri" w:eastAsia="Microsoft YaHei" w:hAnsi="Calibri"/>
+                <w:b w:val="false"/>
+                <w:bCs w:val="false"/>
+                <w:sz w:val="15"/>
+                <w:szCs w:val="15"/>
+              </w:rPr>
+              <w:t xml:space="preserve">{'grant_date_fair_value': 278382, 'nonequity_target_payout': 106524, 'missing': 84523}</w:t>
+            </w:r>
+          </w:p>
+        </w:tc>
+        <w:tc>
+          <w:tcPr>
+            <w:tcW w:type="dxa" w:w="3616"/>
+            <w:tcBorders>
+              <w:top w:val="single" w:color="BFBFBF" w:sz="4"/>
+              <w:left w:val="single" w:color="BFBFBF" w:sz="4"/>
+              <w:bottom w:val="single" w:color="BFBFBF" w:sz="4"/>
+              <w:right w:val="single" w:color="BFBFBF" w:sz="4"/>
+            </w:tcBorders>
+            <w:tcMar>
+              <w:top w:type="dxa" w:w="40"/>
+              <w:left w:type="dxa" w:w="80"/>
+              <w:bottom w:type="dxa" w:w="40"/>
+              <w:right w:type="dxa" w:w="80"/>
+            </w:tcMar>
+          </w:tcPr>
+          <w:p>
+            <w:r>
+              <w:rPr>
+                <w:rFonts w:ascii="Calibri" w:cs="Calibri" w:eastAsia="Microsoft YaHei" w:hAnsi="Calibri"/>
+                <w:b w:val="false"/>
+                <w:bCs w:val="false"/>
+                <w:sz w:val="15"/>
+                <w:szCs w:val="15"/>
+              </w:rPr>
+              <w:t xml:space="preserve">价值来源：授予日公允价值；现金奖励无公允价值时用非股权目标支付额；两者都无则缺失。</w:t>
+            </w:r>
+          </w:p>
+        </w:tc>
+      </w:tr>
+      <w:tr>
+        <w:tc>
+          <w:tcPr>
+            <w:tcW w:type="dxa" w:w="702"/>
+            <w:tcBorders>
+              <w:top w:val="single" w:color="BFBFBF" w:sz="4"/>
+              <w:left w:val="single" w:color="BFBFBF" w:sz="4"/>
+              <w:bottom w:val="single" w:color="BFBFBF" w:sz="4"/>
+              <w:right w:val="single" w:color="BFBFBF" w:sz="4"/>
+            </w:tcBorders>
+            <w:tcMar>
+              <w:top w:type="dxa" w:w="40"/>
+              <w:left w:type="dxa" w:w="80"/>
+              <w:bottom w:type="dxa" w:w="40"/>
+              <w:right w:type="dxa" w:w="80"/>
+            </w:tcMar>
+          </w:tcPr>
+          <w:p>
+            <w:r>
+              <w:rPr>
+                <w:rFonts w:ascii="Calibri" w:cs="Calibri" w:eastAsia="Microsoft YaHei" w:hAnsi="Calibri"/>
+                <w:b w:val="false"/>
+                <w:bCs w:val="false"/>
+                <w:sz w:val="15"/>
+                <w:szCs w:val="15"/>
+              </w:rPr>
+              <w:t xml:space="preserve">Q060</w:t>
+            </w:r>
+          </w:p>
+        </w:tc>
+        <w:tc>
+          <w:tcPr>
+            <w:tcW w:type="dxa" w:w="2610"/>
+            <w:tcBorders>
+              <w:top w:val="single" w:color="BFBFBF" w:sz="4"/>
+              <w:left w:val="single" w:color="BFBFBF" w:sz="4"/>
+              <w:bottom w:val="single" w:color="BFBFBF" w:sz="4"/>
+              <w:right w:val="single" w:color="BFBFBF" w:sz="4"/>
+            </w:tcBorders>
+            <w:tcMar>
+              <w:top w:type="dxa" w:w="40"/>
+              <w:left w:type="dxa" w:w="80"/>
+              <w:bottom w:type="dxa" w:w="40"/>
+              <w:right w:type="dxa" w:w="80"/>
+            </w:tcMar>
+          </w:tcPr>
+          <w:p>
+            <w:r>
+              <w:rPr>
+                <w:rFonts w:ascii="Calibri" w:cs="Calibri" w:eastAsia="Microsoft YaHei" w:hAnsi="Calibri"/>
+                <w:b w:val="false"/>
+                <w:bCs w:val="false"/>
+                <w:sz w:val="15"/>
+                <w:szCs w:val="15"/>
+              </w:rPr>
+              <w:t xml:space="preserve">identity match status</w:t>
+            </w:r>
+          </w:p>
+        </w:tc>
+        <w:tc>
+          <w:tcPr>
+            <w:tcW w:type="dxa" w:w="602"/>
+            <w:tcBorders>
+              <w:top w:val="single" w:color="BFBFBF" w:sz="4"/>
+              <w:left w:val="single" w:color="BFBFBF" w:sz="4"/>
+              <w:bottom w:val="single" w:color="BFBFBF" w:sz="4"/>
+              <w:right w:val="single" w:color="BFBFBF" w:sz="4"/>
+            </w:tcBorders>
+            <w:tcMar>
+              <w:top w:type="dxa" w:w="40"/>
+              <w:left w:type="dxa" w:w="80"/>
+              <w:bottom w:type="dxa" w:w="40"/>
+              <w:right w:type="dxa" w:w="80"/>
+            </w:tcMar>
+          </w:tcPr>
+          <w:p>
+            <w:r>
+              <w:rPr>
+                <w:rFonts w:ascii="Calibri" w:cs="Calibri" w:eastAsia="Microsoft YaHei" w:hAnsi="Calibri"/>
+                <w:b w:val="false"/>
+                <w:bCs w:val="false"/>
+                <w:sz w:val="15"/>
+                <w:szCs w:val="15"/>
+              </w:rPr>
+              <w:t xml:space="preserve">INFO</w:t>
+            </w:r>
+          </w:p>
+        </w:tc>
+        <w:tc>
+          <w:tcPr>
+            <w:tcW w:type="dxa" w:w="2108"/>
+            <w:tcBorders>
+              <w:top w:val="single" w:color="BFBFBF" w:sz="4"/>
+              <w:left w:val="single" w:color="BFBFBF" w:sz="4"/>
+              <w:bottom w:val="single" w:color="BFBFBF" w:sz="4"/>
+              <w:right w:val="single" w:color="BFBFBF" w:sz="4"/>
+            </w:tcBorders>
+            <w:tcMar>
+              <w:top w:type="dxa" w:w="40"/>
+              <w:left w:type="dxa" w:w="80"/>
+              <w:bottom w:type="dxa" w:w="40"/>
+              <w:right w:type="dxa" w:w="80"/>
+            </w:tcMar>
+          </w:tcPr>
+          <w:p>
+            <w:r>
+              <w:rPr>
+                <w:rFonts w:ascii="Calibri" w:cs="Calibri" w:eastAsia="Microsoft YaHei" w:hAnsi="Calibri"/>
+                <w:b w:val="false"/>
+                <w:bCs w:val="false"/>
+                <w:sz w:val="15"/>
+                <w:szCs w:val="15"/>
+              </w:rPr>
+              <w:t xml:space="preserve">{'matched_exact': 164808, 'unmatched': 24}</w:t>
+            </w:r>
+          </w:p>
+        </w:tc>
+        <w:tc>
+          <w:tcPr>
+            <w:tcW w:type="dxa" w:w="3616"/>
+            <w:tcBorders>
+              <w:top w:val="single" w:color="BFBFBF" w:sz="4"/>
+              <w:left w:val="single" w:color="BFBFBF" w:sz="4"/>
+              <w:bottom w:val="single" w:color="BFBFBF" w:sz="4"/>
+              <w:right w:val="single" w:color="BFBFBF" w:sz="4"/>
+            </w:tcBorders>
+            <w:tcMar>
+              <w:top w:type="dxa" w:w="40"/>
+              <w:left w:type="dxa" w:w="80"/>
+              <w:bottom w:type="dxa" w:w="40"/>
+              <w:right w:type="dxa" w:w="80"/>
+            </w:tcMar>
+          </w:tcPr>
+          <w:p>
+            <w:r>
+              <w:rPr>
+                <w:rFonts w:ascii="Calibri" w:cs="Calibri" w:eastAsia="Microsoft YaHei" w:hAnsi="Calibri"/>
+                <w:b w:val="false"/>
+                <w:bCs w:val="false"/>
+                <w:sz w:val="15"/>
+                <w:szCs w:val="15"/>
+              </w:rPr>
+              <w:t xml:space="preserve">高管身份按 (CIK, FY, FM, participantID) 精确匹配；未匹配者保留并标记。</w:t>
+            </w:r>
+          </w:p>
+        </w:tc>
+      </w:tr>
+      <w:tr>
+        <w:tc>
+          <w:tcPr>
+            <w:tcW w:type="dxa" w:w="702"/>
+            <w:tcBorders>
+              <w:top w:val="single" w:color="BFBFBF" w:sz="4"/>
+              <w:left w:val="single" w:color="BFBFBF" w:sz="4"/>
+              <w:bottom w:val="single" w:color="BFBFBF" w:sz="4"/>
+              <w:right w:val="single" w:color="BFBFBF" w:sz="4"/>
+            </w:tcBorders>
+            <w:tcMar>
+              <w:top w:type="dxa" w:w="40"/>
+              <w:left w:type="dxa" w:w="80"/>
+              <w:bottom w:type="dxa" w:w="40"/>
+              <w:right w:type="dxa" w:w="80"/>
+            </w:tcMar>
+          </w:tcPr>
+          <w:p>
+            <w:r>
+              <w:rPr>
+                <w:rFonts w:ascii="Calibri" w:cs="Calibri" w:eastAsia="Microsoft YaHei" w:hAnsi="Calibri"/>
+                <w:b w:val="false"/>
+                <w:bCs w:val="false"/>
+                <w:sz w:val="15"/>
+                <w:szCs w:val="15"/>
+              </w:rPr>
+              <w:t xml:space="preserve">Q064</w:t>
+            </w:r>
+          </w:p>
+        </w:tc>
+        <w:tc>
+          <w:tcPr>
+            <w:tcW w:type="dxa" w:w="2610"/>
+            <w:tcBorders>
+              <w:top w:val="single" w:color="BFBFBF" w:sz="4"/>
+              <w:left w:val="single" w:color="BFBFBF" w:sz="4"/>
+              <w:bottom w:val="single" w:color="BFBFBF" w:sz="4"/>
+              <w:right w:val="single" w:color="BFBFBF" w:sz="4"/>
+            </w:tcBorders>
+            <w:tcMar>
+              <w:top w:type="dxa" w:w="40"/>
+              <w:left w:type="dxa" w:w="80"/>
+              <w:bottom w:type="dxa" w:w="40"/>
+              <w:right w:type="dxa" w:w="80"/>
+            </w:tcMar>
+          </w:tcPr>
+          <w:p>
+            <w:r>
+              <w:rPr>
+                <w:rFonts w:ascii="Calibri" w:cs="Calibri" w:eastAsia="Microsoft YaHei" w:hAnsi="Calibri"/>
+                <w:b w:val="false"/>
+                <w:bCs w:val="false"/>
+                <w:sz w:val="15"/>
+                <w:szCs w:val="15"/>
+              </w:rPr>
+              <w:t xml:space="preserve">CEO identification status</w:t>
+            </w:r>
+          </w:p>
+        </w:tc>
+        <w:tc>
+          <w:tcPr>
+            <w:tcW w:type="dxa" w:w="602"/>
+            <w:tcBorders>
+              <w:top w:val="single" w:color="BFBFBF" w:sz="4"/>
+              <w:left w:val="single" w:color="BFBFBF" w:sz="4"/>
+              <w:bottom w:val="single" w:color="BFBFBF" w:sz="4"/>
+              <w:right w:val="single" w:color="BFBFBF" w:sz="4"/>
+            </w:tcBorders>
+            <w:tcMar>
+              <w:top w:type="dxa" w:w="40"/>
+              <w:left w:type="dxa" w:w="80"/>
+              <w:bottom w:type="dxa" w:w="40"/>
+              <w:right w:type="dxa" w:w="80"/>
+            </w:tcMar>
+          </w:tcPr>
+          <w:p>
+            <w:r>
+              <w:rPr>
+                <w:rFonts w:ascii="Calibri" w:cs="Calibri" w:eastAsia="Microsoft YaHei" w:hAnsi="Calibri"/>
+                <w:b w:val="false"/>
+                <w:bCs w:val="false"/>
+                <w:sz w:val="15"/>
+                <w:szCs w:val="15"/>
+              </w:rPr>
+              <w:t xml:space="preserve">INFO</w:t>
+            </w:r>
+          </w:p>
+        </w:tc>
+        <w:tc>
+          <w:tcPr>
+            <w:tcW w:type="dxa" w:w="2108"/>
+            <w:tcBorders>
+              <w:top w:val="single" w:color="BFBFBF" w:sz="4"/>
+              <w:left w:val="single" w:color="BFBFBF" w:sz="4"/>
+              <w:bottom w:val="single" w:color="BFBFBF" w:sz="4"/>
+              <w:right w:val="single" w:color="BFBFBF" w:sz="4"/>
+            </w:tcBorders>
+            <w:tcMar>
+              <w:top w:type="dxa" w:w="40"/>
+              <w:left w:type="dxa" w:w="80"/>
+              <w:bottom w:type="dxa" w:w="40"/>
+              <w:right w:type="dxa" w:w="80"/>
+            </w:tcMar>
+          </w:tcPr>
+          <w:p>
+            <w:r>
+              <w:rPr>
+                <w:rFonts w:ascii="Calibri" w:cs="Calibri" w:eastAsia="Microsoft YaHei" w:hAnsi="Calibri"/>
+                <w:b w:val="false"/>
+                <w:bCs w:val="false"/>
+                <w:sz w:val="15"/>
+                <w:szCs w:val="15"/>
+              </w:rPr>
+              <w:t xml:space="preserve">{'unique_current_ceo_flag': 32231, 'multiple_current_ceo_flags': 1033, 'rolecode_fallback_</w:t>
+            </w:r>
+          </w:p>
+        </w:tc>
+        <w:tc>
+          <w:tcPr>
+            <w:tcW w:type="dxa" w:w="3616"/>
+            <w:tcBorders>
+              <w:top w:val="single" w:color="BFBFBF" w:sz="4"/>
+              <w:left w:val="single" w:color="BFBFBF" w:sz="4"/>
+              <w:bottom w:val="single" w:color="BFBFBF" w:sz="4"/>
+              <w:right w:val="single" w:color="BFBFBF" w:sz="4"/>
+            </w:tcBorders>
+            <w:tcMar>
+              <w:top w:type="dxa" w:w="40"/>
+              <w:left w:type="dxa" w:w="80"/>
+              <w:bottom w:type="dxa" w:w="40"/>
+              <w:right w:type="dxa" w:w="80"/>
+            </w:tcMar>
+          </w:tcPr>
+          <w:p>
+            <w:r>
+              <w:rPr>
+                <w:rFonts w:ascii="Calibri" w:cs="Calibri" w:eastAsia="Microsoft YaHei" w:hAnsi="Calibri"/>
+                <w:b w:val="false"/>
+                <w:bCs w:val="false"/>
+                <w:sz w:val="15"/>
+                <w:szCs w:val="15"/>
+              </w:rPr>
+              <w:t xml:space="preserve">CEO 识别状态（按 CEO-年行计）；多个 currentCEO 标记时保留全部候选人，不静默挑选。</w:t>
+            </w:r>
+          </w:p>
+        </w:tc>
+      </w:tr>
+      <w:tr>
+        <w:tc>
+          <w:tcPr>
+            <w:tcW w:type="dxa" w:w="702"/>
+            <w:tcBorders>
+              <w:top w:val="single" w:color="BFBFBF" w:sz="4"/>
+              <w:left w:val="single" w:color="BFBFBF" w:sz="4"/>
+              <w:bottom w:val="single" w:color="BFBFBF" w:sz="4"/>
+              <w:right w:val="single" w:color="BFBFBF" w:sz="4"/>
+            </w:tcBorders>
+            <w:tcMar>
+              <w:top w:type="dxa" w:w="40"/>
+              <w:left w:type="dxa" w:w="80"/>
+              <w:bottom w:type="dxa" w:w="40"/>
+              <w:right w:type="dxa" w:w="80"/>
+            </w:tcMar>
+          </w:tcPr>
+          <w:p>
+            <w:r>
+              <w:rPr>
+                <w:rFonts w:ascii="Calibri" w:cs="Calibri" w:eastAsia="Microsoft YaHei" w:hAnsi="Calibri"/>
+                <w:b w:val="false"/>
+                <w:bCs w:val="false"/>
+                <w:sz w:val="15"/>
+                <w:szCs w:val="15"/>
+              </w:rPr>
+              <w:t xml:space="preserve">Q090</w:t>
+            </w:r>
+          </w:p>
+        </w:tc>
+        <w:tc>
+          <w:tcPr>
+            <w:tcW w:type="dxa" w:w="2610"/>
+            <w:tcBorders>
+              <w:top w:val="single" w:color="BFBFBF" w:sz="4"/>
+              <w:left w:val="single" w:color="BFBFBF" w:sz="4"/>
+              <w:bottom w:val="single" w:color="BFBFBF" w:sz="4"/>
+              <w:right w:val="single" w:color="BFBFBF" w:sz="4"/>
+            </w:tcBorders>
+            <w:tcMar>
+              <w:top w:type="dxa" w:w="40"/>
+              <w:left w:type="dxa" w:w="80"/>
+              <w:bottom w:type="dxa" w:w="40"/>
+              <w:right w:type="dxa" w:w="80"/>
+            </w:tcMar>
+          </w:tcPr>
+          <w:p>
+            <w:r>
+              <w:rPr>
+                <w:rFonts w:ascii="Calibri" w:cs="Calibri" w:eastAsia="Microsoft YaHei" w:hAnsi="Calibri"/>
+                <w:b w:val="false"/>
+                <w:bCs w:val="false"/>
+                <w:sz w:val="15"/>
+                <w:szCs w:val="15"/>
+              </w:rPr>
+              <w:t xml:space="preserve">audit_goal_grants_missing_in_grant_table.csv</w:t>
+            </w:r>
+          </w:p>
+        </w:tc>
+        <w:tc>
+          <w:tcPr>
+            <w:tcW w:type="dxa" w:w="602"/>
+            <w:tcBorders>
+              <w:top w:val="single" w:color="BFBFBF" w:sz="4"/>
+              <w:left w:val="single" w:color="BFBFBF" w:sz="4"/>
+              <w:bottom w:val="single" w:color="BFBFBF" w:sz="4"/>
+              <w:right w:val="single" w:color="BFBFBF" w:sz="4"/>
+            </w:tcBorders>
+            <w:tcMar>
+              <w:top w:type="dxa" w:w="40"/>
+              <w:left w:type="dxa" w:w="80"/>
+              <w:bottom w:type="dxa" w:w="40"/>
+              <w:right w:type="dxa" w:w="80"/>
+            </w:tcMar>
+          </w:tcPr>
+          <w:p>
+            <w:r>
+              <w:rPr>
+                <w:rFonts w:ascii="Calibri" w:cs="Calibri" w:eastAsia="Microsoft YaHei" w:hAnsi="Calibri"/>
+                <w:b w:val="false"/>
+                <w:bCs w:val="false"/>
+                <w:sz w:val="15"/>
+                <w:szCs w:val="15"/>
+              </w:rPr>
+              <w:t xml:space="preserve">INFO</w:t>
+            </w:r>
+          </w:p>
+        </w:tc>
+        <w:tc>
+          <w:tcPr>
+            <w:tcW w:type="dxa" w:w="2108"/>
+            <w:tcBorders>
+              <w:top w:val="single" w:color="BFBFBF" w:sz="4"/>
+              <w:left w:val="single" w:color="BFBFBF" w:sz="4"/>
+              <w:bottom w:val="single" w:color="BFBFBF" w:sz="4"/>
+              <w:right w:val="single" w:color="BFBFBF" w:sz="4"/>
+            </w:tcBorders>
+            <w:tcMar>
+              <w:top w:type="dxa" w:w="40"/>
+              <w:left w:type="dxa" w:w="80"/>
+              <w:bottom w:type="dxa" w:w="40"/>
+              <w:right w:type="dxa" w:w="80"/>
+            </w:tcMar>
+          </w:tcPr>
+          <w:p>
+            <w:r>
+              <w:rPr>
+                <w:rFonts w:ascii="Calibri" w:cs="Calibri" w:eastAsia="Microsoft YaHei" w:hAnsi="Calibri"/>
+                <w:b w:val="false"/>
+                <w:bCs w:val="false"/>
+                <w:sz w:val="15"/>
+                <w:szCs w:val="15"/>
+              </w:rPr>
+              <w:t xml:space="preserve">3</w:t>
+            </w:r>
+          </w:p>
+        </w:tc>
+        <w:tc>
+          <w:tcPr>
+            <w:tcW w:type="dxa" w:w="3616"/>
+            <w:tcBorders>
+              <w:top w:val="single" w:color="BFBFBF" w:sz="4"/>
+              <w:left w:val="single" w:color="BFBFBF" w:sz="4"/>
+              <w:bottom w:val="single" w:color="BFBFBF" w:sz="4"/>
+              <w:right w:val="single" w:color="BFBFBF" w:sz="4"/>
+            </w:tcBorders>
+            <w:tcMar>
+              <w:top w:type="dxa" w:w="40"/>
+              <w:left w:type="dxa" w:w="80"/>
+              <w:bottom w:type="dxa" w:w="40"/>
+              <w:right w:type="dxa" w:w="80"/>
+            </w:tcMar>
+          </w:tcPr>
+          <w:p>
+            <w:r>
+              <w:rPr>
+                <w:rFonts w:ascii="Calibri" w:cs="Calibri" w:eastAsia="Microsoft YaHei" w:hAnsi="Calibri"/>
+                <w:b w:val="false"/>
+                <w:bCs w:val="false"/>
+                <w:sz w:val="15"/>
+                <w:szCs w:val="15"/>
+              </w:rPr>
+              <w:t xml:space="preserve">少量目标记录所属 grantID 不在 Grants 表中：保留并列入审计表，未猜测匹配。</w:t>
+            </w:r>
+          </w:p>
+        </w:tc>
+      </w:tr>
+      <w:tr>
+        <w:tc>
+          <w:tcPr>
+            <w:tcW w:type="dxa" w:w="702"/>
+            <w:tcBorders>
+              <w:top w:val="single" w:color="BFBFBF" w:sz="4"/>
+              <w:left w:val="single" w:color="BFBFBF" w:sz="4"/>
+              <w:bottom w:val="single" w:color="BFBFBF" w:sz="4"/>
+              <w:right w:val="single" w:color="BFBFBF" w:sz="4"/>
+            </w:tcBorders>
+            <w:tcMar>
+              <w:top w:type="dxa" w:w="40"/>
+              <w:left w:type="dxa" w:w="80"/>
+              <w:bottom w:type="dxa" w:w="40"/>
+              <w:right w:type="dxa" w:w="80"/>
+            </w:tcMar>
+          </w:tcPr>
+          <w:p>
+            <w:r>
+              <w:rPr>
+                <w:rFonts w:ascii="Calibri" w:cs="Calibri" w:eastAsia="Microsoft YaHei" w:hAnsi="Calibri"/>
+                <w:b w:val="false"/>
+                <w:bCs w:val="false"/>
+                <w:sz w:val="15"/>
+                <w:szCs w:val="15"/>
+              </w:rPr>
+              <w:t xml:space="preserve">Q091</w:t>
+            </w:r>
+          </w:p>
+        </w:tc>
+        <w:tc>
+          <w:tcPr>
+            <w:tcW w:type="dxa" w:w="2610"/>
+            <w:tcBorders>
+              <w:top w:val="single" w:color="BFBFBF" w:sz="4"/>
+              <w:left w:val="single" w:color="BFBFBF" w:sz="4"/>
+              <w:bottom w:val="single" w:color="BFBFBF" w:sz="4"/>
+              <w:right w:val="single" w:color="BFBFBF" w:sz="4"/>
+            </w:tcBorders>
+            <w:tcMar>
+              <w:top w:type="dxa" w:w="40"/>
+              <w:left w:type="dxa" w:w="80"/>
+              <w:bottom w:type="dxa" w:w="40"/>
+              <w:right w:type="dxa" w:w="80"/>
+            </w:tcMar>
+          </w:tcPr>
+          <w:p>
+            <w:r>
+              <w:rPr>
+                <w:rFonts w:ascii="Calibri" w:cs="Calibri" w:eastAsia="Microsoft YaHei" w:hAnsi="Calibri"/>
+                <w:b w:val="false"/>
+                <w:bCs w:val="false"/>
+                <w:sz w:val="15"/>
+                <w:szCs w:val="15"/>
+              </w:rPr>
+              <w:t xml:space="preserve">audit_grants_unmatched_participant.csv</w:t>
+            </w:r>
+          </w:p>
+        </w:tc>
+        <w:tc>
+          <w:tcPr>
+            <w:tcW w:type="dxa" w:w="602"/>
+            <w:tcBorders>
+              <w:top w:val="single" w:color="BFBFBF" w:sz="4"/>
+              <w:left w:val="single" w:color="BFBFBF" w:sz="4"/>
+              <w:bottom w:val="single" w:color="BFBFBF" w:sz="4"/>
+              <w:right w:val="single" w:color="BFBFBF" w:sz="4"/>
+            </w:tcBorders>
+            <w:tcMar>
+              <w:top w:type="dxa" w:w="40"/>
+              <w:left w:type="dxa" w:w="80"/>
+              <w:bottom w:type="dxa" w:w="40"/>
+              <w:right w:type="dxa" w:w="80"/>
+            </w:tcMar>
+          </w:tcPr>
+          <w:p>
+            <w:r>
+              <w:rPr>
+                <w:rFonts w:ascii="Calibri" w:cs="Calibri" w:eastAsia="Microsoft YaHei" w:hAnsi="Calibri"/>
+                <w:b w:val="false"/>
+                <w:bCs w:val="false"/>
+                <w:sz w:val="15"/>
+                <w:szCs w:val="15"/>
+              </w:rPr>
+              <w:t xml:space="preserve">INFO</w:t>
+            </w:r>
+          </w:p>
+        </w:tc>
+        <w:tc>
+          <w:tcPr>
+            <w:tcW w:type="dxa" w:w="2108"/>
+            <w:tcBorders>
+              <w:top w:val="single" w:color="BFBFBF" w:sz="4"/>
+              <w:left w:val="single" w:color="BFBFBF" w:sz="4"/>
+              <w:bottom w:val="single" w:color="BFBFBF" w:sz="4"/>
+              <w:right w:val="single" w:color="BFBFBF" w:sz="4"/>
+            </w:tcBorders>
+            <w:tcMar>
+              <w:top w:type="dxa" w:w="40"/>
+              <w:left w:type="dxa" w:w="80"/>
+              <w:bottom w:type="dxa" w:w="40"/>
+              <w:right w:type="dxa" w:w="80"/>
+            </w:tcMar>
+          </w:tcPr>
+          <w:p>
+            <w:r>
+              <w:rPr>
+                <w:rFonts w:ascii="Calibri" w:cs="Calibri" w:eastAsia="Microsoft YaHei" w:hAnsi="Calibri"/>
+                <w:b w:val="false"/>
+                <w:bCs w:val="false"/>
+                <w:sz w:val="15"/>
+                <w:szCs w:val="15"/>
+              </w:rPr>
+              <w:t xml:space="preserve">117</w:t>
+            </w:r>
+          </w:p>
+        </w:tc>
+        <w:tc>
+          <w:tcPr>
+            <w:tcW w:type="dxa" w:w="3616"/>
+            <w:tcBorders>
+              <w:top w:val="single" w:color="BFBFBF" w:sz="4"/>
+              <w:left w:val="single" w:color="BFBFBF" w:sz="4"/>
+              <w:bottom w:val="single" w:color="BFBFBF" w:sz="4"/>
+              <w:right w:val="single" w:color="BFBFBF" w:sz="4"/>
+            </w:tcBorders>
+            <w:tcMar>
+              <w:top w:type="dxa" w:w="40"/>
+              <w:left w:type="dxa" w:w="80"/>
+              <w:bottom w:type="dxa" w:w="40"/>
+              <w:right w:type="dxa" w:w="80"/>
+            </w:tcMar>
+          </w:tcPr>
+          <w:p>
+            <w:r>
+              <w:rPr>
+                <w:rFonts w:ascii="Calibri" w:cs="Calibri" w:eastAsia="Microsoft YaHei" w:hAnsi="Calibri"/>
+                <w:b w:val="false"/>
+                <w:bCs w:val="false"/>
+                <w:sz w:val="15"/>
+                <w:szCs w:val="15"/>
+              </w:rPr>
+              <w:t xml:space="preserve">无法精确匹配 ParticipantFY 的 grant 列表。</w:t>
+            </w:r>
+          </w:p>
+        </w:tc>
+      </w:tr>
+      <w:tr>
+        <w:tc>
+          <w:tcPr>
+            <w:tcW w:type="dxa" w:w="702"/>
+            <w:tcBorders>
+              <w:top w:val="single" w:color="BFBFBF" w:sz="4"/>
+              <w:left w:val="single" w:color="BFBFBF" w:sz="4"/>
+              <w:bottom w:val="single" w:color="BFBFBF" w:sz="4"/>
+              <w:right w:val="single" w:color="BFBFBF" w:sz="4"/>
+            </w:tcBorders>
+            <w:tcMar>
+              <w:top w:type="dxa" w:w="40"/>
+              <w:left w:type="dxa" w:w="80"/>
+              <w:bottom w:type="dxa" w:w="40"/>
+              <w:right w:type="dxa" w:w="80"/>
+            </w:tcMar>
+          </w:tcPr>
+          <w:p>
+            <w:r>
+              <w:rPr>
+                <w:rFonts w:ascii="Calibri" w:cs="Calibri" w:eastAsia="Microsoft YaHei" w:hAnsi="Calibri"/>
+                <w:b w:val="false"/>
+                <w:bCs w:val="false"/>
+                <w:sz w:val="15"/>
+                <w:szCs w:val="15"/>
+              </w:rPr>
+              <w:t xml:space="preserve">Q092</w:t>
+            </w:r>
+          </w:p>
+        </w:tc>
+        <w:tc>
+          <w:tcPr>
+            <w:tcW w:type="dxa" w:w="2610"/>
+            <w:tcBorders>
+              <w:top w:val="single" w:color="BFBFBF" w:sz="4"/>
+              <w:left w:val="single" w:color="BFBFBF" w:sz="4"/>
+              <w:bottom w:val="single" w:color="BFBFBF" w:sz="4"/>
+              <w:right w:val="single" w:color="BFBFBF" w:sz="4"/>
+            </w:tcBorders>
+            <w:tcMar>
+              <w:top w:type="dxa" w:w="40"/>
+              <w:left w:type="dxa" w:w="80"/>
+              <w:bottom w:type="dxa" w:w="40"/>
+              <w:right w:type="dxa" w:w="80"/>
+            </w:tcMar>
+          </w:tcPr>
+          <w:p>
+            <w:r>
+              <w:rPr>
+                <w:rFonts w:ascii="Calibri" w:cs="Calibri" w:eastAsia="Microsoft YaHei" w:hAnsi="Calibri"/>
+                <w:b w:val="false"/>
+                <w:bCs w:val="false"/>
+                <w:sz w:val="15"/>
+                <w:szCs w:val="15"/>
+              </w:rPr>
+              <w:t xml:space="preserve">audit_ceo_exceptions.csv</w:t>
+            </w:r>
+          </w:p>
+        </w:tc>
+        <w:tc>
+          <w:tcPr>
+            <w:tcW w:type="dxa" w:w="602"/>
+            <w:tcBorders>
+              <w:top w:val="single" w:color="BFBFBF" w:sz="4"/>
+              <w:left w:val="single" w:color="BFBFBF" w:sz="4"/>
+              <w:bottom w:val="single" w:color="BFBFBF" w:sz="4"/>
+              <w:right w:val="single" w:color="BFBFBF" w:sz="4"/>
+            </w:tcBorders>
+            <w:tcMar>
+              <w:top w:type="dxa" w:w="40"/>
+              <w:left w:type="dxa" w:w="80"/>
+              <w:bottom w:type="dxa" w:w="40"/>
+              <w:right w:type="dxa" w:w="80"/>
+            </w:tcMar>
+          </w:tcPr>
+          <w:p>
+            <w:r>
+              <w:rPr>
+                <w:rFonts w:ascii="Calibri" w:cs="Calibri" w:eastAsia="Microsoft YaHei" w:hAnsi="Calibri"/>
+                <w:b w:val="false"/>
+                <w:bCs w:val="false"/>
+                <w:sz w:val="15"/>
+                <w:szCs w:val="15"/>
+              </w:rPr>
+              <w:t xml:space="preserve">INFO</w:t>
+            </w:r>
+          </w:p>
+        </w:tc>
+        <w:tc>
+          <w:tcPr>
+            <w:tcW w:type="dxa" w:w="2108"/>
+            <w:tcBorders>
+              <w:top w:val="single" w:color="BFBFBF" w:sz="4"/>
+              <w:left w:val="single" w:color="BFBFBF" w:sz="4"/>
+              <w:bottom w:val="single" w:color="BFBFBF" w:sz="4"/>
+              <w:right w:val="single" w:color="BFBFBF" w:sz="4"/>
+            </w:tcBorders>
+            <w:tcMar>
+              <w:top w:type="dxa" w:w="40"/>
+              <w:left w:type="dxa" w:w="80"/>
+              <w:bottom w:type="dxa" w:w="40"/>
+              <w:right w:type="dxa" w:w="80"/>
+            </w:tcMar>
+          </w:tcPr>
+          <w:p>
+            <w:r>
+              <w:rPr>
+                <w:rFonts w:ascii="Calibri" w:cs="Calibri" w:eastAsia="Microsoft YaHei" w:hAnsi="Calibri"/>
+                <w:b w:val="false"/>
+                <w:bCs w:val="false"/>
+                <w:sz w:val="15"/>
+                <w:szCs w:val="15"/>
+              </w:rPr>
+              <w:t xml:space="preserve">1960</w:t>
+            </w:r>
+          </w:p>
+        </w:tc>
+        <w:tc>
+          <w:tcPr>
+            <w:tcW w:type="dxa" w:w="3616"/>
+            <w:tcBorders>
+              <w:top w:val="single" w:color="BFBFBF" w:sz="4"/>
+              <w:left w:val="single" w:color="BFBFBF" w:sz="4"/>
+              <w:bottom w:val="single" w:color="BFBFBF" w:sz="4"/>
+              <w:right w:val="single" w:color="BFBFBF" w:sz="4"/>
+            </w:tcBorders>
+            <w:tcMar>
+              <w:top w:type="dxa" w:w="40"/>
+              <w:left w:type="dxa" w:w="80"/>
+              <w:bottom w:type="dxa" w:w="40"/>
+              <w:right w:type="dxa" w:w="80"/>
+            </w:tcMar>
+          </w:tcPr>
+          <w:p>
+            <w:r>
+              <w:rPr>
+                <w:rFonts w:ascii="Calibri" w:cs="Calibri" w:eastAsia="Microsoft YaHei" w:hAnsi="Calibri"/>
+                <w:b w:val="false"/>
+                <w:bCs w:val="false"/>
+                <w:sz w:val="15"/>
+                <w:szCs w:val="15"/>
+              </w:rPr>
+              <w:t xml:space="preserve">多 CEO 标记、无 CEO、角色代码不明确的公司-年及候选人。</w:t>
+            </w:r>
+          </w:p>
+        </w:tc>
+      </w:tr>
+      <w:tr>
+        <w:tc>
+          <w:tcPr>
+            <w:tcW w:type="dxa" w:w="702"/>
+            <w:tcBorders>
+              <w:top w:val="single" w:color="BFBFBF" w:sz="4"/>
+              <w:left w:val="single" w:color="BFBFBF" w:sz="4"/>
+              <w:bottom w:val="single" w:color="BFBFBF" w:sz="4"/>
+              <w:right w:val="single" w:color="BFBFBF" w:sz="4"/>
+            </w:tcBorders>
+            <w:tcMar>
+              <w:top w:type="dxa" w:w="40"/>
+              <w:left w:type="dxa" w:w="80"/>
+              <w:bottom w:type="dxa" w:w="40"/>
+              <w:right w:type="dxa" w:w="80"/>
+            </w:tcMar>
+          </w:tcPr>
+          <w:p>
+            <w:r>
+              <w:rPr>
+                <w:rFonts w:ascii="Calibri" w:cs="Calibri" w:eastAsia="Microsoft YaHei" w:hAnsi="Calibri"/>
+                <w:b w:val="false"/>
+                <w:bCs w:val="false"/>
+                <w:sz w:val="15"/>
+                <w:szCs w:val="15"/>
+              </w:rPr>
+              <w:t xml:space="preserve">Q093</w:t>
+            </w:r>
+          </w:p>
+        </w:tc>
+        <w:tc>
+          <w:tcPr>
+            <w:tcW w:type="dxa" w:w="2610"/>
+            <w:tcBorders>
+              <w:top w:val="single" w:color="BFBFBF" w:sz="4"/>
+              <w:left w:val="single" w:color="BFBFBF" w:sz="4"/>
+              <w:bottom w:val="single" w:color="BFBFBF" w:sz="4"/>
+              <w:right w:val="single" w:color="BFBFBF" w:sz="4"/>
+            </w:tcBorders>
+            <w:tcMar>
+              <w:top w:type="dxa" w:w="40"/>
+              <w:left w:type="dxa" w:w="80"/>
+              <w:bottom w:type="dxa" w:w="40"/>
+              <w:right w:type="dxa" w:w="80"/>
+            </w:tcMar>
+          </w:tcPr>
+          <w:p>
+            <w:r>
+              <w:rPr>
+                <w:rFonts w:ascii="Calibri" w:cs="Calibri" w:eastAsia="Microsoft YaHei" w:hAnsi="Calibri"/>
+                <w:b w:val="false"/>
+                <w:bCs w:val="false"/>
+                <w:sz w:val="15"/>
+                <w:szCs w:val="15"/>
+              </w:rPr>
+              <w:t xml:space="preserve">independent human validation</w:t>
+            </w:r>
+          </w:p>
+        </w:tc>
+        <w:tc>
+          <w:tcPr>
+            <w:tcW w:type="dxa" w:w="602"/>
+            <w:tcBorders>
+              <w:top w:val="single" w:color="BFBFBF" w:sz="4"/>
+              <w:left w:val="single" w:color="BFBFBF" w:sz="4"/>
+              <w:bottom w:val="single" w:color="BFBFBF" w:sz="4"/>
+              <w:right w:val="single" w:color="BFBFBF" w:sz="4"/>
+            </w:tcBorders>
+            <w:tcMar>
+              <w:top w:type="dxa" w:w="40"/>
+              <w:left w:type="dxa" w:w="80"/>
+              <w:bottom w:type="dxa" w:w="40"/>
+              <w:right w:type="dxa" w:w="80"/>
+            </w:tcMar>
+          </w:tcPr>
+          <w:p>
+            <w:r>
+              <w:rPr>
+                <w:rFonts w:ascii="Calibri" w:cs="Calibri" w:eastAsia="Microsoft YaHei" w:hAnsi="Calibri"/>
+                <w:b w:val="false"/>
+                <w:bCs w:val="false"/>
+                <w:sz w:val="15"/>
+                <w:szCs w:val="15"/>
+              </w:rPr>
+              <w:t xml:space="preserve">WARN</w:t>
+            </w:r>
+          </w:p>
+        </w:tc>
+        <w:tc>
+          <w:tcPr>
+            <w:tcW w:type="dxa" w:w="2108"/>
+            <w:tcBorders>
+              <w:top w:val="single" w:color="BFBFBF" w:sz="4"/>
+              <w:left w:val="single" w:color="BFBFBF" w:sz="4"/>
+              <w:bottom w:val="single" w:color="BFBFBF" w:sz="4"/>
+              <w:right w:val="single" w:color="BFBFBF" w:sz="4"/>
+            </w:tcBorders>
+            <w:tcMar>
+              <w:top w:type="dxa" w:w="40"/>
+              <w:left w:type="dxa" w:w="80"/>
+              <w:bottom w:type="dxa" w:w="40"/>
+              <w:right w:type="dxa" w:w="80"/>
+            </w:tcMar>
+          </w:tcPr>
+          <w:p>
+            <w:r>
+              <w:rPr>
+                <w:rFonts w:ascii="Calibri" w:cs="Calibri" w:eastAsia="Microsoft YaHei" w:hAnsi="Calibri"/>
+                <w:b w:val="false"/>
+                <w:bCs w:val="false"/>
+                <w:sz w:val="15"/>
+                <w:szCs w:val="15"/>
+              </w:rPr>
+              <w:t xml:space="preserve">pending_human_labels</w:t>
+            </w:r>
+          </w:p>
+        </w:tc>
+        <w:tc>
+          <w:tcPr>
+            <w:tcW w:type="dxa" w:w="3616"/>
+            <w:tcBorders>
+              <w:top w:val="single" w:color="BFBFBF" w:sz="4"/>
+              <w:left w:val="single" w:color="BFBFBF" w:sz="4"/>
+              <w:bottom w:val="single" w:color="BFBFBF" w:sz="4"/>
+              <w:right w:val="single" w:color="BFBFBF" w:sz="4"/>
+            </w:tcBorders>
+            <w:tcMar>
+              <w:top w:type="dxa" w:w="40"/>
+              <w:left w:type="dxa" w:w="80"/>
+              <w:bottom w:type="dxa" w:w="40"/>
+              <w:right w:type="dxa" w:w="80"/>
+            </w:tcMar>
+          </w:tcPr>
+          <w:p>
+            <w:r>
+              <w:rPr>
+                <w:rFonts w:ascii="Calibri" w:cs="Calibri" w:eastAsia="Microsoft YaHei" w:hAnsi="Calibri"/>
+                <w:b w:val="false"/>
+                <w:bCs w:val="false"/>
+                <w:sz w:val="15"/>
+                <w:szCs w:val="15"/>
+              </w:rPr>
+              <w:t xml:space="preserve">独立人工验证尚未完成：不得报告分类准确率。</w:t>
+            </w:r>
+          </w:p>
+        </w:tc>
+      </w:tr>
+    </w:tbl>
+    <w:p/>
     <w:p>
       <w:pPr>
         <w:pStyle w:val="Heading1"/>
@@ -13663,7 +18606,7 @@
         <w:rPr>
           <w:rFonts w:ascii="Calibri" w:cs="Calibri" w:eastAsia="Microsoft YaHei" w:hAnsi="Calibri"/>
         </w:rPr>
-        <w:t xml:space="preserve">impossible values set to missing: negative grantDateFV=1, negative vestHighGrant=18</w:t>
+        <w:t xml:space="preserve">ISS 缺失值编码 -9999.xx / -99999 统一转为缺失：grantDateFV 25,159 个，nonEquityTarget 22,968 个；日期 01/01/9999 转为缺失：grantDate 117,906 个。</w:t>
       </w:r>
     </w:p>
     <w:p>
@@ -13678,7 +18621,7 @@
         <w:rPr>
           <w:rFonts w:ascii="Calibri" w:cs="Calibri" w:eastAsia="Microsoft YaHei" w:hAnsi="Calibri"/>
         </w:rPr>
-        <w:t xml:space="preserve">grant dates outside [FY-3, FY+2]: 256 (flagged grant_date_suspect)</w:t>
+        <w:t xml:space="preserve">不可能取值设为缺失：负的 grantDateFV n/a 个，负的 vestHighGrant n/a 个。</w:t>
       </w:r>
     </w:p>
     <w:p>
@@ -13693,7 +18636,7 @@
         <w:rPr>
           <w:rFonts w:ascii="Calibri" w:cs="Calibri" w:eastAsia="Microsoft YaHei" w:hAnsi="Calibri"/>
         </w:rPr>
-        <w:t xml:space="preserve">KPIs whose grant is absent from grants table: 3 grants (9 KPIs) -&gt; excluded, listed in audit</w:t>
+        <w:t xml:space="preserve">重复 grantID：141 个（285 行），除 performancetype 外完全一致，按目标数据裁定类型。</w:t>
       </w:r>
     </w:p>
     <w:p>
@@ -13708,7 +18651,7 @@
         <w:rPr>
           <w:rFonts w:ascii="Calibri" w:cs="Calibri" w:eastAsia="Microsoft YaHei" w:hAnsi="Calibri"/>
         </w:rPr>
-        <w:t xml:space="preserve">grants matched to ParticipantFY on (CIK,FY,FM,pid): 99.9751%; unmatched 117</w:t>
+        <w:t xml:space="preserve">目标记录匹配 grant：99.9988%（未匹配 10 条，涉及 3 个 grantID）。</w:t>
       </w:r>
     </w:p>
     <w:p>
@@ -13723,7 +18666,7 @@
         <w:rPr>
           <w:rFonts w:ascii="Calibri" w:cs="Calibri" w:eastAsia="Microsoft YaHei" w:hAnsi="Calibri"/>
         </w:rPr>
-        <w:t xml:space="preserve">grants table: 469,573 rows; duplicated grantID rows 285; conflicting attributes within dup ids: 0</w:t>
+        <w:t xml:space="preserve">grant 匹配 ParticipantFY（四键精确）：99.975%（未匹配 117 个）。</w:t>
       </w:r>
     </w:p>
     <w:p>
@@ -13738,7 +18681,7 @@
         <w:rPr>
           <w:rFonts w:ascii="Calibri" w:cs="Calibri" w:eastAsia="Microsoft YaHei" w:hAnsi="Calibri"/>
         </w:rPr>
-        <w:t xml:space="preserve">goal records matched to a grant: 99.9988% (unmatched 10)</w:t>
+        <w:t xml:space="preserve">目标数据不完整的 grant（申报目标数多于记录数）：335 个，ESG 状态不记 0。</w:t>
       </w:r>
     </w:p>
     <w:p>
@@ -13753,37 +18696,7 @@
         <w:rPr>
           <w:rFonts w:ascii="Calibri" w:cs="Calibri" w:eastAsia="Microsoft YaHei" w:hAnsi="Calibri"/>
         </w:rPr>
-        <w:t xml:space="preserve">reconciliation: sum(kpi_source_count) = 814,091 = goal records 814,091</w:t>
-      </w:r>
-    </w:p>
-    <w:p>
-      <w:pPr>
-        <w:pStyle w:val="ListParagraph"/>
-        <w:numPr>
-          <w:ilvl w:val="0"/>
-          <w:numId w:val="2"/>
-        </w:numPr>
-      </w:pPr>
-      <w:r>
-        <w:rPr>
-          <w:rFonts w:ascii="Calibri" w:cs="Calibri" w:eastAsia="Microsoft YaHei" w:hAnsi="Calibri"/>
-        </w:rPr>
-        <w:t xml:space="preserve">reconciliation: firm grant/perf/ESG-grant counts = sums over executive-years; total grants = grant master</w:t>
-      </w:r>
-    </w:p>
-    <w:p>
-      <w:pPr>
-        <w:pStyle w:val="ListParagraph"/>
-        <w:numPr>
-          <w:ilvl w:val="0"/>
-          <w:numId w:val="2"/>
-        </w:numPr>
-      </w:pPr>
-      <w:r>
-        <w:rPr>
-          <w:rFonts w:ascii="Calibri" w:cs="Calibri" w:eastAsia="Microsoft YaHei" w:hAnsi="Calibri"/>
-        </w:rPr>
-        <w:t xml:space="preserve">ISS 缺失值编码 -9999.xx / -99999 与日期 01/01/9999 统一转为缺失（User Guide p.3）；不可能取值（负的公允价值、负的归属月数）设为缺失。</w:t>
+        <w:t xml:space="preserve">日期问题：授予日可疑 256 个，到期日早于授予日 49 个（均标记，未修改）。</w:t>
       </w:r>
     </w:p>
     <w:p>
@@ -14086,7 +18999,7 @@
                 <w:sz w:val="17"/>
                 <w:szCs w:val="17"/>
               </w:rPr>
-              <w:t xml:space="preserve">Validation/human_review_queue_v1.0_local.csv</w:t>
+              <w:t xml:space="preserve">Validation/human_review_queue_v1.1_local.csv</w:t>
             </w:r>
           </w:p>
         </w:tc>
@@ -14176,6 +19089,66 @@
                 <w:szCs w:val="17"/>
               </w:rPr>
               <w:t xml:space="preserve">论文词典与修订分类器分歧最大的文本</w:t>
+            </w:r>
+          </w:p>
+        </w:tc>
+      </w:tr>
+      <w:tr>
+        <w:tc>
+          <w:tcPr>
+            <w:tcW w:type="dxa" w:w="3815"/>
+            <w:tcBorders>
+              <w:top w:val="single" w:color="BFBFBF" w:sz="4"/>
+              <w:left w:val="single" w:color="BFBFBF" w:sz="4"/>
+              <w:bottom w:val="single" w:color="BFBFBF" w:sz="4"/>
+              <w:right w:val="single" w:color="BFBFBF" w:sz="4"/>
+            </w:tcBorders>
+            <w:tcMar>
+              <w:top w:type="dxa" w:w="40"/>
+              <w:left w:type="dxa" w:w="80"/>
+              <w:bottom w:type="dxa" w:w="40"/>
+              <w:right w:type="dxa" w:w="80"/>
+            </w:tcMar>
+          </w:tcPr>
+          <w:p>
+            <w:r>
+              <w:rPr>
+                <w:rFonts w:ascii="Calibri" w:cs="Calibri" w:eastAsia="Microsoft YaHei" w:hAnsi="Calibri"/>
+                <w:b w:val="false"/>
+                <w:bCs w:val="false"/>
+                <w:sz w:val="17"/>
+                <w:szCs w:val="17"/>
+              </w:rPr>
+              <w:t xml:space="preserve">Validation/version_changed_units_v1.0_to_v1.1_local.csv</w:t>
+            </w:r>
+          </w:p>
+        </w:tc>
+        <w:tc>
+          <w:tcPr>
+            <w:tcW w:type="dxa" w:w="5823"/>
+            <w:tcBorders>
+              <w:top w:val="single" w:color="BFBFBF" w:sz="4"/>
+              <w:left w:val="single" w:color="BFBFBF" w:sz="4"/>
+              <w:bottom w:val="single" w:color="BFBFBF" w:sz="4"/>
+              <w:right w:val="single" w:color="BFBFBF" w:sz="4"/>
+            </w:tcBorders>
+            <w:tcMar>
+              <w:top w:type="dxa" w:w="40"/>
+              <w:left w:type="dxa" w:w="80"/>
+              <w:bottom w:type="dxa" w:w="40"/>
+              <w:right w:type="dxa" w:w="80"/>
+            </w:tcMar>
+          </w:tcPr>
+          <w:p>
+            <w:r>
+              <w:rPr>
+                <w:rFonts w:ascii="Calibri" w:cs="Calibri" w:eastAsia="Microsoft YaHei" w:hAnsi="Calibri"/>
+                <w:b w:val="false"/>
+                <w:bCs w:val="false"/>
+                <w:sz w:val="17"/>
+                <w:szCs w:val="17"/>
+              </w:rPr>
+              <w:t xml:space="preserve">相对上一版本标签发生变化的全部文本单元</w:t>
             </w:r>
           </w:p>
         </w:tc>
@@ -14206,7 +19179,7 @@
         <w:rPr>
           <w:rFonts w:ascii="Calibri" w:cs="Calibri" w:eastAsia="Microsoft YaHei" w:hAnsi="Calibri"/>
         </w:rPr>
-        <w:t xml:space="preserve">完成 601 单元独立人工标注与裁定，计算 Precision / Recall / F1 / kappa。</w:t>
+        <w:t xml:space="preserve">完成 601 单元独立人工标注与裁定，计算 Precision / Recall / F1 / kappa（流程见 04_Coding_Guidelines）。</w:t>
       </w:r>
     </w:p>
     <w:p>
@@ -14221,7 +19194,7 @@
         <w:rPr>
           <w:rFonts w:ascii="Calibri" w:cs="Calibri" w:eastAsia="Microsoft YaHei" w:hAnsi="Calibri"/>
         </w:rPr>
-        <w:t xml:space="preserve">审核复核队列中的高频 Unknown，发布 v1.1（版本号与修改记录同步更新）。</w:t>
+        <w:t xml:space="preserve">审核复核队列中的高频 Unknown（1,001 个单元），确认后作为人工标签写入并重跑 Step 06 起。</w:t>
       </w:r>
     </w:p>
     <w:p>
@@ -14251,7 +19224,7 @@
         <w:rPr>
           <w:rFonts w:ascii="Calibri" w:cs="Calibri" w:eastAsia="Microsoft YaHei" w:hAnsi="Calibri"/>
         </w:rPr>
-        <w:t xml:space="preserve">ESG 归属薪酬价值无法可靠测算（无可靠 KPI 权重），仅提供含 ESG 条件 grant 的价值占比。</w:t>
+        <w:t xml:space="preserve">ESG 归属薪酬价值无法可靠测算（无可靠 KPI 权重），仅提供含 ESG 条件 grant 的价值占比（暴露度）。</w:t>
       </w:r>
     </w:p>
     <w:sectPr>

--- a/ESG_Text_Based_Incentives/Documentation/Reports/01_Quality_Audit_Report.docx
+++ b/ESG_Text_Based_Incentives/Documentation/Reports/01_Quality_Audit_Report.docx
@@ -228,7 +228,7 @@
                 <w:sz w:val="17"/>
                 <w:szCs w:val="17"/>
               </w:rPr>
-              <w:t xml:space="preserve">2026-10-31 16:56</w:t>
+              <w:t xml:space="preserve">2026-10-31 20:55</w:t>
             </w:r>
           </w:p>
         </w:tc>
@@ -288,7 +288,7 @@
                 <w:sz w:val="17"/>
                 <w:szCs w:val="17"/>
               </w:rPr>
-              <w:t xml:space="preserve">dd6c450</w:t>
+              <w:t xml:space="preserve">badbbbd</w:t>
             </w:r>
           </w:p>
         </w:tc>
@@ -443,13 +443,13 @@
           <w:b/>
           <w:bCs/>
         </w:rPr>
-        <w:t xml:space="preserve">93</w:t>
+        <w:t xml:space="preserve">95</w:t>
       </w:r>
       <w:r>
         <w:rPr>
           <w:rFonts w:ascii="Calibri" w:cs="Calibri" w:eastAsia="Microsoft YaHei" w:hAnsi="Calibri"/>
         </w:rPr>
-        <w:t xml:space="preserve"> 项检查：PASS 77，FAIL 0，WARN 2，INFO 14。关键逻辑（Grant ESG、各层计数、采用指标、E/S/G 采用、lb 占比、同一文本标签一致性、text_id 哈希）均从下层数据重新推导后与成品比对，而非直接复用构建步骤的结果。</w:t>
+        <w:t xml:space="preserve"> 项检查：PASS 79，FAIL 0，WARN 2，INFO 14。关键逻辑（Grant ESG、各层计数、采用指标、E/S/G 采用、lb 占比、同一文本标签一致性、text_id 哈希）均从下层数据重新推导后与成品比对，而非直接复用构建步骤的结果。</w:t>
       </w:r>
     </w:p>
     <w:p>
@@ -1299,7 +1299,7 @@
                 <w:sz w:val="16"/>
                 <w:szCs w:val="16"/>
               </w:rPr>
-              <w:t xml:space="preserve">76</w:t>
+              <w:t xml:space="preserve">82</w:t>
             </w:r>
           </w:p>
         </w:tc>
@@ -4340,7 +4340,7 @@
                 <w:sz w:val="15"/>
                 <w:szCs w:val="15"/>
               </w:rPr>
-              <w:t xml:space="preserve">status consistent (unknown &lt;=&gt; strict missing; confirmed &lt;=&gt; human_reviewed)</w:t>
+              <w:t xml:space="preserve">status consistent (unknown/confirmed_unknown &lt;=&gt; strict missing; confirmed* &lt;=&gt; human_reviewed)</w:t>
             </w:r>
           </w:p>
         </w:tc>
@@ -9151,7 +9151,7 @@
                 <w:sz w:val="15"/>
                 <w:szCs w:val="15"/>
               </w:rPr>
-              <w:t xml:space="preserve">esg + non-esg + unknown KPIs = n_kpis</w:t>
+              <w:t xml:space="preserve">grant_esg_extended_only follows three-state rule</w:t>
             </w:r>
           </w:p>
         </w:tc>
@@ -9287,7 +9287,7 @@
                 <w:sz w:val="15"/>
                 <w:szCs w:val="15"/>
               </w:rPr>
-              <w:t xml:space="preserve">time grants without perf condition have no KPIs</w:t>
+              <w:t xml:space="preserve">grant E/S/G KPI shares: exact only if every pillar known; lb/ub re-derived from KPI master</w:t>
             </w:r>
           </w:p>
         </w:tc>
@@ -9423,7 +9423,7 @@
                 <w:sz w:val="15"/>
                 <w:szCs w:val="15"/>
               </w:rPr>
-              <w:t xml:space="preserve">duplicated grantIDs: resolved type consistent with goal files</w:t>
+              <w:t xml:space="preserve">esg + non-esg + unknown KPIs = n_kpis</w:t>
             </w:r>
           </w:p>
         </w:tc>
@@ -9452,7 +9452,7 @@
                 <w:sz w:val="15"/>
                 <w:szCs w:val="15"/>
               </w:rPr>
-              <w:t xml:space="preserve">INFO</w:t>
+              <w:t xml:space="preserve">PASS</w:t>
             </w:r>
           </w:p>
         </w:tc>
@@ -9472,18 +9472,7 @@
               <w:right w:type="dxa" w:w="80"/>
             </w:tcMar>
           </w:tcPr>
-          <w:p>
-            <w:r>
-              <w:rPr>
-                <w:rFonts w:ascii="Calibri" w:cs="Calibri" w:eastAsia="Microsoft YaHei" w:hAnsi="Calibri"/>
-                <w:b w:val="false"/>
-                <w:bCs w:val="false"/>
-                <w:sz w:val="15"/>
-                <w:szCs w:val="15"/>
-              </w:rPr>
-              <w:t xml:space="preserve">141</w:t>
-            </w:r>
-          </w:p>
+          <w:p/>
         </w:tc>
       </w:tr>
       <w:tr>
@@ -9570,7 +9559,7 @@
                 <w:sz w:val="15"/>
                 <w:szCs w:val="15"/>
               </w:rPr>
-              <w:t xml:space="preserve">grants with incomplete goal data are never classified 0</w:t>
+              <w:t xml:space="preserve">time grants without perf condition have no KPIs</w:t>
             </w:r>
           </w:p>
         </w:tc>
@@ -9619,18 +9608,7 @@
               <w:right w:type="dxa" w:w="80"/>
             </w:tcMar>
           </w:tcPr>
-          <w:p>
-            <w:r>
-              <w:rPr>
-                <w:rFonts w:ascii="Calibri" w:cs="Calibri" w:eastAsia="Microsoft YaHei" w:hAnsi="Calibri"/>
-                <w:b w:val="false"/>
-                <w:bCs w:val="false"/>
-                <w:sz w:val="15"/>
-                <w:szCs w:val="15"/>
-              </w:rPr>
-              <w:t xml:space="preserve">335</w:t>
-            </w:r>
-          </w:p>
+          <w:p/>
         </w:tc>
       </w:tr>
       <w:tr>
@@ -9717,7 +9695,7 @@
                 <w:sz w:val="15"/>
                 <w:szCs w:val="15"/>
               </w:rPr>
-              <w:t xml:space="preserve">grant_value_combined = fair value, else non-equity target; source flag consistent</w:t>
+              <w:t xml:space="preserve">duplicated grantIDs: resolved type consistent with goal files</w:t>
             </w:r>
           </w:p>
         </w:tc>
@@ -9746,7 +9724,7 @@
                 <w:sz w:val="15"/>
                 <w:szCs w:val="15"/>
               </w:rPr>
-              <w:t xml:space="preserve">PASS</w:t>
+              <w:t xml:space="preserve">INFO</w:t>
             </w:r>
           </w:p>
         </w:tc>
@@ -9766,7 +9744,18 @@
               <w:right w:type="dxa" w:w="80"/>
             </w:tcMar>
           </w:tcPr>
-          <w:p/>
+          <w:p>
+            <w:r>
+              <w:rPr>
+                <w:rFonts w:ascii="Calibri" w:cs="Calibri" w:eastAsia="Microsoft YaHei" w:hAnsi="Calibri"/>
+                <w:b w:val="false"/>
+                <w:bCs w:val="false"/>
+                <w:sz w:val="15"/>
+                <w:szCs w:val="15"/>
+              </w:rPr>
+              <w:t xml:space="preserve">141</w:t>
+            </w:r>
+          </w:p>
         </w:tc>
       </w:tr>
       <w:tr>
@@ -9853,7 +9842,7 @@
                 <w:sz w:val="15"/>
                 <w:szCs w:val="15"/>
               </w:rPr>
-              <w:t xml:space="preserve">value source distribution</w:t>
+              <w:t xml:space="preserve">grants with incomplete goal data are never classified 0</w:t>
             </w:r>
           </w:p>
         </w:tc>
@@ -9882,7 +9871,7 @@
                 <w:sz w:val="15"/>
                 <w:szCs w:val="15"/>
               </w:rPr>
-              <w:t xml:space="preserve">INFO</w:t>
+              <w:t xml:space="preserve">PASS</w:t>
             </w:r>
           </w:p>
         </w:tc>
@@ -9911,7 +9900,7 @@
                 <w:sz w:val="15"/>
                 <w:szCs w:val="15"/>
               </w:rPr>
-              <w:t xml:space="preserve">{'grant_date_fair_value': 278382, 'nonequity_target_payout': 106524, 'missing': 84523}</w:t>
+              <w:t xml:space="preserve">335</w:t>
             </w:r>
           </w:p>
         </w:tc>
@@ -10000,7 +9989,7 @@
                 <w:sz w:val="15"/>
                 <w:szCs w:val="15"/>
               </w:rPr>
-              <w:t xml:space="preserve">perf grants with missing goal data (Unknown, not 0)</w:t>
+              <w:t xml:space="preserve">grant_value_combined = fair value, else non-equity target; source flag consistent</w:t>
             </w:r>
           </w:p>
         </w:tc>
@@ -10049,18 +10038,7 @@
               <w:right w:type="dxa" w:w="80"/>
             </w:tcMar>
           </w:tcPr>
-          <w:p>
-            <w:r>
-              <w:rPr>
-                <w:rFonts w:ascii="Calibri" w:cs="Calibri" w:eastAsia="Microsoft YaHei" w:hAnsi="Calibri"/>
-                <w:b w:val="false"/>
-                <w:bCs w:val="false"/>
-                <w:sz w:val="15"/>
-                <w:szCs w:val="15"/>
-              </w:rPr>
-              <w:t xml:space="preserve">159</w:t>
-            </w:r>
-          </w:p>
+          <w:p/>
         </w:tc>
       </w:tr>
       <w:tr>
@@ -10147,7 +10125,7 @@
                 <w:sz w:val="15"/>
                 <w:szCs w:val="15"/>
               </w:rPr>
-              <w:t xml:space="preserve">all 10 share/coverage variables within [0,1]</w:t>
+              <w:t xml:space="preserve">value source distribution</w:t>
             </w:r>
           </w:p>
         </w:tc>
@@ -10176,7 +10154,7 @@
                 <w:sz w:val="15"/>
                 <w:szCs w:val="15"/>
               </w:rPr>
-              <w:t xml:space="preserve">PASS</w:t>
+              <w:t xml:space="preserve">INFO</w:t>
             </w:r>
           </w:p>
         </w:tc>
@@ -10205,7 +10183,7 @@
                 <w:sz w:val="15"/>
                 <w:szCs w:val="15"/>
               </w:rPr>
-              <w:t xml:space="preserve">0</w:t>
+              <w:t xml:space="preserve">{'grant_date_fair_value': 278382, 'nonequity_target_payout': 106524, 'missing': 84523}</w:t>
             </w:r>
           </w:p>
         </w:tc>
@@ -10294,7 +10272,7 @@
                 <w:sz w:val="15"/>
                 <w:szCs w:val="15"/>
               </w:rPr>
-              <w:t xml:space="preserve">lower bound &lt;= upper bound (2 pairs)</w:t>
+              <w:t xml:space="preserve">perf grants with missing goal data (Unknown, not 0)</w:t>
             </w:r>
           </w:p>
         </w:tc>
@@ -10352,7 +10330,7 @@
                 <w:sz w:val="15"/>
                 <w:szCs w:val="15"/>
               </w:rPr>
-              <w:t xml:space="preserve">0</w:t>
+              <w:t xml:space="preserve">159</w:t>
             </w:r>
           </w:p>
         </w:tc>
@@ -10412,7 +10390,7 @@
                 <w:sz w:val="15"/>
                 <w:szCs w:val="15"/>
               </w:rPr>
-              <w:t xml:space="preserve">D</w:t>
+              <w:t xml:space="preserve">C</w:t>
             </w:r>
           </w:p>
         </w:tc>
@@ -10441,7 +10419,7 @@
                 <w:sz w:val="15"/>
                 <w:szCs w:val="15"/>
               </w:rPr>
-              <w:t xml:space="preserve">primary key (cik, fiscalyear, participantid) unique</w:t>
+              <w:t xml:space="preserve">all 16 share/coverage variables within [0,1]</w:t>
             </w:r>
           </w:p>
         </w:tc>
@@ -10499,7 +10477,7 @@
                 <w:sz w:val="15"/>
                 <w:szCs w:val="15"/>
               </w:rPr>
-              <w:t xml:space="preserve">164832</w:t>
+              <w:t xml:space="preserve">0</w:t>
             </w:r>
           </w:p>
         </w:tc>
@@ -10559,7 +10537,7 @@
                 <w:sz w:val="15"/>
                 <w:szCs w:val="15"/>
               </w:rPr>
-              <w:t xml:space="preserve">D</w:t>
+              <w:t xml:space="preserve">C</w:t>
             </w:r>
           </w:p>
         </w:tc>
@@ -10588,7 +10566,7 @@
                 <w:sz w:val="15"/>
                 <w:szCs w:val="15"/>
               </w:rPr>
-              <w:t xml:space="preserve">sum exec_n_grants = grants</w:t>
+              <w:t xml:space="preserve">lower bound &lt;= upper bound (5 pairs)</w:t>
             </w:r>
           </w:p>
         </w:tc>
@@ -10646,7 +10624,7 @@
                 <w:sz w:val="15"/>
                 <w:szCs w:val="15"/>
               </w:rPr>
-              <w:t xml:space="preserve">469,429</w:t>
+              <w:t xml:space="preserve">0</w:t>
             </w:r>
           </w:p>
         </w:tc>
@@ -10735,7 +10713,7 @@
                 <w:sz w:val="15"/>
                 <w:szCs w:val="15"/>
               </w:rPr>
-              <w:t xml:space="preserve">exec grant / ESG-grant counts re-derived from grant master</w:t>
+              <w:t xml:space="preserve">primary key (cik, fiscalyear, participantid) unique</w:t>
             </w:r>
           </w:p>
         </w:tc>
@@ -10784,7 +10762,18 @@
               <w:right w:type="dxa" w:w="80"/>
             </w:tcMar>
           </w:tcPr>
-          <w:p/>
+          <w:p>
+            <w:r>
+              <w:rPr>
+                <w:rFonts w:ascii="Calibri" w:cs="Calibri" w:eastAsia="Microsoft YaHei" w:hAnsi="Calibri"/>
+                <w:b w:val="false"/>
+                <w:bCs w:val="false"/>
+                <w:sz w:val="15"/>
+                <w:szCs w:val="15"/>
+              </w:rPr>
+              <w:t xml:space="preserve">164832</w:t>
+            </w:r>
+          </w:p>
         </w:tc>
       </w:tr>
       <w:tr>
@@ -10871,7 +10860,7 @@
                 <w:sz w:val="15"/>
                 <w:szCs w:val="15"/>
               </w:rPr>
-              <w:t xml:space="preserve">adoption=1 iff &gt;=1 ESG grant</w:t>
+              <w:t xml:space="preserve">sum exec_n_grants = grants</w:t>
             </w:r>
           </w:p>
         </w:tc>
@@ -10920,7 +10909,18 @@
               <w:right w:type="dxa" w:w="80"/>
             </w:tcMar>
           </w:tcPr>
-          <w:p/>
+          <w:p>
+            <w:r>
+              <w:rPr>
+                <w:rFonts w:ascii="Calibri" w:cs="Calibri" w:eastAsia="Microsoft YaHei" w:hAnsi="Calibri"/>
+                <w:b w:val="false"/>
+                <w:bCs w:val="false"/>
+                <w:sz w:val="15"/>
+                <w:szCs w:val="15"/>
+              </w:rPr>
+              <w:t xml:space="preserve">469,429</w:t>
+            </w:r>
+          </w:p>
         </w:tc>
       </w:tr>
       <w:tr>
@@ -11007,7 +11007,7 @@
                 <w:sz w:val="15"/>
                 <w:szCs w:val="15"/>
               </w:rPr>
-              <w:t xml:space="preserve">all 47 share/coverage variables within [0,1]</w:t>
+              <w:t xml:space="preserve">exec grant / ESG-grant counts re-derived from grant master</w:t>
             </w:r>
           </w:p>
         </w:tc>
@@ -11056,18 +11056,7 @@
               <w:right w:type="dxa" w:w="80"/>
             </w:tcMar>
           </w:tcPr>
-          <w:p>
-            <w:r>
-              <w:rPr>
-                <w:rFonts w:ascii="Calibri" w:cs="Calibri" w:eastAsia="Microsoft YaHei" w:hAnsi="Calibri"/>
-                <w:b w:val="false"/>
-                <w:bCs w:val="false"/>
-                <w:sz w:val="15"/>
-                <w:szCs w:val="15"/>
-              </w:rPr>
-              <w:t xml:space="preserve">0</w:t>
-            </w:r>
-          </w:p>
+          <w:p/>
         </w:tc>
       </w:tr>
       <w:tr>
@@ -11154,7 +11143,7 @@
                 <w:sz w:val="15"/>
                 <w:szCs w:val="15"/>
               </w:rPr>
-              <w:t xml:space="preserve">lower bound &lt;= upper bound (14 pairs)</w:t>
+              <w:t xml:space="preserve">adoption=1 iff &gt;=1 ESG grant</w:t>
             </w:r>
           </w:p>
         </w:tc>
@@ -11203,18 +11192,7 @@
               <w:right w:type="dxa" w:w="80"/>
             </w:tcMar>
           </w:tcPr>
-          <w:p>
-            <w:r>
-              <w:rPr>
-                <w:rFonts w:ascii="Calibri" w:cs="Calibri" w:eastAsia="Microsoft YaHei" w:hAnsi="Calibri"/>
-                <w:b w:val="false"/>
-                <w:bCs w:val="false"/>
-                <w:sz w:val="15"/>
-                <w:szCs w:val="15"/>
-              </w:rPr>
-              <w:t xml:space="preserve">0</w:t>
-            </w:r>
-          </w:p>
+          <w:p/>
         </w:tc>
       </w:tr>
       <w:tr>
@@ -11301,7 +11279,7 @@
                 <w:sz w:val="15"/>
                 <w:szCs w:val="15"/>
               </w:rPr>
-              <w:t xml:space="preserve">identity match status</w:t>
+              <w:t xml:space="preserve">all 47 share/coverage variables within [0,1]</w:t>
             </w:r>
           </w:p>
         </w:tc>
@@ -11330,7 +11308,7 @@
                 <w:sz w:val="15"/>
                 <w:szCs w:val="15"/>
               </w:rPr>
-              <w:t xml:space="preserve">INFO</w:t>
+              <w:t xml:space="preserve">PASS</w:t>
             </w:r>
           </w:p>
         </w:tc>
@@ -11359,7 +11337,7 @@
                 <w:sz w:val="15"/>
                 <w:szCs w:val="15"/>
               </w:rPr>
-              <w:t xml:space="preserve">{'matched_exact': 164808, 'unmatched': 24}</w:t>
+              <w:t xml:space="preserve">0</w:t>
             </w:r>
           </w:p>
         </w:tc>
@@ -11419,7 +11397,7 @@
                 <w:sz w:val="15"/>
                 <w:szCs w:val="15"/>
               </w:rPr>
-              <w:t xml:space="preserve">E</w:t>
+              <w:t xml:space="preserve">D</w:t>
             </w:r>
           </w:p>
         </w:tc>
@@ -11448,7 +11426,7 @@
                 <w:sz w:val="15"/>
                 <w:szCs w:val="15"/>
               </w:rPr>
-              <w:t xml:space="preserve">primary key unique</w:t>
+              <w:t xml:space="preserve">lower bound &lt;= upper bound (14 pairs)</w:t>
             </w:r>
           </w:p>
         </w:tc>
@@ -11506,7 +11484,7 @@
                 <w:sz w:val="15"/>
                 <w:szCs w:val="15"/>
               </w:rPr>
-              <w:t xml:space="preserve">33278</w:t>
+              <w:t xml:space="preserve">0</w:t>
             </w:r>
           </w:p>
         </w:tc>
@@ -11566,7 +11544,7 @@
                 <w:sz w:val="15"/>
                 <w:szCs w:val="15"/>
               </w:rPr>
-              <w:t xml:space="preserve">E</w:t>
+              <w:t xml:space="preserve">D</w:t>
             </w:r>
           </w:p>
         </w:tc>
@@ -11595,7 +11573,7 @@
                 <w:sz w:val="15"/>
                 <w:szCs w:val="15"/>
               </w:rPr>
-              <w:t xml:space="preserve">strict CEO sample: exactly one CEO per firm-year</w:t>
+              <w:t xml:space="preserve">identity match status</w:t>
             </w:r>
           </w:p>
         </w:tc>
@@ -11624,7 +11602,7 @@
                 <w:sz w:val="15"/>
                 <w:szCs w:val="15"/>
               </w:rPr>
-              <w:t xml:space="preserve">PASS</w:t>
+              <w:t xml:space="preserve">INFO</w:t>
             </w:r>
           </w:p>
         </w:tc>
@@ -11653,7 +11631,7 @@
                 <w:sz w:val="15"/>
                 <w:szCs w:val="15"/>
               </w:rPr>
-              <w:t xml:space="preserve">32231</w:t>
+              <w:t xml:space="preserve">{'matched_exact': 164808, 'unmatched': 24}</w:t>
             </w:r>
           </w:p>
         </w:tc>
@@ -11742,7 +11720,7 @@
                 <w:sz w:val="15"/>
                 <w:szCs w:val="15"/>
               </w:rPr>
-              <w:t xml:space="preserve">every CEO row exists as an executive-year or has no grants</w:t>
+              <w:t xml:space="preserve">primary key unique</w:t>
             </w:r>
           </w:p>
         </w:tc>
@@ -11791,7 +11769,18 @@
               <w:right w:type="dxa" w:w="80"/>
             </w:tcMar>
           </w:tcPr>
-          <w:p/>
+          <w:p>
+            <w:r>
+              <w:rPr>
+                <w:rFonts w:ascii="Calibri" w:cs="Calibri" w:eastAsia="Microsoft YaHei" w:hAnsi="Calibri"/>
+                <w:b w:val="false"/>
+                <w:bCs w:val="false"/>
+                <w:sz w:val="15"/>
+                <w:szCs w:val="15"/>
+              </w:rPr>
+              <w:t xml:space="preserve">33278</w:t>
+            </w:r>
+          </w:p>
         </w:tc>
       </w:tr>
       <w:tr>
@@ -11878,7 +11867,7 @@
                 <w:sz w:val="15"/>
                 <w:szCs w:val="15"/>
               </w:rPr>
-              <w:t xml:space="preserve">CEO identification status</w:t>
+              <w:t xml:space="preserve">strict CEO sample: exactly one CEO per firm-year</w:t>
             </w:r>
           </w:p>
         </w:tc>
@@ -11907,7 +11896,7 @@
                 <w:sz w:val="15"/>
                 <w:szCs w:val="15"/>
               </w:rPr>
-              <w:t xml:space="preserve">INFO</w:t>
+              <w:t xml:space="preserve">PASS</w:t>
             </w:r>
           </w:p>
         </w:tc>
@@ -11936,7 +11925,7 @@
                 <w:sz w:val="15"/>
                 <w:szCs w:val="15"/>
               </w:rPr>
-              <w:t xml:space="preserve">{'unique_current_ceo_flag': 32231, 'multiple_current_ceo_flags': 1033, 'rolecode_fallback_unique': 14}</w:t>
+              <w:t xml:space="preserve">32231</w:t>
             </w:r>
           </w:p>
         </w:tc>
@@ -12025,7 +12014,7 @@
                 <w:sz w:val="15"/>
                 <w:szCs w:val="15"/>
               </w:rPr>
-              <w:t xml:space="preserve">CEOs without grants have count variables = 0</w:t>
+              <w:t xml:space="preserve">every CEO row exists as an executive-year or has no grants</w:t>
             </w:r>
           </w:p>
         </w:tc>
@@ -12161,7 +12150,7 @@
                 <w:sz w:val="15"/>
                 <w:szCs w:val="15"/>
               </w:rPr>
-              <w:t xml:space="preserve">all 47 share/coverage variables within [0,1]</w:t>
+              <w:t xml:space="preserve">CEO identification status</w:t>
             </w:r>
           </w:p>
         </w:tc>
@@ -12190,7 +12179,7 @@
                 <w:sz w:val="15"/>
                 <w:szCs w:val="15"/>
               </w:rPr>
-              <w:t xml:space="preserve">PASS</w:t>
+              <w:t xml:space="preserve">INFO</w:t>
             </w:r>
           </w:p>
         </w:tc>
@@ -12219,7 +12208,7 @@
                 <w:sz w:val="15"/>
                 <w:szCs w:val="15"/>
               </w:rPr>
-              <w:t xml:space="preserve">0</w:t>
+              <w:t xml:space="preserve">{'unique_current_ceo_flag': 32231, 'multiple_current_ceo_flags': 1033, 'rolecode_fallback_unique': 14}</w:t>
             </w:r>
           </w:p>
         </w:tc>
@@ -12308,7 +12297,7 @@
                 <w:sz w:val="15"/>
                 <w:szCs w:val="15"/>
               </w:rPr>
-              <w:t xml:space="preserve">lower bound &lt;= upper bound (14 pairs)</w:t>
+              <w:t xml:space="preserve">CEOs without grants have count variables = 0</w:t>
             </w:r>
           </w:p>
         </w:tc>
@@ -12357,18 +12346,7 @@
               <w:right w:type="dxa" w:w="80"/>
             </w:tcMar>
           </w:tcPr>
-          <w:p>
-            <w:r>
-              <w:rPr>
-                <w:rFonts w:ascii="Calibri" w:cs="Calibri" w:eastAsia="Microsoft YaHei" w:hAnsi="Calibri"/>
-                <w:b w:val="false"/>
-                <w:bCs w:val="false"/>
-                <w:sz w:val="15"/>
-                <w:szCs w:val="15"/>
-              </w:rPr>
-              <w:t xml:space="preserve">0</w:t>
-            </w:r>
-          </w:p>
+          <w:p/>
         </w:tc>
       </w:tr>
       <w:tr>
@@ -12426,7 +12404,7 @@
                 <w:sz w:val="15"/>
                 <w:szCs w:val="15"/>
               </w:rPr>
-              <w:t xml:space="preserve">F</w:t>
+              <w:t xml:space="preserve">E</w:t>
             </w:r>
           </w:p>
         </w:tc>
@@ -12455,7 +12433,7 @@
                 <w:sz w:val="15"/>
                 <w:szCs w:val="15"/>
               </w:rPr>
-              <w:t xml:space="preserve">primary key (cik, fiscalyear) unique</w:t>
+              <w:t xml:space="preserve">all 47 share/coverage variables within [0,1]</w:t>
             </w:r>
           </w:p>
         </w:tc>
@@ -12513,7 +12491,7 @@
                 <w:sz w:val="15"/>
                 <w:szCs w:val="15"/>
               </w:rPr>
-              <w:t xml:space="preserve">33328</w:t>
+              <w:t xml:space="preserve">0</w:t>
             </w:r>
           </w:p>
         </w:tc>
@@ -12573,7 +12551,7 @@
                 <w:sz w:val="15"/>
                 <w:szCs w:val="15"/>
               </w:rPr>
-              <w:t xml:space="preserve">F</w:t>
+              <w:t xml:space="preserve">E</w:t>
             </w:r>
           </w:p>
         </w:tc>
@@ -12602,7 +12580,7 @@
                 <w:sz w:val="15"/>
                 <w:szCs w:val="15"/>
               </w:rPr>
-              <w:t xml:space="preserve">sum firm_n_grants = grants</w:t>
+              <w:t xml:space="preserve">lower bound &lt;= upper bound (14 pairs)</w:t>
             </w:r>
           </w:p>
         </w:tc>
@@ -12651,7 +12629,18 @@
               <w:right w:type="dxa" w:w="80"/>
             </w:tcMar>
           </w:tcPr>
-          <w:p/>
+          <w:p>
+            <w:r>
+              <w:rPr>
+                <w:rFonts w:ascii="Calibri" w:cs="Calibri" w:eastAsia="Microsoft YaHei" w:hAnsi="Calibri"/>
+                <w:b w:val="false"/>
+                <w:bCs w:val="false"/>
+                <w:sz w:val="15"/>
+                <w:szCs w:val="15"/>
+              </w:rPr>
+              <w:t xml:space="preserve">0</w:t>
+            </w:r>
+          </w:p>
         </w:tc>
       </w:tr>
       <w:tr>
@@ -12738,7 +12727,7 @@
                 <w:sz w:val="15"/>
                 <w:szCs w:val="15"/>
               </w:rPr>
-              <w:t xml:space="preserve">firm counts = sum over executive-years (grants, perf, ESG, unknown)</w:t>
+              <w:t xml:space="preserve">primary key (cik, fiscalyear) unique</w:t>
             </w:r>
           </w:p>
         </w:tc>
@@ -12787,7 +12776,18 @@
               <w:right w:type="dxa" w:w="80"/>
             </w:tcMar>
           </w:tcPr>
-          <w:p/>
+          <w:p>
+            <w:r>
+              <w:rPr>
+                <w:rFonts w:ascii="Calibri" w:cs="Calibri" w:eastAsia="Microsoft YaHei" w:hAnsi="Calibri"/>
+                <w:b w:val="false"/>
+                <w:bCs w:val="false"/>
+                <w:sz w:val="15"/>
+                <w:szCs w:val="15"/>
+              </w:rPr>
+              <w:t xml:space="preserve">33328</w:t>
+            </w:r>
+          </w:p>
         </w:tc>
       </w:tr>
       <w:tr>
@@ -12874,7 +12874,7 @@
                 <w:sz w:val="15"/>
                 <w:szCs w:val="15"/>
               </w:rPr>
-              <w:t xml:space="preserve">firm adoption = aggregation of executive adoption</w:t>
+              <w:t xml:space="preserve">sum firm_n_grants = grants</w:t>
             </w:r>
           </w:p>
         </w:tc>
@@ -13010,7 +13010,7 @@
                 <w:sz w:val="15"/>
                 <w:szCs w:val="15"/>
               </w:rPr>
-              <w:t xml:space="preserve">firm-years without grants have missing (not 0) ESG measures</w:t>
+              <w:t xml:space="preserve">firm counts = sum over executive-years (grants, perf, ESG, unknown)</w:t>
             </w:r>
           </w:p>
         </w:tc>
@@ -13059,18 +13059,7 @@
               <w:right w:type="dxa" w:w="80"/>
             </w:tcMar>
           </w:tcPr>
-          <w:p>
-            <w:r>
-              <w:rPr>
-                <w:rFonts w:ascii="Calibri" w:cs="Calibri" w:eastAsia="Microsoft YaHei" w:hAnsi="Calibri"/>
-                <w:b w:val="false"/>
-                <w:bCs w:val="false"/>
-                <w:sz w:val="15"/>
-                <w:szCs w:val="15"/>
-              </w:rPr>
-              <w:t xml:space="preserve">776</w:t>
-            </w:r>
-          </w:p>
+          <w:p/>
         </w:tc>
       </w:tr>
       <w:tr>
@@ -13157,7 +13146,7 @@
                 <w:sz w:val="15"/>
                 <w:szCs w:val="15"/>
               </w:rPr>
-              <w:t xml:space="preserve">firm-years without grants have count variables = 0 (not missing)</w:t>
+              <w:t xml:space="preserve">firm adoption = aggregation of executive adoption</w:t>
             </w:r>
           </w:p>
         </w:tc>
@@ -13293,7 +13282,7 @@
                 <w:sz w:val="15"/>
                 <w:szCs w:val="15"/>
               </w:rPr>
-              <w:t xml:space="preserve">pillar E adoption = 1 implies Strict perf adoption = 1</w:t>
+              <w:t xml:space="preserve">firm-years without grants have missing (not 0) ESG measures</w:t>
             </w:r>
           </w:p>
         </w:tc>
@@ -13342,7 +13331,18 @@
               <w:right w:type="dxa" w:w="80"/>
             </w:tcMar>
           </w:tcPr>
-          <w:p/>
+          <w:p>
+            <w:r>
+              <w:rPr>
+                <w:rFonts w:ascii="Calibri" w:cs="Calibri" w:eastAsia="Microsoft YaHei" w:hAnsi="Calibri"/>
+                <w:b w:val="false"/>
+                <w:bCs w:val="false"/>
+                <w:sz w:val="15"/>
+                <w:szCs w:val="15"/>
+              </w:rPr>
+              <w:t xml:space="preserve">776</w:t>
+            </w:r>
+          </w:p>
         </w:tc>
       </w:tr>
       <w:tr>
@@ -13429,7 +13429,7 @@
                 <w:sz w:val="15"/>
                 <w:szCs w:val="15"/>
               </w:rPr>
-              <w:t xml:space="preserve">pillar S adoption = 1 implies Strict perf adoption = 1</w:t>
+              <w:t xml:space="preserve">firm-years without grants have count variables = 0 (not missing)</w:t>
             </w:r>
           </w:p>
         </w:tc>
@@ -13565,7 +13565,7 @@
                 <w:sz w:val="15"/>
                 <w:szCs w:val="15"/>
               </w:rPr>
-              <w:t xml:space="preserve">pillar G adoption = 1 implies Strict perf adoption = 1</w:t>
+              <w:t xml:space="preserve">pillar E adoption = 1 implies Strict perf adoption = 1</w:t>
             </w:r>
           </w:p>
         </w:tc>
@@ -13701,7 +13701,7 @@
                 <w:sz w:val="15"/>
                 <w:szCs w:val="15"/>
               </w:rPr>
-              <w:t xml:space="preserve">firm E adoption re-derived from grants (pillar-specific zero rule)</w:t>
+              <w:t xml:space="preserve">pillar S adoption = 1 implies Strict perf adoption = 1</w:t>
             </w:r>
           </w:p>
         </w:tc>
@@ -13837,7 +13837,7 @@
                 <w:sz w:val="15"/>
                 <w:szCs w:val="15"/>
               </w:rPr>
-              <w:t xml:space="preserve">firm E perf-grant share lower bound re-derived from grants</w:t>
+              <w:t xml:space="preserve">pillar G adoption = 1 implies Strict perf adoption = 1</w:t>
             </w:r>
           </w:p>
         </w:tc>
@@ -13973,7 +13973,7 @@
                 <w:sz w:val="15"/>
                 <w:szCs w:val="15"/>
               </w:rPr>
-              <w:t xml:space="preserve">firm S adoption re-derived from grants (pillar-specific zero rule)</w:t>
+              <w:t xml:space="preserve">firm E adoption re-derived from grants (pillar-specific zero rule)</w:t>
             </w:r>
           </w:p>
         </w:tc>
@@ -14109,7 +14109,7 @@
                 <w:sz w:val="15"/>
                 <w:szCs w:val="15"/>
               </w:rPr>
-              <w:t xml:space="preserve">firm S perf-grant share lower bound re-derived from grants</w:t>
+              <w:t xml:space="preserve">firm E perf-grant share lower bound re-derived from grants</w:t>
             </w:r>
           </w:p>
         </w:tc>
@@ -14245,7 +14245,7 @@
                 <w:sz w:val="15"/>
                 <w:szCs w:val="15"/>
               </w:rPr>
-              <w:t xml:space="preserve">firm G adoption re-derived from grants (pillar-specific zero rule)</w:t>
+              <w:t xml:space="preserve">firm S adoption re-derived from grants (pillar-specific zero rule)</w:t>
             </w:r>
           </w:p>
         </w:tc>
@@ -14381,7 +14381,7 @@
                 <w:sz w:val="15"/>
                 <w:szCs w:val="15"/>
               </w:rPr>
-              <w:t xml:space="preserve">firm G perf-grant share lower bound re-derived from grants</w:t>
+              <w:t xml:space="preserve">firm S perf-grant share lower bound re-derived from grants</w:t>
             </w:r>
           </w:p>
         </w:tc>
@@ -14517,7 +14517,7 @@
                 <w:sz w:val="15"/>
                 <w:szCs w:val="15"/>
               </w:rPr>
-              <w:t xml:space="preserve">S adoption is not identical to Strict adoption (guards against a pillar/strict name collision)</w:t>
+              <w:t xml:space="preserve">firm G adoption re-derived from grants (pillar-specific zero rule)</w:t>
             </w:r>
           </w:p>
         </w:tc>
@@ -14653,7 +14653,7 @@
                 <w:sz w:val="15"/>
                 <w:szCs w:val="15"/>
               </w:rPr>
-              <w:t xml:space="preserve">all 47 share/coverage variables within [0,1]</w:t>
+              <w:t xml:space="preserve">firm G perf-grant share lower bound re-derived from grants</w:t>
             </w:r>
           </w:p>
         </w:tc>
@@ -14702,18 +14702,7 @@
               <w:right w:type="dxa" w:w="80"/>
             </w:tcMar>
           </w:tcPr>
-          <w:p>
-            <w:r>
-              <w:rPr>
-                <w:rFonts w:ascii="Calibri" w:cs="Calibri" w:eastAsia="Microsoft YaHei" w:hAnsi="Calibri"/>
-                <w:b w:val="false"/>
-                <w:bCs w:val="false"/>
-                <w:sz w:val="15"/>
-                <w:szCs w:val="15"/>
-              </w:rPr>
-              <w:t xml:space="preserve">0</w:t>
-            </w:r>
-          </w:p>
+          <w:p/>
         </w:tc>
       </w:tr>
       <w:tr>
@@ -14800,7 +14789,7 @@
                 <w:sz w:val="15"/>
                 <w:szCs w:val="15"/>
               </w:rPr>
-              <w:t xml:space="preserve">lower bound &lt;= upper bound (14 pairs)</w:t>
+              <w:t xml:space="preserve">S adoption is not identical to Strict adoption (guards against a pillar/strict name collision)</w:t>
             </w:r>
           </w:p>
         </w:tc>
@@ -14849,18 +14838,7 @@
               <w:right w:type="dxa" w:w="80"/>
             </w:tcMar>
           </w:tcPr>
-          <w:p>
-            <w:r>
-              <w:rPr>
-                <w:rFonts w:ascii="Calibri" w:cs="Calibri" w:eastAsia="Microsoft YaHei" w:hAnsi="Calibri"/>
-                <w:b w:val="false"/>
-                <w:bCs w:val="false"/>
-                <w:sz w:val="15"/>
-                <w:szCs w:val="15"/>
-              </w:rPr>
-              <w:t xml:space="preserve">0</w:t>
-            </w:r>
-          </w:p>
+          <w:p/>
         </w:tc>
       </w:tr>
       <w:tr>
@@ -14918,7 +14896,7 @@
                 <w:sz w:val="15"/>
                 <w:szCs w:val="15"/>
               </w:rPr>
-              <w:t xml:space="preserve">G</w:t>
+              <w:t xml:space="preserve">F</w:t>
             </w:r>
           </w:p>
         </w:tc>
@@ -14947,7 +14925,7 @@
                 <w:sz w:val="15"/>
                 <w:szCs w:val="15"/>
               </w:rPr>
-              <w:t xml:space="preserve">primary key (cik, fiscalyear) unique</w:t>
+              <w:t xml:space="preserve">all 47 share/coverage variables within [0,1]</w:t>
             </w:r>
           </w:p>
         </w:tc>
@@ -15005,7 +14983,7 @@
                 <w:sz w:val="15"/>
                 <w:szCs w:val="15"/>
               </w:rPr>
-              <w:t xml:space="preserve">31944</w:t>
+              <w:t xml:space="preserve">0</w:t>
             </w:r>
           </w:p>
         </w:tc>
@@ -15065,7 +15043,7 @@
                 <w:sz w:val="15"/>
                 <w:szCs w:val="15"/>
               </w:rPr>
-              <w:t xml:space="preserve">G</w:t>
+              <w:t xml:space="preserve">F</w:t>
             </w:r>
           </w:p>
         </w:tc>
@@ -15094,7 +15072,7 @@
                 <w:sz w:val="15"/>
                 <w:szCs w:val="15"/>
               </w:rPr>
-              <w:t xml:space="preserve">non-CEO grants &lt;= firm grants</w:t>
+              <w:t xml:space="preserve">lower bound &lt;= upper bound (14 pairs)</w:t>
             </w:r>
           </w:p>
         </w:tc>
@@ -15143,7 +15121,18 @@
               <w:right w:type="dxa" w:w="80"/>
             </w:tcMar>
           </w:tcPr>
-          <w:p/>
+          <w:p>
+            <w:r>
+              <w:rPr>
+                <w:rFonts w:ascii="Calibri" w:cs="Calibri" w:eastAsia="Microsoft YaHei" w:hAnsi="Calibri"/>
+                <w:b w:val="false"/>
+                <w:bCs w:val="false"/>
+                <w:sz w:val="15"/>
+                <w:szCs w:val="15"/>
+              </w:rPr>
+              <w:t xml:space="preserve">0</w:t>
+            </w:r>
+          </w:p>
         </w:tc>
       </w:tr>
       <w:tr>
@@ -15230,7 +15219,7 @@
                 <w:sz w:val="15"/>
                 <w:szCs w:val="15"/>
               </w:rPr>
-              <w:t xml:space="preserve">all 47 share/coverage variables within [0,1]</w:t>
+              <w:t xml:space="preserve">primary key (cik, fiscalyear) unique</w:t>
             </w:r>
           </w:p>
         </w:tc>
@@ -15288,7 +15277,7 @@
                 <w:sz w:val="15"/>
                 <w:szCs w:val="15"/>
               </w:rPr>
-              <w:t xml:space="preserve">0</w:t>
+              <w:t xml:space="preserve">31944</w:t>
             </w:r>
           </w:p>
         </w:tc>
@@ -15377,7 +15366,7 @@
                 <w:sz w:val="15"/>
                 <w:szCs w:val="15"/>
               </w:rPr>
-              <w:t xml:space="preserve">lower bound &lt;= upper bound (14 pairs)</w:t>
+              <w:t xml:space="preserve">non-CEO grants &lt;= firm grants</w:t>
             </w:r>
           </w:p>
         </w:tc>
@@ -15426,18 +15415,7 @@
               <w:right w:type="dxa" w:w="80"/>
             </w:tcMar>
           </w:tcPr>
-          <w:p>
-            <w:r>
-              <w:rPr>
-                <w:rFonts w:ascii="Calibri" w:cs="Calibri" w:eastAsia="Microsoft YaHei" w:hAnsi="Calibri"/>
-                <w:b w:val="false"/>
-                <w:bCs w:val="false"/>
-                <w:sz w:val="15"/>
-                <w:szCs w:val="15"/>
-              </w:rPr>
-              <w:t xml:space="preserve">0</w:t>
-            </w:r>
-          </w:p>
+          <w:p/>
         </w:tc>
       </w:tr>
       <w:tr>
@@ -15495,7 +15473,7 @@
                 <w:sz w:val="15"/>
                 <w:szCs w:val="15"/>
               </w:rPr>
-              <w:t xml:space="preserve">audit</w:t>
+              <w:t xml:space="preserve">G</w:t>
             </w:r>
           </w:p>
         </w:tc>
@@ -15524,7 +15502,7 @@
                 <w:sz w:val="15"/>
                 <w:szCs w:val="15"/>
               </w:rPr>
-              <w:t xml:space="preserve">audit_goal_grants_missing_in_grant_table.csv</w:t>
+              <w:t xml:space="preserve">all 47 share/coverage variables within [0,1]</w:t>
             </w:r>
           </w:p>
         </w:tc>
@@ -15553,7 +15531,7 @@
                 <w:sz w:val="15"/>
                 <w:szCs w:val="15"/>
               </w:rPr>
-              <w:t xml:space="preserve">INFO</w:t>
+              <w:t xml:space="preserve">PASS</w:t>
             </w:r>
           </w:p>
         </w:tc>
@@ -15582,7 +15560,7 @@
                 <w:sz w:val="15"/>
                 <w:szCs w:val="15"/>
               </w:rPr>
-              <w:t xml:space="preserve">3</w:t>
+              <w:t xml:space="preserve">0</w:t>
             </w:r>
           </w:p>
         </w:tc>
@@ -15642,7 +15620,7 @@
                 <w:sz w:val="15"/>
                 <w:szCs w:val="15"/>
               </w:rPr>
-              <w:t xml:space="preserve">audit</w:t>
+              <w:t xml:space="preserve">G</w:t>
             </w:r>
           </w:p>
         </w:tc>
@@ -15671,7 +15649,7 @@
                 <w:sz w:val="15"/>
                 <w:szCs w:val="15"/>
               </w:rPr>
-              <w:t xml:space="preserve">audit_grants_unmatched_participant.csv</w:t>
+              <w:t xml:space="preserve">lower bound &lt;= upper bound (14 pairs)</w:t>
             </w:r>
           </w:p>
         </w:tc>
@@ -15700,7 +15678,7 @@
                 <w:sz w:val="15"/>
                 <w:szCs w:val="15"/>
               </w:rPr>
-              <w:t xml:space="preserve">INFO</w:t>
+              <w:t xml:space="preserve">PASS</w:t>
             </w:r>
           </w:p>
         </w:tc>
@@ -15729,7 +15707,7 @@
                 <w:sz w:val="15"/>
                 <w:szCs w:val="15"/>
               </w:rPr>
-              <w:t xml:space="preserve">117</w:t>
+              <w:t xml:space="preserve">0</w:t>
             </w:r>
           </w:p>
         </w:tc>
@@ -15818,7 +15796,7 @@
                 <w:sz w:val="15"/>
                 <w:szCs w:val="15"/>
               </w:rPr>
-              <w:t xml:space="preserve">audit_ceo_exceptions.csv</w:t>
+              <w:t xml:space="preserve">audit_goal_grants_missing_in_grant_table.csv</w:t>
             </w:r>
           </w:p>
         </w:tc>
@@ -15876,7 +15854,7 @@
                 <w:sz w:val="15"/>
                 <w:szCs w:val="15"/>
               </w:rPr>
-              <w:t xml:space="preserve">1960</w:t>
+              <w:t xml:space="preserve">3</w:t>
             </w:r>
           </w:p>
         </w:tc>
@@ -15908,6 +15886,300 @@
                 <w:szCs w:val="15"/>
               </w:rPr>
               <w:t xml:space="preserve">Q093</w:t>
+            </w:r>
+          </w:p>
+        </w:tc>
+        <w:tc>
+          <w:tcPr>
+            <w:tcW w:type="dxa" w:w="702"/>
+            <w:tcBorders>
+              <w:top w:val="single" w:color="BFBFBF" w:sz="4"/>
+              <w:left w:val="single" w:color="BFBFBF" w:sz="4"/>
+              <w:bottom w:val="single" w:color="BFBFBF" w:sz="4"/>
+              <w:right w:val="single" w:color="BFBFBF" w:sz="4"/>
+            </w:tcBorders>
+            <w:tcMar>
+              <w:top w:type="dxa" w:w="40"/>
+              <w:left w:type="dxa" w:w="80"/>
+              <w:bottom w:type="dxa" w:w="40"/>
+              <w:right w:type="dxa" w:w="80"/>
+            </w:tcMar>
+          </w:tcPr>
+          <w:p>
+            <w:r>
+              <w:rPr>
+                <w:rFonts w:ascii="Calibri" w:cs="Calibri" w:eastAsia="Microsoft YaHei" w:hAnsi="Calibri"/>
+                <w:b w:val="false"/>
+                <w:bCs w:val="false"/>
+                <w:sz w:val="15"/>
+                <w:szCs w:val="15"/>
+              </w:rPr>
+              <w:t xml:space="preserve">audit</w:t>
+            </w:r>
+          </w:p>
+        </w:tc>
+        <w:tc>
+          <w:tcPr>
+            <w:tcW w:type="dxa" w:w="4718"/>
+            <w:tcBorders>
+              <w:top w:val="single" w:color="BFBFBF" w:sz="4"/>
+              <w:left w:val="single" w:color="BFBFBF" w:sz="4"/>
+              <w:bottom w:val="single" w:color="BFBFBF" w:sz="4"/>
+              <w:right w:val="single" w:color="BFBFBF" w:sz="4"/>
+            </w:tcBorders>
+            <w:tcMar>
+              <w:top w:type="dxa" w:w="40"/>
+              <w:left w:type="dxa" w:w="80"/>
+              <w:bottom w:type="dxa" w:w="40"/>
+              <w:right w:type="dxa" w:w="80"/>
+            </w:tcMar>
+          </w:tcPr>
+          <w:p>
+            <w:r>
+              <w:rPr>
+                <w:rFonts w:ascii="Calibri" w:cs="Calibri" w:eastAsia="Microsoft YaHei" w:hAnsi="Calibri"/>
+                <w:b w:val="false"/>
+                <w:bCs w:val="false"/>
+                <w:sz w:val="15"/>
+                <w:szCs w:val="15"/>
+              </w:rPr>
+              <w:t xml:space="preserve">audit_grants_unmatched_participant.csv</w:t>
+            </w:r>
+          </w:p>
+        </w:tc>
+        <w:tc>
+          <w:tcPr>
+            <w:tcW w:type="dxa" w:w="803"/>
+            <w:tcBorders>
+              <w:top w:val="single" w:color="BFBFBF" w:sz="4"/>
+              <w:left w:val="single" w:color="BFBFBF" w:sz="4"/>
+              <w:bottom w:val="single" w:color="BFBFBF" w:sz="4"/>
+              <w:right w:val="single" w:color="BFBFBF" w:sz="4"/>
+            </w:tcBorders>
+            <w:tcMar>
+              <w:top w:type="dxa" w:w="40"/>
+              <w:left w:type="dxa" w:w="80"/>
+              <w:bottom w:type="dxa" w:w="40"/>
+              <w:right w:type="dxa" w:w="80"/>
+            </w:tcMar>
+          </w:tcPr>
+          <w:p>
+            <w:r>
+              <w:rPr>
+                <w:rFonts w:ascii="Calibri" w:cs="Calibri" w:eastAsia="Microsoft YaHei" w:hAnsi="Calibri"/>
+                <w:b w:val="false"/>
+                <w:bCs w:val="false"/>
+                <w:sz w:val="15"/>
+                <w:szCs w:val="15"/>
+              </w:rPr>
+              <w:t xml:space="preserve">INFO</w:t>
+            </w:r>
+          </w:p>
+        </w:tc>
+        <w:tc>
+          <w:tcPr>
+            <w:tcW w:type="dxa" w:w="2612"/>
+            <w:tcBorders>
+              <w:top w:val="single" w:color="BFBFBF" w:sz="4"/>
+              <w:left w:val="single" w:color="BFBFBF" w:sz="4"/>
+              <w:bottom w:val="single" w:color="BFBFBF" w:sz="4"/>
+              <w:right w:val="single" w:color="BFBFBF" w:sz="4"/>
+            </w:tcBorders>
+            <w:tcMar>
+              <w:top w:type="dxa" w:w="40"/>
+              <w:left w:type="dxa" w:w="80"/>
+              <w:bottom w:type="dxa" w:w="40"/>
+              <w:right w:type="dxa" w:w="80"/>
+            </w:tcMar>
+          </w:tcPr>
+          <w:p>
+            <w:r>
+              <w:rPr>
+                <w:rFonts w:ascii="Calibri" w:cs="Calibri" w:eastAsia="Microsoft YaHei" w:hAnsi="Calibri"/>
+                <w:b w:val="false"/>
+                <w:bCs w:val="false"/>
+                <w:sz w:val="15"/>
+                <w:szCs w:val="15"/>
+              </w:rPr>
+              <w:t xml:space="preserve">117</w:t>
+            </w:r>
+          </w:p>
+        </w:tc>
+      </w:tr>
+      <w:tr>
+        <w:tc>
+          <w:tcPr>
+            <w:tcW w:type="dxa" w:w="803"/>
+            <w:tcBorders>
+              <w:top w:val="single" w:color="BFBFBF" w:sz="4"/>
+              <w:left w:val="single" w:color="BFBFBF" w:sz="4"/>
+              <w:bottom w:val="single" w:color="BFBFBF" w:sz="4"/>
+              <w:right w:val="single" w:color="BFBFBF" w:sz="4"/>
+            </w:tcBorders>
+            <w:tcMar>
+              <w:top w:type="dxa" w:w="40"/>
+              <w:left w:type="dxa" w:w="80"/>
+              <w:bottom w:type="dxa" w:w="40"/>
+              <w:right w:type="dxa" w:w="80"/>
+            </w:tcMar>
+          </w:tcPr>
+          <w:p>
+            <w:r>
+              <w:rPr>
+                <w:rFonts w:ascii="Calibri" w:cs="Calibri" w:eastAsia="Microsoft YaHei" w:hAnsi="Calibri"/>
+                <w:b w:val="false"/>
+                <w:bCs w:val="false"/>
+                <w:sz w:val="15"/>
+                <w:szCs w:val="15"/>
+              </w:rPr>
+              <w:t xml:space="preserve">Q094</w:t>
+            </w:r>
+          </w:p>
+        </w:tc>
+        <w:tc>
+          <w:tcPr>
+            <w:tcW w:type="dxa" w:w="702"/>
+            <w:tcBorders>
+              <w:top w:val="single" w:color="BFBFBF" w:sz="4"/>
+              <w:left w:val="single" w:color="BFBFBF" w:sz="4"/>
+              <w:bottom w:val="single" w:color="BFBFBF" w:sz="4"/>
+              <w:right w:val="single" w:color="BFBFBF" w:sz="4"/>
+            </w:tcBorders>
+            <w:tcMar>
+              <w:top w:type="dxa" w:w="40"/>
+              <w:left w:type="dxa" w:w="80"/>
+              <w:bottom w:type="dxa" w:w="40"/>
+              <w:right w:type="dxa" w:w="80"/>
+            </w:tcMar>
+          </w:tcPr>
+          <w:p>
+            <w:r>
+              <w:rPr>
+                <w:rFonts w:ascii="Calibri" w:cs="Calibri" w:eastAsia="Microsoft YaHei" w:hAnsi="Calibri"/>
+                <w:b w:val="false"/>
+                <w:bCs w:val="false"/>
+                <w:sz w:val="15"/>
+                <w:szCs w:val="15"/>
+              </w:rPr>
+              <w:t xml:space="preserve">audit</w:t>
+            </w:r>
+          </w:p>
+        </w:tc>
+        <w:tc>
+          <w:tcPr>
+            <w:tcW w:type="dxa" w:w="4718"/>
+            <w:tcBorders>
+              <w:top w:val="single" w:color="BFBFBF" w:sz="4"/>
+              <w:left w:val="single" w:color="BFBFBF" w:sz="4"/>
+              <w:bottom w:val="single" w:color="BFBFBF" w:sz="4"/>
+              <w:right w:val="single" w:color="BFBFBF" w:sz="4"/>
+            </w:tcBorders>
+            <w:tcMar>
+              <w:top w:type="dxa" w:w="40"/>
+              <w:left w:type="dxa" w:w="80"/>
+              <w:bottom w:type="dxa" w:w="40"/>
+              <w:right w:type="dxa" w:w="80"/>
+            </w:tcMar>
+          </w:tcPr>
+          <w:p>
+            <w:r>
+              <w:rPr>
+                <w:rFonts w:ascii="Calibri" w:cs="Calibri" w:eastAsia="Microsoft YaHei" w:hAnsi="Calibri"/>
+                <w:b w:val="false"/>
+                <w:bCs w:val="false"/>
+                <w:sz w:val="15"/>
+                <w:szCs w:val="15"/>
+              </w:rPr>
+              <w:t xml:space="preserve">audit_ceo_exceptions.csv</w:t>
+            </w:r>
+          </w:p>
+        </w:tc>
+        <w:tc>
+          <w:tcPr>
+            <w:tcW w:type="dxa" w:w="803"/>
+            <w:tcBorders>
+              <w:top w:val="single" w:color="BFBFBF" w:sz="4"/>
+              <w:left w:val="single" w:color="BFBFBF" w:sz="4"/>
+              <w:bottom w:val="single" w:color="BFBFBF" w:sz="4"/>
+              <w:right w:val="single" w:color="BFBFBF" w:sz="4"/>
+            </w:tcBorders>
+            <w:tcMar>
+              <w:top w:type="dxa" w:w="40"/>
+              <w:left w:type="dxa" w:w="80"/>
+              <w:bottom w:type="dxa" w:w="40"/>
+              <w:right w:type="dxa" w:w="80"/>
+            </w:tcMar>
+          </w:tcPr>
+          <w:p>
+            <w:r>
+              <w:rPr>
+                <w:rFonts w:ascii="Calibri" w:cs="Calibri" w:eastAsia="Microsoft YaHei" w:hAnsi="Calibri"/>
+                <w:b w:val="false"/>
+                <w:bCs w:val="false"/>
+                <w:sz w:val="15"/>
+                <w:szCs w:val="15"/>
+              </w:rPr>
+              <w:t xml:space="preserve">INFO</w:t>
+            </w:r>
+          </w:p>
+        </w:tc>
+        <w:tc>
+          <w:tcPr>
+            <w:tcW w:type="dxa" w:w="2612"/>
+            <w:tcBorders>
+              <w:top w:val="single" w:color="BFBFBF" w:sz="4"/>
+              <w:left w:val="single" w:color="BFBFBF" w:sz="4"/>
+              <w:bottom w:val="single" w:color="BFBFBF" w:sz="4"/>
+              <w:right w:val="single" w:color="BFBFBF" w:sz="4"/>
+            </w:tcBorders>
+            <w:tcMar>
+              <w:top w:type="dxa" w:w="40"/>
+              <w:left w:type="dxa" w:w="80"/>
+              <w:bottom w:type="dxa" w:w="40"/>
+              <w:right w:type="dxa" w:w="80"/>
+            </w:tcMar>
+          </w:tcPr>
+          <w:p>
+            <w:r>
+              <w:rPr>
+                <w:rFonts w:ascii="Calibri" w:cs="Calibri" w:eastAsia="Microsoft YaHei" w:hAnsi="Calibri"/>
+                <w:b w:val="false"/>
+                <w:bCs w:val="false"/>
+                <w:sz w:val="15"/>
+                <w:szCs w:val="15"/>
+              </w:rPr>
+              <w:t xml:space="preserve">1960</w:t>
+            </w:r>
+          </w:p>
+        </w:tc>
+      </w:tr>
+      <w:tr>
+        <w:tc>
+          <w:tcPr>
+            <w:tcW w:type="dxa" w:w="803"/>
+            <w:tcBorders>
+              <w:top w:val="single" w:color="BFBFBF" w:sz="4"/>
+              <w:left w:val="single" w:color="BFBFBF" w:sz="4"/>
+              <w:bottom w:val="single" w:color="BFBFBF" w:sz="4"/>
+              <w:right w:val="single" w:color="BFBFBF" w:sz="4"/>
+            </w:tcBorders>
+            <w:tcMar>
+              <w:top w:type="dxa" w:w="40"/>
+              <w:left w:type="dxa" w:w="80"/>
+              <w:bottom w:type="dxa" w:w="40"/>
+              <w:right w:type="dxa" w:w="80"/>
+            </w:tcMar>
+          </w:tcPr>
+          <w:p>
+            <w:r>
+              <w:rPr>
+                <w:rFonts w:ascii="Calibri" w:cs="Calibri" w:eastAsia="Microsoft YaHei" w:hAnsi="Calibri"/>
+                <w:b w:val="false"/>
+                <w:bCs w:val="false"/>
+                <w:sz w:val="15"/>
+                <w:szCs w:val="15"/>
+              </w:rPr>
+              <w:t xml:space="preserve">Q095</w:t>
             </w:r>
           </w:p>
         </w:tc>
@@ -17430,7 +17702,7 @@
                 <w:sz w:val="15"/>
                 <w:szCs w:val="15"/>
               </w:rPr>
-              <w:t xml:space="preserve">Q047</w:t>
+              <w:t xml:space="preserve">Q049</w:t>
             </w:r>
           </w:p>
         </w:tc>
@@ -17577,7 +17849,7 @@
                 <w:sz w:val="15"/>
                 <w:szCs w:val="15"/>
               </w:rPr>
-              <w:t xml:space="preserve">Q050</w:t>
+              <w:t xml:space="preserve">Q052</w:t>
             </w:r>
           </w:p>
         </w:tc>
@@ -17724,7 +17996,7 @@
                 <w:sz w:val="15"/>
                 <w:szCs w:val="15"/>
               </w:rPr>
-              <w:t xml:space="preserve">Q060</w:t>
+              <w:t xml:space="preserve">Q062</w:t>
             </w:r>
           </w:p>
         </w:tc>
@@ -17871,7 +18143,7 @@
                 <w:sz w:val="15"/>
                 <w:szCs w:val="15"/>
               </w:rPr>
-              <w:t xml:space="preserve">Q064</w:t>
+              <w:t xml:space="preserve">Q066</w:t>
             </w:r>
           </w:p>
         </w:tc>
@@ -18018,7 +18290,7 @@
                 <w:sz w:val="15"/>
                 <w:szCs w:val="15"/>
               </w:rPr>
-              <w:t xml:space="preserve">Q090</w:t>
+              <w:t xml:space="preserve">Q092</w:t>
             </w:r>
           </w:p>
         </w:tc>
@@ -18165,7 +18437,7 @@
                 <w:sz w:val="15"/>
                 <w:szCs w:val="15"/>
               </w:rPr>
-              <w:t xml:space="preserve">Q091</w:t>
+              <w:t xml:space="preserve">Q093</w:t>
             </w:r>
           </w:p>
         </w:tc>
@@ -18312,7 +18584,7 @@
                 <w:sz w:val="15"/>
                 <w:szCs w:val="15"/>
               </w:rPr>
-              <w:t xml:space="preserve">Q092</w:t>
+              <w:t xml:space="preserve">Q094</w:t>
             </w:r>
           </w:p>
         </w:tc>
@@ -18459,7 +18731,7 @@
                 <w:sz w:val="15"/>
                 <w:szCs w:val="15"/>
               </w:rPr>
-              <w:t xml:space="preserve">Q093</w:t>
+              <w:t xml:space="preserve">Q095</w:t>
             </w:r>
           </w:p>
         </w:tc>
@@ -18621,7 +18893,7 @@
         <w:rPr>
           <w:rFonts w:ascii="Calibri" w:cs="Calibri" w:eastAsia="Microsoft YaHei" w:hAnsi="Calibri"/>
         </w:rPr>
-        <w:t xml:space="preserve">不可能取值设为缺失：负的 grantDateFV n/a 个，负的 vestHighGrant n/a 个。</w:t>
+        <w:t xml:space="preserve">不可能取值设为缺失：负的 grantDateFV 1 个，负的 vestHighGrant 18 个。</w:t>
       </w:r>
     </w:p>
     <w:p>
